--- a/Lab4_clean/report/ЛР4-Игнатьев-Улановский.docx
+++ b/Lab4_clean/report/ЛР4-Игнатьев-Улановский.docx
@@ -1022,7 +1022,7 @@
           <w:r>
             <w:fldChar w:fldCharType="separate"/>
           </w:r>
-          <w:hyperlink w:anchor="_Toc228777631" w:history="1">
+          <w:hyperlink w:anchor="_Toc228455819" w:history="1">
             <w:r>
               <w:rPr>
                 <w:rStyle w:val="aff2"/>
@@ -1060,7 +1060,7 @@
               <w:rPr>
                 <w:webHidden/>
               </w:rPr>
-              <w:instrText xml:space="preserve"> PAGEREF _Toc228777631 \h </w:instrText>
+              <w:instrText xml:space="preserve"> PAGEREF _Toc228455819 \h </w:instrText>
             </w:r>
             <w:r>
               <w:rPr>
@@ -1077,7 +1077,7 @@
               <w:rPr>
                 <w:webHidden/>
               </w:rPr>
-              <w:t>4</w:t>
+              <w:t>3</w:t>
             </w:r>
             <w:r>
               <w:rPr>
@@ -1097,7 +1097,7 @@
               <w:szCs w:val="22"/>
             </w:rPr>
           </w:pPr>
-          <w:hyperlink w:anchor="_Toc228777632" w:history="1">
+          <w:hyperlink w:anchor="_Toc228455820" w:history="1">
             <w:r>
               <w:rPr>
                 <w:rStyle w:val="aff2"/>
@@ -1135,7 +1135,7 @@
               <w:rPr>
                 <w:webHidden/>
               </w:rPr>
-              <w:instrText xml:space="preserve"> PAGEREF _Toc228777632 \h </w:instrText>
+              <w:instrText xml:space="preserve"> PAGEREF _Toc228455820 \h </w:instrText>
             </w:r>
             <w:r>
               <w:rPr>
@@ -1152,7 +1152,7 @@
               <w:rPr>
                 <w:webHidden/>
               </w:rPr>
-              <w:t>5</w:t>
+              <w:t>4</w:t>
             </w:r>
             <w:r>
               <w:rPr>
@@ -1172,7 +1172,7 @@
               <w:szCs w:val="22"/>
             </w:rPr>
           </w:pPr>
-          <w:hyperlink w:anchor="_Toc228777633" w:history="1">
+          <w:hyperlink w:anchor="_Toc228455821" w:history="1">
             <w:r>
               <w:rPr>
                 <w:rStyle w:val="aff2"/>
@@ -1194,7 +1194,7 @@
                 <w:rStyle w:val="aff2"/>
                 <w:noProof/>
               </w:rPr>
-              <w:t>Физическая организация данных в PostgreSQL</w:t>
+              <w:t>Основы организации данных в СУБД</w:t>
             </w:r>
             <w:r>
               <w:rPr>
@@ -1215,7 +1215,7 @@
                 <w:noProof/>
                 <w:webHidden/>
               </w:rPr>
-              <w:instrText xml:space="preserve"> PAGEREF _Toc228777633 \h </w:instrText>
+              <w:instrText xml:space="preserve"> PAGEREF _Toc228455821 \h </w:instrText>
             </w:r>
             <w:r>
               <w:rPr>
@@ -1235,7 +1235,7 @@
                 <w:noProof/>
                 <w:webHidden/>
               </w:rPr>
-              <w:t>5</w:t>
+              <w:t>4</w:t>
             </w:r>
             <w:r>
               <w:rPr>
@@ -1256,7 +1256,7 @@
               <w:szCs w:val="22"/>
             </w:rPr>
           </w:pPr>
-          <w:hyperlink w:anchor="_Toc228777634" w:history="1">
+          <w:hyperlink w:anchor="_Toc228455822" w:history="1">
             <w:r>
               <w:rPr>
                 <w:rStyle w:val="aff2"/>
@@ -1278,7 +1278,7 @@
                 <w:rStyle w:val="aff2"/>
                 <w:noProof/>
               </w:rPr>
-              <w:t>Индексы и их влияние на производительность</w:t>
+              <w:t>Разграничение доступа в СУБД</w:t>
             </w:r>
             <w:r>
               <w:rPr>
@@ -1299,7 +1299,7 @@
                 <w:noProof/>
                 <w:webHidden/>
               </w:rPr>
-              <w:instrText xml:space="preserve"> PAGEREF _Toc228777634 \h </w:instrText>
+              <w:instrText xml:space="preserve"> PAGEREF _Toc228455822 \h </w:instrText>
             </w:r>
             <w:r>
               <w:rPr>
@@ -1319,7 +1319,7 @@
                 <w:noProof/>
                 <w:webHidden/>
               </w:rPr>
-              <w:t>5</w:t>
+              <w:t>4</w:t>
             </w:r>
             <w:r>
               <w:rPr>
@@ -1340,7 +1340,7 @@
               <w:szCs w:val="22"/>
             </w:rPr>
           </w:pPr>
-          <w:hyperlink w:anchor="_Toc228777635" w:history="1">
+          <w:hyperlink w:anchor="_Toc228455823" w:history="1">
             <w:r>
               <w:rPr>
                 <w:rStyle w:val="aff2"/>
@@ -1362,7 +1362,7 @@
                 <w:rStyle w:val="aff2"/>
                 <w:noProof/>
               </w:rPr>
-              <w:t>Секционирование таблиц</w:t>
+              <w:t>Роли, привилегии и политики безопасности строк</w:t>
             </w:r>
             <w:r>
               <w:rPr>
@@ -1383,7 +1383,7 @@
                 <w:noProof/>
                 <w:webHidden/>
               </w:rPr>
-              <w:instrText xml:space="preserve"> PAGEREF _Toc228777635 \h </w:instrText>
+              <w:instrText xml:space="preserve"> PAGEREF _Toc228455823 \h </w:instrText>
             </w:r>
             <w:r>
               <w:rPr>
@@ -1408,6 +1408,81 @@
             <w:r>
               <w:rPr>
                 <w:noProof/>
+                <w:webHidden/>
+              </w:rPr>
+              <w:fldChar w:fldCharType="end"/>
+            </w:r>
+          </w:hyperlink>
+        </w:p>
+        <w:p>
+          <w:pPr>
+            <w:pStyle w:val="11"/>
+            <w:rPr>
+              <w:rFonts w:asciiTheme="minorHAnsi" w:hAnsiTheme="minorHAnsi"/>
+              <w:b w:val="0"/>
+              <w:sz w:val="22"/>
+              <w:szCs w:val="22"/>
+            </w:rPr>
+          </w:pPr>
+          <w:hyperlink w:anchor="_Toc228455824" w:history="1">
+            <w:r>
+              <w:rPr>
+                <w:rStyle w:val="aff2"/>
+              </w:rPr>
+              <w:t>3</w:t>
+            </w:r>
+            <w:r>
+              <w:rPr>
+                <w:rFonts w:asciiTheme="minorHAnsi" w:hAnsiTheme="minorHAnsi"/>
+                <w:b w:val="0"/>
+                <w:sz w:val="22"/>
+                <w:szCs w:val="22"/>
+              </w:rPr>
+              <w:tab/>
+            </w:r>
+            <w:r>
+              <w:rPr>
+                <w:rStyle w:val="aff2"/>
+              </w:rPr>
+              <w:t>Результаты работы</w:t>
+            </w:r>
+            <w:r>
+              <w:rPr>
+                <w:webHidden/>
+              </w:rPr>
+              <w:tab/>
+            </w:r>
+            <w:r>
+              <w:rPr>
+                <w:webHidden/>
+              </w:rPr>
+              <w:fldChar w:fldCharType="begin"/>
+            </w:r>
+            <w:r>
+              <w:rPr>
+                <w:webHidden/>
+              </w:rPr>
+              <w:instrText xml:space="preserve"> PAGEREF _Toc228455824 \h </w:instrText>
+            </w:r>
+            <w:r>
+              <w:rPr>
+                <w:webHidden/>
+              </w:rPr>
+            </w:r>
+            <w:r>
+              <w:rPr>
+                <w:webHidden/>
+              </w:rPr>
+              <w:fldChar w:fldCharType="separate"/>
+            </w:r>
+            <w:r>
+              <w:rPr>
+                <w:webHidden/>
+              </w:rPr>
+              <w:t>8</w:t>
+            </w:r>
+            <w:r>
+              <w:rPr>
                 <w:webHidden/>
               </w:rPr>
               <w:fldChar w:fldCharType="end"/>
@@ -1424,13 +1499,13 @@
               <w:szCs w:val="22"/>
             </w:rPr>
           </w:pPr>
-          <w:hyperlink w:anchor="_Toc228777636" w:history="1">
+          <w:hyperlink w:anchor="_Toc228455825" w:history="1">
             <w:r>
               <w:rPr>
                 <w:rStyle w:val="aff2"/>
                 <w:noProof/>
               </w:rPr>
-              <w:t>2.4</w:t>
+              <w:t>3.1</w:t>
             </w:r>
             <w:r>
               <w:rPr>
@@ -1446,7 +1521,7 @@
                 <w:rStyle w:val="aff2"/>
                 <w:noProof/>
               </w:rPr>
-              <w:t>Методика измерений и случайный доступ</w:t>
+              <w:t>Разработанная схема данных</w:t>
             </w:r>
             <w:r>
               <w:rPr>
@@ -1467,7 +1542,7 @@
                 <w:noProof/>
                 <w:webHidden/>
               </w:rPr>
-              <w:instrText xml:space="preserve"> PAGEREF _Toc228777636 \h </w:instrText>
+              <w:instrText xml:space="preserve"> PAGEREF _Toc228455825 \h </w:instrText>
             </w:r>
             <w:r>
               <w:rPr>
@@ -1487,7 +1562,343 @@
                 <w:noProof/>
                 <w:webHidden/>
               </w:rPr>
-              <w:t>6</w:t>
+              <w:t>8</w:t>
+            </w:r>
+            <w:r>
+              <w:rPr>
+                <w:noProof/>
+                <w:webHidden/>
+              </w:rPr>
+              <w:fldChar w:fldCharType="end"/>
+            </w:r>
+          </w:hyperlink>
+        </w:p>
+        <w:p>
+          <w:pPr>
+            <w:pStyle w:val="24"/>
+            <w:rPr>
+              <w:rFonts w:asciiTheme="minorHAnsi" w:hAnsiTheme="minorHAnsi"/>
+              <w:noProof/>
+              <w:sz w:val="22"/>
+              <w:szCs w:val="22"/>
+            </w:rPr>
+          </w:pPr>
+          <w:hyperlink w:anchor="_Toc228455826" w:history="1">
+            <w:r>
+              <w:rPr>
+                <w:rStyle w:val="aff2"/>
+                <w:noProof/>
+              </w:rPr>
+              <w:t>3.2</w:t>
+            </w:r>
+            <w:r>
+              <w:rPr>
+                <w:rFonts w:asciiTheme="minorHAnsi" w:hAnsiTheme="minorHAnsi"/>
+                <w:noProof/>
+                <w:sz w:val="22"/>
+                <w:szCs w:val="22"/>
+              </w:rPr>
+              <w:tab/>
+            </w:r>
+            <w:r>
+              <w:rPr>
+                <w:rStyle w:val="aff2"/>
+                <w:noProof/>
+              </w:rPr>
+              <w:t>Разработанная матрица доступа</w:t>
+            </w:r>
+            <w:r>
+              <w:rPr>
+                <w:noProof/>
+                <w:webHidden/>
+              </w:rPr>
+              <w:tab/>
+            </w:r>
+            <w:r>
+              <w:rPr>
+                <w:noProof/>
+                <w:webHidden/>
+              </w:rPr>
+              <w:fldChar w:fldCharType="begin"/>
+            </w:r>
+            <w:r>
+              <w:rPr>
+                <w:noProof/>
+                <w:webHidden/>
+              </w:rPr>
+              <w:instrText xml:space="preserve"> PAGEREF _Toc228455826 \h </w:instrText>
+            </w:r>
+            <w:r>
+              <w:rPr>
+                <w:noProof/>
+                <w:webHidden/>
+              </w:rPr>
+            </w:r>
+            <w:r>
+              <w:rPr>
+                <w:noProof/>
+                <w:webHidden/>
+              </w:rPr>
+              <w:fldChar w:fldCharType="separate"/>
+            </w:r>
+            <w:r>
+              <w:rPr>
+                <w:noProof/>
+                <w:webHidden/>
+              </w:rPr>
+              <w:t>9</w:t>
+            </w:r>
+            <w:r>
+              <w:rPr>
+                <w:noProof/>
+                <w:webHidden/>
+              </w:rPr>
+              <w:fldChar w:fldCharType="end"/>
+            </w:r>
+          </w:hyperlink>
+        </w:p>
+        <w:p>
+          <w:pPr>
+            <w:pStyle w:val="24"/>
+            <w:rPr>
+              <w:rFonts w:asciiTheme="minorHAnsi" w:hAnsiTheme="minorHAnsi"/>
+              <w:noProof/>
+              <w:sz w:val="22"/>
+              <w:szCs w:val="22"/>
+            </w:rPr>
+          </w:pPr>
+          <w:hyperlink w:anchor="_Toc228455827" w:history="1">
+            <w:r>
+              <w:rPr>
+                <w:rStyle w:val="aff2"/>
+                <w:noProof/>
+              </w:rPr>
+              <w:t>3.3</w:t>
+            </w:r>
+            <w:r>
+              <w:rPr>
+                <w:rFonts w:asciiTheme="minorHAnsi" w:hAnsiTheme="minorHAnsi"/>
+                <w:noProof/>
+                <w:sz w:val="22"/>
+                <w:szCs w:val="22"/>
+              </w:rPr>
+              <w:tab/>
+            </w:r>
+            <w:r>
+              <w:rPr>
+                <w:rStyle w:val="aff2"/>
+                <w:noProof/>
+              </w:rPr>
+              <w:t>Код реализации на SQL</w:t>
+            </w:r>
+            <w:r>
+              <w:rPr>
+                <w:noProof/>
+                <w:webHidden/>
+              </w:rPr>
+              <w:tab/>
+            </w:r>
+            <w:r>
+              <w:rPr>
+                <w:noProof/>
+                <w:webHidden/>
+              </w:rPr>
+              <w:fldChar w:fldCharType="begin"/>
+            </w:r>
+            <w:r>
+              <w:rPr>
+                <w:noProof/>
+                <w:webHidden/>
+              </w:rPr>
+              <w:instrText xml:space="preserve"> PAGEREF _Toc228455827 \h </w:instrText>
+            </w:r>
+            <w:r>
+              <w:rPr>
+                <w:noProof/>
+                <w:webHidden/>
+              </w:rPr>
+            </w:r>
+            <w:r>
+              <w:rPr>
+                <w:noProof/>
+                <w:webHidden/>
+              </w:rPr>
+              <w:fldChar w:fldCharType="separate"/>
+            </w:r>
+            <w:r>
+              <w:rPr>
+                <w:noProof/>
+                <w:webHidden/>
+              </w:rPr>
+              <w:t>11</w:t>
+            </w:r>
+            <w:r>
+              <w:rPr>
+                <w:noProof/>
+                <w:webHidden/>
+              </w:rPr>
+              <w:fldChar w:fldCharType="end"/>
+            </w:r>
+          </w:hyperlink>
+        </w:p>
+        <w:p>
+          <w:pPr>
+            <w:pStyle w:val="24"/>
+            <w:rPr>
+              <w:rFonts w:asciiTheme="minorHAnsi" w:hAnsiTheme="minorHAnsi"/>
+              <w:noProof/>
+              <w:sz w:val="22"/>
+              <w:szCs w:val="22"/>
+            </w:rPr>
+          </w:pPr>
+          <w:hyperlink w:anchor="_Toc228455828" w:history="1">
+            <w:r>
+              <w:rPr>
+                <w:rStyle w:val="aff2"/>
+                <w:noProof/>
+              </w:rPr>
+              <w:t>3.4</w:t>
+            </w:r>
+            <w:r>
+              <w:rPr>
+                <w:rFonts w:asciiTheme="minorHAnsi" w:hAnsiTheme="minorHAnsi"/>
+                <w:noProof/>
+                <w:sz w:val="22"/>
+                <w:szCs w:val="22"/>
+              </w:rPr>
+              <w:tab/>
+            </w:r>
+            <w:r>
+              <w:rPr>
+                <w:rStyle w:val="aff2"/>
+                <w:noProof/>
+              </w:rPr>
+              <w:t>Проверка разграничения доступа</w:t>
+            </w:r>
+            <w:r>
+              <w:rPr>
+                <w:noProof/>
+                <w:webHidden/>
+              </w:rPr>
+              <w:tab/>
+            </w:r>
+            <w:r>
+              <w:rPr>
+                <w:noProof/>
+                <w:webHidden/>
+              </w:rPr>
+              <w:fldChar w:fldCharType="begin"/>
+            </w:r>
+            <w:r>
+              <w:rPr>
+                <w:noProof/>
+                <w:webHidden/>
+              </w:rPr>
+              <w:instrText xml:space="preserve"> PAGEREF _Toc228455828 \h </w:instrText>
+            </w:r>
+            <w:r>
+              <w:rPr>
+                <w:noProof/>
+                <w:webHidden/>
+              </w:rPr>
+            </w:r>
+            <w:r>
+              <w:rPr>
+                <w:noProof/>
+                <w:webHidden/>
+              </w:rPr>
+              <w:fldChar w:fldCharType="separate"/>
+            </w:r>
+            <w:r>
+              <w:rPr>
+                <w:noProof/>
+                <w:webHidden/>
+              </w:rPr>
+              <w:t>15</w:t>
+            </w:r>
+            <w:r>
+              <w:rPr>
+                <w:noProof/>
+                <w:webHidden/>
+              </w:rPr>
+              <w:fldChar w:fldCharType="end"/>
+            </w:r>
+          </w:hyperlink>
+        </w:p>
+        <w:p>
+          <w:pPr>
+            <w:pStyle w:val="24"/>
+            <w:rPr>
+              <w:rFonts w:asciiTheme="minorHAnsi" w:hAnsiTheme="minorHAnsi"/>
+              <w:noProof/>
+              <w:sz w:val="22"/>
+              <w:szCs w:val="22"/>
+            </w:rPr>
+          </w:pPr>
+          <w:hyperlink w:anchor="_Toc228455829" w:history="1">
+            <w:r>
+              <w:rPr>
+                <w:rStyle w:val="aff2"/>
+                <w:noProof/>
+              </w:rPr>
+              <w:t>3.5</w:t>
+            </w:r>
+            <w:r>
+              <w:rPr>
+                <w:rFonts w:asciiTheme="minorHAnsi" w:hAnsiTheme="minorHAnsi"/>
+                <w:noProof/>
+                <w:sz w:val="22"/>
+                <w:szCs w:val="22"/>
+              </w:rPr>
+              <w:tab/>
+            </w:r>
+            <w:r>
+              <w:rPr>
+                <w:rStyle w:val="aff2"/>
+                <w:noProof/>
+              </w:rPr>
+              <w:t>Итоговая матрица доступа</w:t>
+            </w:r>
+            <w:r>
+              <w:rPr>
+                <w:noProof/>
+                <w:webHidden/>
+              </w:rPr>
+              <w:tab/>
+            </w:r>
+            <w:r>
+              <w:rPr>
+                <w:noProof/>
+                <w:webHidden/>
+              </w:rPr>
+              <w:fldChar w:fldCharType="begin"/>
+            </w:r>
+            <w:r>
+              <w:rPr>
+                <w:noProof/>
+                <w:webHidden/>
+              </w:rPr>
+              <w:instrText xml:space="preserve"> PAGEREF _Toc228455829 \h </w:instrText>
+            </w:r>
+            <w:r>
+              <w:rPr>
+                <w:noProof/>
+                <w:webHidden/>
+              </w:rPr>
+            </w:r>
+            <w:r>
+              <w:rPr>
+                <w:noProof/>
+                <w:webHidden/>
+              </w:rPr>
+              <w:fldChar w:fldCharType="separate"/>
+            </w:r>
+            <w:r>
+              <w:rPr>
+                <w:noProof/>
+                <w:webHidden/>
+              </w:rPr>
+              <w:t>20</w:t>
             </w:r>
             <w:r>
               <w:rPr>
@@ -1508,12 +1919,12 @@
               <w:szCs w:val="22"/>
             </w:rPr>
           </w:pPr>
-          <w:hyperlink w:anchor="_Toc228777637" w:history="1">
+          <w:hyperlink w:anchor="_Toc228455830" w:history="1">
             <w:r>
               <w:rPr>
                 <w:rStyle w:val="aff2"/>
               </w:rPr>
-              <w:t>3</w:t>
+              <w:t>4</w:t>
             </w:r>
             <w:r>
               <w:rPr>
@@ -1528,7 +1939,7 @@
               <w:rPr>
                 <w:rStyle w:val="aff2"/>
               </w:rPr>
-              <w:t>Результаты работы</w:t>
+              <w:t>Ответы на контрольные вопросы</w:t>
             </w:r>
             <w:r>
               <w:rPr>
@@ -1546,7 +1957,7 @@
               <w:rPr>
                 <w:webHidden/>
               </w:rPr>
-              <w:instrText xml:space="preserve"> PAGEREF _Toc228777637 \h </w:instrText>
+              <w:instrText xml:space="preserve"> PAGEREF _Toc228455830 \h </w:instrText>
             </w:r>
             <w:r>
               <w:rPr>
@@ -1563,7 +1974,7 @@
               <w:rPr>
                 <w:webHidden/>
               </w:rPr>
-              <w:t>8</w:t>
+              <w:t>22</w:t>
             </w:r>
             <w:r>
               <w:rPr>
@@ -1583,13 +1994,13 @@
               <w:szCs w:val="22"/>
             </w:rPr>
           </w:pPr>
-          <w:hyperlink w:anchor="_Toc228777638" w:history="1">
+          <w:hyperlink w:anchor="_Toc228455831" w:history="1">
             <w:r>
               <w:rPr>
                 <w:rStyle w:val="aff2"/>
                 <w:noProof/>
               </w:rPr>
-              <w:t>3.1</w:t>
+              <w:t>4.1</w:t>
             </w:r>
             <w:r>
               <w:rPr>
@@ -1605,7 +2016,7 @@
                 <w:rStyle w:val="aff2"/>
                 <w:noProof/>
               </w:rPr>
-              <w:t>Используемая среда и структура файлов</w:t>
+              <w:t>Какой тип разграничения доступа, с точки зрения грануляции, реализован в СУБД, на которой выполнялась работа?</w:t>
             </w:r>
             <w:r>
               <w:rPr>
@@ -1626,7 +2037,7 @@
                 <w:noProof/>
                 <w:webHidden/>
               </w:rPr>
-              <w:instrText xml:space="preserve"> PAGEREF _Toc228777638 \h </w:instrText>
+              <w:instrText xml:space="preserve"> PAGEREF _Toc228455831 \h </w:instrText>
             </w:r>
             <w:r>
               <w:rPr>
@@ -1646,7 +2057,7 @@
                 <w:noProof/>
                 <w:webHidden/>
               </w:rPr>
-              <w:t>8</w:t>
+              <w:t>22</w:t>
             </w:r>
             <w:r>
               <w:rPr>
@@ -1667,13 +2078,13 @@
               <w:szCs w:val="22"/>
             </w:rPr>
           </w:pPr>
-          <w:hyperlink w:anchor="_Toc228777639" w:history="1">
+          <w:hyperlink w:anchor="_Toc228455832" w:history="1">
             <w:r>
               <w:rPr>
                 <w:rStyle w:val="aff2"/>
                 <w:noProof/>
               </w:rPr>
-              <w:t>3.2</w:t>
+              <w:t>4.2</w:t>
             </w:r>
             <w:r>
               <w:rPr>
@@ -1689,7 +2100,7 @@
                 <w:rStyle w:val="aff2"/>
                 <w:noProof/>
               </w:rPr>
-              <w:t>Оценка размеров БД, таблиц и физических файлов</w:t>
+              <w:t>Какой тип гранулированного доступа реализует предложение GRANT?</w:t>
             </w:r>
             <w:r>
               <w:rPr>
@@ -1710,7 +2121,7 @@
                 <w:noProof/>
                 <w:webHidden/>
               </w:rPr>
-              <w:instrText xml:space="preserve"> PAGEREF _Toc228777639 \h </w:instrText>
+              <w:instrText xml:space="preserve"> PAGEREF _Toc228455832 \h </w:instrText>
             </w:r>
             <w:r>
               <w:rPr>
@@ -1730,7 +2141,7 @@
                 <w:noProof/>
                 <w:webHidden/>
               </w:rPr>
-              <w:t>9</w:t>
+              <w:t>22</w:t>
             </w:r>
             <w:r>
               <w:rPr>
@@ -1751,13 +2162,13 @@
               <w:szCs w:val="22"/>
             </w:rPr>
           </w:pPr>
-          <w:hyperlink w:anchor="_Toc228777640" w:history="1">
+          <w:hyperlink w:anchor="_Toc228455833" w:history="1">
             <w:r>
               <w:rPr>
                 <w:rStyle w:val="aff2"/>
                 <w:noProof/>
               </w:rPr>
-              <w:t>3.3</w:t>
+              <w:t>4.3</w:t>
             </w:r>
             <w:r>
               <w:rPr>
@@ -1773,7 +2184,7 @@
                 <w:rStyle w:val="aff2"/>
                 <w:noProof/>
               </w:rPr>
-              <w:t>Секционирование данных</w:t>
+              <w:t>Какой тип гранулированного доступа реализует предложение POLICY?</w:t>
             </w:r>
             <w:r>
               <w:rPr>
@@ -1794,7 +2205,7 @@
                 <w:noProof/>
                 <w:webHidden/>
               </w:rPr>
-              <w:instrText xml:space="preserve"> PAGEREF _Toc228777640 \h </w:instrText>
+              <w:instrText xml:space="preserve"> PAGEREF _Toc228455833 \h </w:instrText>
             </w:r>
             <w:r>
               <w:rPr>
@@ -1814,7 +2225,7 @@
                 <w:noProof/>
                 <w:webHidden/>
               </w:rPr>
-              <w:t>12</w:t>
+              <w:t>22</w:t>
             </w:r>
             <w:r>
               <w:rPr>
@@ -1835,13 +2246,13 @@
               <w:szCs w:val="22"/>
             </w:rPr>
           </w:pPr>
-          <w:hyperlink w:anchor="_Toc228777641" w:history="1">
+          <w:hyperlink w:anchor="_Toc228455834" w:history="1">
             <w:r>
               <w:rPr>
                 <w:rStyle w:val="aff2"/>
                 <w:noProof/>
               </w:rPr>
-              <w:t>3.4</w:t>
+              <w:t>4.4</w:t>
             </w:r>
             <w:r>
               <w:rPr>
@@ -1857,7 +2268,7 @@
                 <w:rStyle w:val="aff2"/>
                 <w:noProof/>
               </w:rPr>
-              <w:t>Индексация поиска</w:t>
+              <w:t>Что происходит при совмещении нескольких политик доступа в отношении одной ячейки (записи) для одного и того же пользователя?</w:t>
             </w:r>
             <w:r>
               <w:rPr>
@@ -1878,7 +2289,7 @@
                 <w:noProof/>
                 <w:webHidden/>
               </w:rPr>
-              <w:instrText xml:space="preserve"> PAGEREF _Toc228777641 \h </w:instrText>
+              <w:instrText xml:space="preserve"> PAGEREF _Toc228455834 \h </w:instrText>
             </w:r>
             <w:r>
               <w:rPr>
@@ -1898,7 +2309,7 @@
                 <w:noProof/>
                 <w:webHidden/>
               </w:rPr>
-              <w:t>15</w:t>
+              <w:t>23</w:t>
             </w:r>
             <w:r>
               <w:rPr>
@@ -1919,13 +2330,13 @@
               <w:szCs w:val="22"/>
             </w:rPr>
           </w:pPr>
-          <w:hyperlink w:anchor="_Toc228777642" w:history="1">
+          <w:hyperlink w:anchor="_Toc228455835" w:history="1">
             <w:r>
               <w:rPr>
                 <w:rStyle w:val="aff2"/>
                 <w:noProof/>
               </w:rPr>
-              <w:t>3.5</w:t>
+              <w:t>4.5</w:t>
             </w:r>
             <w:r>
               <w:rPr>
@@ -1941,7 +2352,7 @@
                 <w:rStyle w:val="aff2"/>
                 <w:noProof/>
               </w:rPr>
-              <w:t>Влияние индексов на вставку данных</w:t>
+              <w:t>Кто обладает правом разграничения прав доступа в рассматриваемой СУБД? Какие права для этого необходимы?</w:t>
             </w:r>
             <w:r>
               <w:rPr>
@@ -1962,7 +2373,7 @@
                 <w:noProof/>
                 <w:webHidden/>
               </w:rPr>
-              <w:instrText xml:space="preserve"> PAGEREF _Toc228777642 \h </w:instrText>
+              <w:instrText xml:space="preserve"> PAGEREF _Toc228455835 \h </w:instrText>
             </w:r>
             <w:r>
               <w:rPr>
@@ -1982,7 +2393,7 @@
                 <w:noProof/>
                 <w:webHidden/>
               </w:rPr>
-              <w:t>21</w:t>
+              <w:t>23</w:t>
             </w:r>
             <w:r>
               <w:rPr>
@@ -2003,13 +2414,13 @@
               <w:szCs w:val="22"/>
             </w:rPr>
           </w:pPr>
-          <w:hyperlink w:anchor="_Toc228777643" w:history="1">
+          <w:hyperlink w:anchor="_Toc228455836" w:history="1">
             <w:r>
               <w:rPr>
                 <w:rStyle w:val="aff2"/>
                 <w:noProof/>
               </w:rPr>
-              <w:t>3.6</w:t>
+              <w:t>4.6</w:t>
             </w:r>
             <w:r>
               <w:rPr>
@@ -2025,7 +2436,7 @@
                 <w:rStyle w:val="aff2"/>
                 <w:noProof/>
               </w:rPr>
-              <w:t>Влияние индексов на обновление данных</w:t>
+              <w:t>Есть ли какие-либо ограничения применения политик?</w:t>
             </w:r>
             <w:r>
               <w:rPr>
@@ -2046,7 +2457,7 @@
                 <w:noProof/>
                 <w:webHidden/>
               </w:rPr>
-              <w:instrText xml:space="preserve"> PAGEREF _Toc228777643 \h </w:instrText>
+              <w:instrText xml:space="preserve"> PAGEREF _Toc228455836 \h </w:instrText>
             </w:r>
             <w:r>
               <w:rPr>
@@ -2066,7 +2477,7 @@
                 <w:noProof/>
                 <w:webHidden/>
               </w:rPr>
-              <w:t>27</w:t>
+              <w:t>23</w:t>
             </w:r>
             <w:r>
               <w:rPr>
@@ -2087,13 +2498,13 @@
               <w:szCs w:val="22"/>
             </w:rPr>
           </w:pPr>
-          <w:hyperlink w:anchor="_Toc228777644" w:history="1">
+          <w:hyperlink w:anchor="_Toc228455837" w:history="1">
             <w:r>
               <w:rPr>
                 <w:rStyle w:val="aff2"/>
                 <w:noProof/>
               </w:rPr>
-              <w:t>3.7</w:t>
+              <w:t>4.7</w:t>
             </w:r>
             <w:r>
               <w:rPr>
@@ -2109,7 +2520,7 @@
                 <w:rStyle w:val="aff2"/>
                 <w:noProof/>
               </w:rPr>
-              <w:t>Расширенные эксперименты на 10–50 000 000 строк</w:t>
+              <w:t>К каким объектам может быть применено предложение GRANT?</w:t>
             </w:r>
             <w:r>
               <w:rPr>
@@ -2130,7 +2541,7 @@
                 <w:noProof/>
                 <w:webHidden/>
               </w:rPr>
-              <w:instrText xml:space="preserve"> PAGEREF _Toc228777644 \h </w:instrText>
+              <w:instrText xml:space="preserve"> PAGEREF _Toc228455837 \h </w:instrText>
             </w:r>
             <w:r>
               <w:rPr>
@@ -2150,7 +2561,7 @@
                 <w:noProof/>
                 <w:webHidden/>
               </w:rPr>
-              <w:t>34</w:t>
+              <w:t>24</w:t>
             </w:r>
             <w:r>
               <w:rPr>
@@ -2171,13 +2582,13 @@
               <w:szCs w:val="22"/>
             </w:rPr>
           </w:pPr>
-          <w:hyperlink w:anchor="_Toc228777645" w:history="1">
+          <w:hyperlink w:anchor="_Toc228455838" w:history="1">
             <w:r>
               <w:rPr>
                 <w:rStyle w:val="aff2"/>
                 <w:noProof/>
               </w:rPr>
-              <w:t>3.8</w:t>
+              <w:t>4.8</w:t>
             </w:r>
             <w:r>
               <w:rPr>
@@ -2193,7 +2604,7 @@
                 <w:rStyle w:val="aff2"/>
                 <w:noProof/>
               </w:rPr>
-              <w:t>Подбор эмпирических зависимостей</w:t>
+              <w:t>К каким объектам может быть применено предложение POLICY?</w:t>
             </w:r>
             <w:r>
               <w:rPr>
@@ -2214,7 +2625,7 @@
                 <w:noProof/>
                 <w:webHidden/>
               </w:rPr>
-              <w:instrText xml:space="preserve"> PAGEREF _Toc228777645 \h </w:instrText>
+              <w:instrText xml:space="preserve"> PAGEREF _Toc228455838 \h </w:instrText>
             </w:r>
             <w:r>
               <w:rPr>
@@ -2234,7 +2645,7 @@
                 <w:noProof/>
                 <w:webHidden/>
               </w:rPr>
-              <w:t>38</w:t>
+              <w:t>24</w:t>
             </w:r>
             <w:r>
               <w:rPr>
@@ -2255,13 +2666,13 @@
               <w:szCs w:val="22"/>
             </w:rPr>
           </w:pPr>
-          <w:hyperlink w:anchor="_Toc228777646" w:history="1">
+          <w:hyperlink w:anchor="_Toc228455839" w:history="1">
             <w:r>
               <w:rPr>
                 <w:rStyle w:val="aff2"/>
                 <w:noProof/>
               </w:rPr>
-              <w:t>3.9</w:t>
+              <w:t>4.9</w:t>
             </w:r>
             <w:r>
               <w:rPr>
@@ -2277,7 +2688,7 @@
                 <w:rStyle w:val="aff2"/>
                 <w:noProof/>
               </w:rPr>
-              <w:t>Итоговая проверка корректности</w:t>
+              <w:t>Какие пользователи и роли изначально определены в рассматриваемом сервере СУБД? У каких из них заданы пароли по умолчанию?</w:t>
             </w:r>
             <w:r>
               <w:rPr>
@@ -2298,7 +2709,7 @@
                 <w:noProof/>
                 <w:webHidden/>
               </w:rPr>
-              <w:instrText xml:space="preserve"> PAGEREF _Toc228777646 \h </w:instrText>
+              <w:instrText xml:space="preserve"> PAGEREF _Toc228455839 \h </w:instrText>
             </w:r>
             <w:r>
               <w:rPr>
@@ -2318,7 +2729,175 @@
                 <w:noProof/>
                 <w:webHidden/>
               </w:rPr>
-              <w:t>40</w:t>
+              <w:t>24</w:t>
+            </w:r>
+            <w:r>
+              <w:rPr>
+                <w:noProof/>
+                <w:webHidden/>
+              </w:rPr>
+              <w:fldChar w:fldCharType="end"/>
+            </w:r>
+          </w:hyperlink>
+        </w:p>
+        <w:p>
+          <w:pPr>
+            <w:pStyle w:val="24"/>
+            <w:rPr>
+              <w:rFonts w:asciiTheme="minorHAnsi" w:hAnsiTheme="minorHAnsi"/>
+              <w:noProof/>
+              <w:sz w:val="22"/>
+              <w:szCs w:val="22"/>
+            </w:rPr>
+          </w:pPr>
+          <w:hyperlink w:anchor="_Toc228455840" w:history="1">
+            <w:r>
+              <w:rPr>
+                <w:rStyle w:val="aff2"/>
+                <w:noProof/>
+              </w:rPr>
+              <w:t>4.10</w:t>
+            </w:r>
+            <w:r>
+              <w:rPr>
+                <w:rFonts w:asciiTheme="minorHAnsi" w:hAnsiTheme="minorHAnsi"/>
+                <w:noProof/>
+                <w:sz w:val="22"/>
+                <w:szCs w:val="22"/>
+              </w:rPr>
+              <w:tab/>
+            </w:r>
+            <w:r>
+              <w:rPr>
+                <w:rStyle w:val="aff2"/>
+                <w:noProof/>
+              </w:rPr>
+              <w:t>Как разграничить доступ пользователей к функциям? Какие права при этом должны быть также предоставлены пользователю и должны ли?</w:t>
+            </w:r>
+            <w:r>
+              <w:rPr>
+                <w:noProof/>
+                <w:webHidden/>
+              </w:rPr>
+              <w:tab/>
+            </w:r>
+            <w:r>
+              <w:rPr>
+                <w:noProof/>
+                <w:webHidden/>
+              </w:rPr>
+              <w:fldChar w:fldCharType="begin"/>
+            </w:r>
+            <w:r>
+              <w:rPr>
+                <w:noProof/>
+                <w:webHidden/>
+              </w:rPr>
+              <w:instrText xml:space="preserve"> PAGEREF _Toc228455840 \h </w:instrText>
+            </w:r>
+            <w:r>
+              <w:rPr>
+                <w:noProof/>
+                <w:webHidden/>
+              </w:rPr>
+            </w:r>
+            <w:r>
+              <w:rPr>
+                <w:noProof/>
+                <w:webHidden/>
+              </w:rPr>
+              <w:fldChar w:fldCharType="separate"/>
+            </w:r>
+            <w:r>
+              <w:rPr>
+                <w:noProof/>
+                <w:webHidden/>
+              </w:rPr>
+              <w:t>25</w:t>
+            </w:r>
+            <w:r>
+              <w:rPr>
+                <w:noProof/>
+                <w:webHidden/>
+              </w:rPr>
+              <w:fldChar w:fldCharType="end"/>
+            </w:r>
+          </w:hyperlink>
+        </w:p>
+        <w:p>
+          <w:pPr>
+            <w:pStyle w:val="24"/>
+            <w:rPr>
+              <w:rFonts w:asciiTheme="minorHAnsi" w:hAnsiTheme="minorHAnsi"/>
+              <w:noProof/>
+              <w:sz w:val="22"/>
+              <w:szCs w:val="22"/>
+            </w:rPr>
+          </w:pPr>
+          <w:hyperlink w:anchor="_Toc228455841" w:history="1">
+            <w:r>
+              <w:rPr>
+                <w:rStyle w:val="aff2"/>
+                <w:noProof/>
+              </w:rPr>
+              <w:t>4.11</w:t>
+            </w:r>
+            <w:r>
+              <w:rPr>
+                <w:rFonts w:asciiTheme="minorHAnsi" w:hAnsiTheme="minorHAnsi"/>
+                <w:noProof/>
+                <w:sz w:val="22"/>
+                <w:szCs w:val="22"/>
+              </w:rPr>
+              <w:tab/>
+            </w:r>
+            <w:r>
+              <w:rPr>
+                <w:rStyle w:val="aff2"/>
+                <w:noProof/>
+              </w:rPr>
+              <w:t>Можно ли дать пользователям доступ на чтение к отдельным таблицам системного каталога сервера СУБД?</w:t>
+            </w:r>
+            <w:r>
+              <w:rPr>
+                <w:noProof/>
+                <w:webHidden/>
+              </w:rPr>
+              <w:tab/>
+            </w:r>
+            <w:r>
+              <w:rPr>
+                <w:noProof/>
+                <w:webHidden/>
+              </w:rPr>
+              <w:fldChar w:fldCharType="begin"/>
+            </w:r>
+            <w:r>
+              <w:rPr>
+                <w:noProof/>
+                <w:webHidden/>
+              </w:rPr>
+              <w:instrText xml:space="preserve"> PAGEREF _Toc228455841 \h </w:instrText>
+            </w:r>
+            <w:r>
+              <w:rPr>
+                <w:noProof/>
+                <w:webHidden/>
+              </w:rPr>
+            </w:r>
+            <w:r>
+              <w:rPr>
+                <w:noProof/>
+                <w:webHidden/>
+              </w:rPr>
+              <w:fldChar w:fldCharType="separate"/>
+            </w:r>
+            <w:r>
+              <w:rPr>
+                <w:noProof/>
+                <w:webHidden/>
+              </w:rPr>
+              <w:t>25</w:t>
             </w:r>
             <w:r>
               <w:rPr>
@@ -2339,12 +2918,12 @@
               <w:szCs w:val="22"/>
             </w:rPr>
           </w:pPr>
-          <w:hyperlink w:anchor="_Toc228777647" w:history="1">
+          <w:hyperlink w:anchor="_Toc228455842" w:history="1">
             <w:r>
               <w:rPr>
                 <w:rStyle w:val="aff2"/>
               </w:rPr>
-              <w:t>4</w:t>
+              <w:t>5</w:t>
             </w:r>
             <w:r>
               <w:rPr>
@@ -2359,7 +2938,7 @@
               <w:rPr>
                 <w:rStyle w:val="aff2"/>
               </w:rPr>
-              <w:t>Ответы на контрольные вопросы</w:t>
+              <w:t>Выводы</w:t>
             </w:r>
             <w:r>
               <w:rPr>
@@ -2377,7 +2956,7 @@
               <w:rPr>
                 <w:webHidden/>
               </w:rPr>
-              <w:instrText xml:space="preserve"> PAGEREF _Toc228777647 \h </w:instrText>
+              <w:instrText xml:space="preserve"> PAGEREF _Toc228455842 \h </w:instrText>
             </w:r>
             <w:r>
               <w:rPr>
@@ -2394,1354 +2973,10 @@
               <w:rPr>
                 <w:webHidden/>
               </w:rPr>
-              <w:t>42</w:t>
-            </w:r>
-            <w:r>
-              <w:rPr>
-                <w:webHidden/>
-              </w:rPr>
-              <w:fldChar w:fldCharType="end"/>
-            </w:r>
-          </w:hyperlink>
-        </w:p>
-        <w:p>
-          <w:pPr>
-            <w:pStyle w:val="24"/>
-            <w:rPr>
-              <w:rFonts w:asciiTheme="minorHAnsi" w:hAnsiTheme="minorHAnsi"/>
-              <w:noProof/>
-              <w:sz w:val="22"/>
-              <w:szCs w:val="22"/>
-            </w:rPr>
-          </w:pPr>
-          <w:hyperlink w:anchor="_Toc228777648" w:history="1">
-            <w:r>
-              <w:rPr>
-                <w:rStyle w:val="aff2"/>
-                <w:noProof/>
-              </w:rPr>
-              <w:t>4.1</w:t>
-            </w:r>
-            <w:r>
-              <w:rPr>
-                <w:rFonts w:asciiTheme="minorHAnsi" w:hAnsiTheme="minorHAnsi"/>
-                <w:noProof/>
-                <w:sz w:val="22"/>
-                <w:szCs w:val="22"/>
-              </w:rPr>
-              <w:tab/>
-            </w:r>
-            <w:r>
-              <w:rPr>
-                <w:rStyle w:val="aff2"/>
-                <w:noProof/>
-              </w:rPr>
-              <w:t>Как организуется физическое хранение данных в рассматриваемом сервере СУБД?</w:t>
-            </w:r>
-            <w:r>
-              <w:rPr>
-                <w:noProof/>
-                <w:webHidden/>
-              </w:rPr>
-              <w:tab/>
-            </w:r>
-            <w:r>
-              <w:rPr>
-                <w:noProof/>
-                <w:webHidden/>
-              </w:rPr>
-              <w:fldChar w:fldCharType="begin"/>
-            </w:r>
-            <w:r>
-              <w:rPr>
-                <w:noProof/>
-                <w:webHidden/>
-              </w:rPr>
-              <w:instrText xml:space="preserve"> PAGEREF _Toc228777648 \h </w:instrText>
-            </w:r>
-            <w:r>
-              <w:rPr>
-                <w:noProof/>
-                <w:webHidden/>
-              </w:rPr>
-            </w:r>
-            <w:r>
-              <w:rPr>
-                <w:noProof/>
-                <w:webHidden/>
-              </w:rPr>
-              <w:fldChar w:fldCharType="separate"/>
-            </w:r>
-            <w:r>
-              <w:rPr>
-                <w:noProof/>
-                <w:webHidden/>
-              </w:rPr>
-              <w:t>42</w:t>
-            </w:r>
-            <w:r>
-              <w:rPr>
-                <w:noProof/>
-                <w:webHidden/>
-              </w:rPr>
-              <w:fldChar w:fldCharType="end"/>
-            </w:r>
-          </w:hyperlink>
-        </w:p>
-        <w:p>
-          <w:pPr>
-            <w:pStyle w:val="24"/>
-            <w:rPr>
-              <w:rFonts w:asciiTheme="minorHAnsi" w:hAnsiTheme="minorHAnsi"/>
-              <w:noProof/>
-              <w:sz w:val="22"/>
-              <w:szCs w:val="22"/>
-            </w:rPr>
-          </w:pPr>
-          <w:hyperlink w:anchor="_Toc228777649" w:history="1">
-            <w:r>
-              <w:rPr>
-                <w:rStyle w:val="aff2"/>
-                <w:noProof/>
-              </w:rPr>
-              <w:t>4.2</w:t>
-            </w:r>
-            <w:r>
-              <w:rPr>
-                <w:rFonts w:asciiTheme="minorHAnsi" w:hAnsiTheme="minorHAnsi"/>
-                <w:noProof/>
-                <w:sz w:val="22"/>
-                <w:szCs w:val="22"/>
-              </w:rPr>
-              <w:tab/>
-            </w:r>
-            <w:r>
-              <w:rPr>
-                <w:rStyle w:val="aff2"/>
-                <w:noProof/>
-              </w:rPr>
-              <w:t>Какова структура первого блока данных? Последующих блоков?</w:t>
-            </w:r>
-            <w:r>
-              <w:rPr>
-                <w:noProof/>
-                <w:webHidden/>
-              </w:rPr>
-              <w:tab/>
-            </w:r>
-            <w:r>
-              <w:rPr>
-                <w:noProof/>
-                <w:webHidden/>
-              </w:rPr>
-              <w:fldChar w:fldCharType="begin"/>
-            </w:r>
-            <w:r>
-              <w:rPr>
-                <w:noProof/>
-                <w:webHidden/>
-              </w:rPr>
-              <w:instrText xml:space="preserve"> PAGEREF _Toc228777649 \h </w:instrText>
-            </w:r>
-            <w:r>
-              <w:rPr>
-                <w:noProof/>
-                <w:webHidden/>
-              </w:rPr>
-            </w:r>
-            <w:r>
-              <w:rPr>
-                <w:noProof/>
-                <w:webHidden/>
-              </w:rPr>
-              <w:fldChar w:fldCharType="separate"/>
-            </w:r>
-            <w:r>
-              <w:rPr>
-                <w:noProof/>
-                <w:webHidden/>
-              </w:rPr>
-              <w:t>42</w:t>
-            </w:r>
-            <w:r>
-              <w:rPr>
-                <w:noProof/>
-                <w:webHidden/>
-              </w:rPr>
-              <w:fldChar w:fldCharType="end"/>
-            </w:r>
-          </w:hyperlink>
-        </w:p>
-        <w:p>
-          <w:pPr>
-            <w:pStyle w:val="24"/>
-            <w:rPr>
-              <w:rFonts w:asciiTheme="minorHAnsi" w:hAnsiTheme="minorHAnsi"/>
-              <w:noProof/>
-              <w:sz w:val="22"/>
-              <w:szCs w:val="22"/>
-            </w:rPr>
-          </w:pPr>
-          <w:hyperlink w:anchor="_Toc228777650" w:history="1">
-            <w:r>
-              <w:rPr>
-                <w:rStyle w:val="aff2"/>
-                <w:noProof/>
-              </w:rPr>
-              <w:t>4.3</w:t>
-            </w:r>
-            <w:r>
-              <w:rPr>
-                <w:rFonts w:asciiTheme="minorHAnsi" w:hAnsiTheme="minorHAnsi"/>
-                <w:noProof/>
-                <w:sz w:val="22"/>
-                <w:szCs w:val="22"/>
-              </w:rPr>
-              <w:tab/>
-            </w:r>
-            <w:r>
-              <w:rPr>
-                <w:rStyle w:val="aff2"/>
-                <w:noProof/>
-              </w:rPr>
-              <w:t>Как секционирование влияет на производительность доступа к данным?</w:t>
-            </w:r>
-            <w:r>
-              <w:rPr>
-                <w:noProof/>
-                <w:webHidden/>
-              </w:rPr>
-              <w:tab/>
-            </w:r>
-            <w:r>
-              <w:rPr>
-                <w:noProof/>
-                <w:webHidden/>
-              </w:rPr>
-              <w:fldChar w:fldCharType="begin"/>
-            </w:r>
-            <w:r>
-              <w:rPr>
-                <w:noProof/>
-                <w:webHidden/>
-              </w:rPr>
-              <w:instrText xml:space="preserve"> PAGEREF _Toc228777650 \h </w:instrText>
-            </w:r>
-            <w:r>
-              <w:rPr>
-                <w:noProof/>
-                <w:webHidden/>
-              </w:rPr>
-            </w:r>
-            <w:r>
-              <w:rPr>
-                <w:noProof/>
-                <w:webHidden/>
-              </w:rPr>
-              <w:fldChar w:fldCharType="separate"/>
-            </w:r>
-            <w:r>
-              <w:rPr>
-                <w:noProof/>
-                <w:webHidden/>
-              </w:rPr>
-              <w:t>42</w:t>
-            </w:r>
-            <w:r>
-              <w:rPr>
-                <w:noProof/>
-                <w:webHidden/>
-              </w:rPr>
-              <w:fldChar w:fldCharType="end"/>
-            </w:r>
-          </w:hyperlink>
-        </w:p>
-        <w:p>
-          <w:pPr>
-            <w:pStyle w:val="24"/>
-            <w:rPr>
-              <w:rFonts w:asciiTheme="minorHAnsi" w:hAnsiTheme="minorHAnsi"/>
-              <w:noProof/>
-              <w:sz w:val="22"/>
-              <w:szCs w:val="22"/>
-            </w:rPr>
-          </w:pPr>
-          <w:hyperlink w:anchor="_Toc228777651" w:history="1">
-            <w:r>
-              <w:rPr>
-                <w:rStyle w:val="aff2"/>
-                <w:noProof/>
-              </w:rPr>
-              <w:t>4.4</w:t>
-            </w:r>
-            <w:r>
-              <w:rPr>
-                <w:rFonts w:asciiTheme="minorHAnsi" w:hAnsiTheme="minorHAnsi"/>
-                <w:noProof/>
-                <w:sz w:val="22"/>
-                <w:szCs w:val="22"/>
-              </w:rPr>
-              <w:tab/>
-            </w:r>
-            <w:r>
-              <w:rPr>
-                <w:rStyle w:val="aff2"/>
-                <w:noProof/>
-              </w:rPr>
-              <w:t>В каком случае секционирование улучшает характеристики доступа к данным?</w:t>
-            </w:r>
-            <w:r>
-              <w:rPr>
-                <w:noProof/>
-                <w:webHidden/>
-              </w:rPr>
-              <w:tab/>
-            </w:r>
-            <w:r>
-              <w:rPr>
-                <w:noProof/>
-                <w:webHidden/>
-              </w:rPr>
-              <w:fldChar w:fldCharType="begin"/>
-            </w:r>
-            <w:r>
-              <w:rPr>
-                <w:noProof/>
-                <w:webHidden/>
-              </w:rPr>
-              <w:instrText xml:space="preserve"> PAGEREF _Toc228777651 \h </w:instrText>
-            </w:r>
-            <w:r>
-              <w:rPr>
-                <w:noProof/>
-                <w:webHidden/>
-              </w:rPr>
-            </w:r>
-            <w:r>
-              <w:rPr>
-                <w:noProof/>
-                <w:webHidden/>
-              </w:rPr>
-              <w:fldChar w:fldCharType="separate"/>
-            </w:r>
-            <w:r>
-              <w:rPr>
-                <w:noProof/>
-                <w:webHidden/>
-              </w:rPr>
-              <w:t>42</w:t>
-            </w:r>
-            <w:r>
-              <w:rPr>
-                <w:noProof/>
-                <w:webHidden/>
-              </w:rPr>
-              <w:fldChar w:fldCharType="end"/>
-            </w:r>
-          </w:hyperlink>
-        </w:p>
-        <w:p>
-          <w:pPr>
-            <w:pStyle w:val="24"/>
-            <w:rPr>
-              <w:rFonts w:asciiTheme="minorHAnsi" w:hAnsiTheme="minorHAnsi"/>
-              <w:noProof/>
-              <w:sz w:val="22"/>
-              <w:szCs w:val="22"/>
-            </w:rPr>
-          </w:pPr>
-          <w:hyperlink w:anchor="_Toc228777652" w:history="1">
-            <w:r>
-              <w:rPr>
-                <w:rStyle w:val="aff2"/>
-                <w:noProof/>
-              </w:rPr>
-              <w:t>4.5</w:t>
-            </w:r>
-            <w:r>
-              <w:rPr>
-                <w:rFonts w:asciiTheme="minorHAnsi" w:hAnsiTheme="minorHAnsi"/>
-                <w:noProof/>
-                <w:sz w:val="22"/>
-                <w:szCs w:val="22"/>
-              </w:rPr>
-              <w:tab/>
-            </w:r>
-            <w:r>
-              <w:rPr>
-                <w:rStyle w:val="aff2"/>
-                <w:noProof/>
-              </w:rPr>
-              <w:t>В каком случае секционирование ухудшает характеристики доступа к данным?</w:t>
-            </w:r>
-            <w:r>
-              <w:rPr>
-                <w:noProof/>
-                <w:webHidden/>
-              </w:rPr>
-              <w:tab/>
-            </w:r>
-            <w:r>
-              <w:rPr>
-                <w:noProof/>
-                <w:webHidden/>
-              </w:rPr>
-              <w:fldChar w:fldCharType="begin"/>
-            </w:r>
-            <w:r>
-              <w:rPr>
-                <w:noProof/>
-                <w:webHidden/>
-              </w:rPr>
-              <w:instrText xml:space="preserve"> PAGEREF _Toc228777652 \h </w:instrText>
-            </w:r>
-            <w:r>
-              <w:rPr>
-                <w:noProof/>
-                <w:webHidden/>
-              </w:rPr>
-            </w:r>
-            <w:r>
-              <w:rPr>
-                <w:noProof/>
-                <w:webHidden/>
-              </w:rPr>
-              <w:fldChar w:fldCharType="separate"/>
-            </w:r>
-            <w:r>
-              <w:rPr>
-                <w:noProof/>
-                <w:webHidden/>
-              </w:rPr>
-              <w:t>43</w:t>
-            </w:r>
-            <w:r>
-              <w:rPr>
-                <w:noProof/>
-                <w:webHidden/>
-              </w:rPr>
-              <w:fldChar w:fldCharType="end"/>
-            </w:r>
-          </w:hyperlink>
-        </w:p>
-        <w:p>
-          <w:pPr>
-            <w:pStyle w:val="24"/>
-            <w:rPr>
-              <w:rFonts w:asciiTheme="minorHAnsi" w:hAnsiTheme="minorHAnsi"/>
-              <w:noProof/>
-              <w:sz w:val="22"/>
-              <w:szCs w:val="22"/>
-            </w:rPr>
-          </w:pPr>
-          <w:hyperlink w:anchor="_Toc228777653" w:history="1">
-            <w:r>
-              <w:rPr>
-                <w:rStyle w:val="aff2"/>
-                <w:noProof/>
-              </w:rPr>
-              <w:t>4.6</w:t>
-            </w:r>
-            <w:r>
-              <w:rPr>
-                <w:rFonts w:asciiTheme="minorHAnsi" w:hAnsiTheme="minorHAnsi"/>
-                <w:noProof/>
-                <w:sz w:val="22"/>
-                <w:szCs w:val="22"/>
-              </w:rPr>
-              <w:tab/>
-            </w:r>
-            <w:r>
-              <w:rPr>
-                <w:rStyle w:val="aff2"/>
-                <w:noProof/>
-              </w:rPr>
-              <w:t>Как изменятся результаты тестирования секционирования данных, если таблица будет кластеризована или будет иметь индекс, используемый при выполнении запроса?</w:t>
-            </w:r>
-            <w:r>
-              <w:rPr>
-                <w:noProof/>
-                <w:webHidden/>
-              </w:rPr>
-              <w:tab/>
-            </w:r>
-            <w:r>
-              <w:rPr>
-                <w:noProof/>
-                <w:webHidden/>
-              </w:rPr>
-              <w:fldChar w:fldCharType="begin"/>
-            </w:r>
-            <w:r>
-              <w:rPr>
-                <w:noProof/>
-                <w:webHidden/>
-              </w:rPr>
-              <w:instrText xml:space="preserve"> PAGEREF _Toc228777653 \h </w:instrText>
-            </w:r>
-            <w:r>
-              <w:rPr>
-                <w:noProof/>
-                <w:webHidden/>
-              </w:rPr>
-            </w:r>
-            <w:r>
-              <w:rPr>
-                <w:noProof/>
-                <w:webHidden/>
-              </w:rPr>
-              <w:fldChar w:fldCharType="separate"/>
-            </w:r>
-            <w:r>
-              <w:rPr>
-                <w:noProof/>
-                <w:webHidden/>
-              </w:rPr>
-              <w:t>43</w:t>
-            </w:r>
-            <w:r>
-              <w:rPr>
-                <w:noProof/>
-                <w:webHidden/>
-              </w:rPr>
-              <w:fldChar w:fldCharType="end"/>
-            </w:r>
-          </w:hyperlink>
-        </w:p>
-        <w:p>
-          <w:pPr>
-            <w:pStyle w:val="24"/>
-            <w:rPr>
-              <w:rFonts w:asciiTheme="minorHAnsi" w:hAnsiTheme="minorHAnsi"/>
-              <w:noProof/>
-              <w:sz w:val="22"/>
-              <w:szCs w:val="22"/>
-            </w:rPr>
-          </w:pPr>
-          <w:hyperlink w:anchor="_Toc228777654" w:history="1">
-            <w:r>
-              <w:rPr>
-                <w:rStyle w:val="aff2"/>
-                <w:noProof/>
-              </w:rPr>
-              <w:t>4.7</w:t>
-            </w:r>
-            <w:r>
-              <w:rPr>
-                <w:rFonts w:asciiTheme="minorHAnsi" w:hAnsiTheme="minorHAnsi"/>
-                <w:noProof/>
-                <w:sz w:val="22"/>
-                <w:szCs w:val="22"/>
-              </w:rPr>
-              <w:tab/>
-            </w:r>
-            <w:r>
-              <w:rPr>
-                <w:rStyle w:val="aff2"/>
-                <w:noProof/>
-              </w:rPr>
-              <w:t>Какой характер имеет зависимость времени выборки одной случайной записи от объема данных в различных ситуациях?</w:t>
-            </w:r>
-            <w:r>
-              <w:rPr>
-                <w:noProof/>
-                <w:webHidden/>
-              </w:rPr>
-              <w:tab/>
-            </w:r>
-            <w:r>
-              <w:rPr>
-                <w:noProof/>
-                <w:webHidden/>
-              </w:rPr>
-              <w:fldChar w:fldCharType="begin"/>
-            </w:r>
-            <w:r>
-              <w:rPr>
-                <w:noProof/>
-                <w:webHidden/>
-              </w:rPr>
-              <w:instrText xml:space="preserve"> PAGEREF _Toc228777654 \h </w:instrText>
-            </w:r>
-            <w:r>
-              <w:rPr>
-                <w:noProof/>
-                <w:webHidden/>
-              </w:rPr>
-            </w:r>
-            <w:r>
-              <w:rPr>
-                <w:noProof/>
-                <w:webHidden/>
-              </w:rPr>
-              <w:fldChar w:fldCharType="separate"/>
-            </w:r>
-            <w:r>
-              <w:rPr>
-                <w:noProof/>
-                <w:webHidden/>
-              </w:rPr>
-              <w:t>43</w:t>
-            </w:r>
-            <w:r>
-              <w:rPr>
-                <w:noProof/>
-                <w:webHidden/>
-              </w:rPr>
-              <w:fldChar w:fldCharType="end"/>
-            </w:r>
-          </w:hyperlink>
-        </w:p>
-        <w:p>
-          <w:pPr>
-            <w:pStyle w:val="24"/>
-            <w:rPr>
-              <w:rFonts w:asciiTheme="minorHAnsi" w:hAnsiTheme="minorHAnsi"/>
-              <w:noProof/>
-              <w:sz w:val="22"/>
-              <w:szCs w:val="22"/>
-            </w:rPr>
-          </w:pPr>
-          <w:hyperlink w:anchor="_Toc228777655" w:history="1">
-            <w:r>
-              <w:rPr>
-                <w:rStyle w:val="aff2"/>
-                <w:noProof/>
-              </w:rPr>
-              <w:t>4.8</w:t>
-            </w:r>
-            <w:r>
-              <w:rPr>
-                <w:rFonts w:asciiTheme="minorHAnsi" w:hAnsiTheme="minorHAnsi"/>
-                <w:noProof/>
-                <w:sz w:val="22"/>
-                <w:szCs w:val="22"/>
-              </w:rPr>
-              <w:tab/>
-            </w:r>
-            <w:r>
-              <w:rPr>
-                <w:rStyle w:val="aff2"/>
-                <w:noProof/>
-              </w:rPr>
-              <w:t>Какую сложность имеет эта операция в каждом случае и почему?</w:t>
-            </w:r>
-            <w:r>
-              <w:rPr>
-                <w:noProof/>
-                <w:webHidden/>
-              </w:rPr>
-              <w:tab/>
-            </w:r>
-            <w:r>
-              <w:rPr>
-                <w:noProof/>
-                <w:webHidden/>
-              </w:rPr>
-              <w:fldChar w:fldCharType="begin"/>
-            </w:r>
-            <w:r>
-              <w:rPr>
-                <w:noProof/>
-                <w:webHidden/>
-              </w:rPr>
-              <w:instrText xml:space="preserve"> PAGEREF _Toc228777655 \h </w:instrText>
-            </w:r>
-            <w:r>
-              <w:rPr>
-                <w:noProof/>
-                <w:webHidden/>
-              </w:rPr>
-            </w:r>
-            <w:r>
-              <w:rPr>
-                <w:noProof/>
-                <w:webHidden/>
-              </w:rPr>
-              <w:fldChar w:fldCharType="separate"/>
-            </w:r>
-            <w:r>
-              <w:rPr>
-                <w:noProof/>
-                <w:webHidden/>
-              </w:rPr>
-              <w:t>44</w:t>
-            </w:r>
-            <w:r>
-              <w:rPr>
-                <w:noProof/>
-                <w:webHidden/>
-              </w:rPr>
-              <w:fldChar w:fldCharType="end"/>
-            </w:r>
-          </w:hyperlink>
-        </w:p>
-        <w:p>
-          <w:pPr>
-            <w:pStyle w:val="24"/>
-            <w:rPr>
-              <w:rFonts w:asciiTheme="minorHAnsi" w:hAnsiTheme="minorHAnsi"/>
-              <w:noProof/>
-              <w:sz w:val="22"/>
-              <w:szCs w:val="22"/>
-            </w:rPr>
-          </w:pPr>
-          <w:hyperlink w:anchor="_Toc228777656" w:history="1">
-            <w:r>
-              <w:rPr>
-                <w:rStyle w:val="aff2"/>
-                <w:noProof/>
-              </w:rPr>
-              <w:t>4.9</w:t>
-            </w:r>
-            <w:r>
-              <w:rPr>
-                <w:rFonts w:asciiTheme="minorHAnsi" w:hAnsiTheme="minorHAnsi"/>
-                <w:noProof/>
-                <w:sz w:val="22"/>
-                <w:szCs w:val="22"/>
-              </w:rPr>
-              <w:tab/>
-            </w:r>
-            <w:r>
-              <w:rPr>
-                <w:rStyle w:val="aff2"/>
-                <w:noProof/>
-              </w:rPr>
-              <w:t>Какой характер имеет зависимость времени вставки одной случайной записи от объема данных в различных ситуациях?</w:t>
-            </w:r>
-            <w:r>
-              <w:rPr>
-                <w:noProof/>
-                <w:webHidden/>
-              </w:rPr>
-              <w:tab/>
-            </w:r>
-            <w:r>
-              <w:rPr>
-                <w:noProof/>
-                <w:webHidden/>
-              </w:rPr>
-              <w:fldChar w:fldCharType="begin"/>
-            </w:r>
-            <w:r>
-              <w:rPr>
-                <w:noProof/>
-                <w:webHidden/>
-              </w:rPr>
-              <w:instrText xml:space="preserve"> PAGEREF _Toc228777656 \h </w:instrText>
-            </w:r>
-            <w:r>
-              <w:rPr>
-                <w:noProof/>
-                <w:webHidden/>
-              </w:rPr>
-            </w:r>
-            <w:r>
-              <w:rPr>
-                <w:noProof/>
-                <w:webHidden/>
-              </w:rPr>
-              <w:fldChar w:fldCharType="separate"/>
-            </w:r>
-            <w:r>
-              <w:rPr>
-                <w:noProof/>
-                <w:webHidden/>
-              </w:rPr>
-              <w:t>44</w:t>
-            </w:r>
-            <w:r>
-              <w:rPr>
-                <w:noProof/>
-                <w:webHidden/>
-              </w:rPr>
-              <w:fldChar w:fldCharType="end"/>
-            </w:r>
-          </w:hyperlink>
-        </w:p>
-        <w:p>
-          <w:pPr>
-            <w:pStyle w:val="24"/>
-            <w:rPr>
-              <w:rFonts w:asciiTheme="minorHAnsi" w:hAnsiTheme="minorHAnsi"/>
-              <w:noProof/>
-              <w:sz w:val="22"/>
-              <w:szCs w:val="22"/>
-            </w:rPr>
-          </w:pPr>
-          <w:hyperlink w:anchor="_Toc228777657" w:history="1">
-            <w:r>
-              <w:rPr>
-                <w:rStyle w:val="aff2"/>
-                <w:noProof/>
-              </w:rPr>
-              <w:t>4.10</w:t>
-            </w:r>
-            <w:r>
-              <w:rPr>
-                <w:rFonts w:asciiTheme="minorHAnsi" w:hAnsiTheme="minorHAnsi"/>
-                <w:noProof/>
-                <w:sz w:val="22"/>
-                <w:szCs w:val="22"/>
-              </w:rPr>
-              <w:tab/>
-            </w:r>
-            <w:r>
-              <w:rPr>
-                <w:rStyle w:val="aff2"/>
-                <w:noProof/>
-              </w:rPr>
-              <w:t>Какую сложность имеет операция вставки и что влияет на время вставки данных в различных случаях?</w:t>
-            </w:r>
-            <w:r>
-              <w:rPr>
-                <w:noProof/>
-                <w:webHidden/>
-              </w:rPr>
-              <w:tab/>
-            </w:r>
-            <w:r>
-              <w:rPr>
-                <w:noProof/>
-                <w:webHidden/>
-              </w:rPr>
-              <w:fldChar w:fldCharType="begin"/>
-            </w:r>
-            <w:r>
-              <w:rPr>
-                <w:noProof/>
-                <w:webHidden/>
-              </w:rPr>
-              <w:instrText xml:space="preserve"> PAGEREF _Toc228777657 \h </w:instrText>
-            </w:r>
-            <w:r>
-              <w:rPr>
-                <w:noProof/>
-                <w:webHidden/>
-              </w:rPr>
-            </w:r>
-            <w:r>
-              <w:rPr>
-                <w:noProof/>
-                <w:webHidden/>
-              </w:rPr>
-              <w:fldChar w:fldCharType="separate"/>
-            </w:r>
-            <w:r>
-              <w:rPr>
-                <w:noProof/>
-                <w:webHidden/>
-              </w:rPr>
-              <w:t>44</w:t>
-            </w:r>
-            <w:r>
-              <w:rPr>
-                <w:noProof/>
-                <w:webHidden/>
-              </w:rPr>
-              <w:fldChar w:fldCharType="end"/>
-            </w:r>
-          </w:hyperlink>
-        </w:p>
-        <w:p>
-          <w:pPr>
-            <w:pStyle w:val="24"/>
-            <w:rPr>
-              <w:rFonts w:asciiTheme="minorHAnsi" w:hAnsiTheme="minorHAnsi"/>
-              <w:noProof/>
-              <w:sz w:val="22"/>
-              <w:szCs w:val="22"/>
-            </w:rPr>
-          </w:pPr>
-          <w:hyperlink w:anchor="_Toc228777658" w:history="1">
-            <w:r>
-              <w:rPr>
-                <w:rStyle w:val="aff2"/>
-                <w:noProof/>
-              </w:rPr>
-              <w:t>4.11</w:t>
-            </w:r>
-            <w:r>
-              <w:rPr>
-                <w:rFonts w:asciiTheme="minorHAnsi" w:hAnsiTheme="minorHAnsi"/>
-                <w:noProof/>
-                <w:sz w:val="22"/>
-                <w:szCs w:val="22"/>
-              </w:rPr>
-              <w:tab/>
-            </w:r>
-            <w:r>
-              <w:rPr>
-                <w:rStyle w:val="aff2"/>
-                <w:noProof/>
-              </w:rPr>
-              <w:t>Какой характер имеет зависимость времени обновления одной случайной записи от объема данных в различных ситуациях?</w:t>
-            </w:r>
-            <w:r>
-              <w:rPr>
-                <w:noProof/>
-                <w:webHidden/>
-              </w:rPr>
-              <w:tab/>
-            </w:r>
-            <w:r>
-              <w:rPr>
-                <w:noProof/>
-                <w:webHidden/>
-              </w:rPr>
-              <w:fldChar w:fldCharType="begin"/>
-            </w:r>
-            <w:r>
-              <w:rPr>
-                <w:noProof/>
-                <w:webHidden/>
-              </w:rPr>
-              <w:instrText xml:space="preserve"> PAGEREF _Toc228777658 \h </w:instrText>
-            </w:r>
-            <w:r>
-              <w:rPr>
-                <w:noProof/>
-                <w:webHidden/>
-              </w:rPr>
-            </w:r>
-            <w:r>
-              <w:rPr>
-                <w:noProof/>
-                <w:webHidden/>
-              </w:rPr>
-              <w:fldChar w:fldCharType="separate"/>
-            </w:r>
-            <w:r>
-              <w:rPr>
-                <w:noProof/>
-                <w:webHidden/>
-              </w:rPr>
-              <w:t>44</w:t>
-            </w:r>
-            <w:r>
-              <w:rPr>
-                <w:noProof/>
-                <w:webHidden/>
-              </w:rPr>
-              <w:fldChar w:fldCharType="end"/>
-            </w:r>
-          </w:hyperlink>
-        </w:p>
-        <w:p>
-          <w:pPr>
-            <w:pStyle w:val="24"/>
-            <w:rPr>
-              <w:rFonts w:asciiTheme="minorHAnsi" w:hAnsiTheme="minorHAnsi"/>
-              <w:noProof/>
-              <w:sz w:val="22"/>
-              <w:szCs w:val="22"/>
-            </w:rPr>
-          </w:pPr>
-          <w:hyperlink w:anchor="_Toc228777659" w:history="1">
-            <w:r>
-              <w:rPr>
-                <w:rStyle w:val="aff2"/>
-                <w:noProof/>
-              </w:rPr>
-              <w:t>4.12</w:t>
-            </w:r>
-            <w:r>
-              <w:rPr>
-                <w:rFonts w:asciiTheme="minorHAnsi" w:hAnsiTheme="minorHAnsi"/>
-                <w:noProof/>
-                <w:sz w:val="22"/>
-                <w:szCs w:val="22"/>
-              </w:rPr>
-              <w:tab/>
-            </w:r>
-            <w:r>
-              <w:rPr>
-                <w:rStyle w:val="aff2"/>
-                <w:noProof/>
-              </w:rPr>
-              <w:t>Из каких операций складывается операция обновления данных?</w:t>
-            </w:r>
-            <w:r>
-              <w:rPr>
-                <w:noProof/>
-                <w:webHidden/>
-              </w:rPr>
-              <w:tab/>
-            </w:r>
-            <w:r>
-              <w:rPr>
-                <w:noProof/>
-                <w:webHidden/>
-              </w:rPr>
-              <w:fldChar w:fldCharType="begin"/>
-            </w:r>
-            <w:r>
-              <w:rPr>
-                <w:noProof/>
-                <w:webHidden/>
-              </w:rPr>
-              <w:instrText xml:space="preserve"> PAGEREF _Toc228777659 \h </w:instrText>
-            </w:r>
-            <w:r>
-              <w:rPr>
-                <w:noProof/>
-                <w:webHidden/>
-              </w:rPr>
-            </w:r>
-            <w:r>
-              <w:rPr>
-                <w:noProof/>
-                <w:webHidden/>
-              </w:rPr>
-              <w:fldChar w:fldCharType="separate"/>
-            </w:r>
-            <w:r>
-              <w:rPr>
-                <w:noProof/>
-                <w:webHidden/>
-              </w:rPr>
-              <w:t>45</w:t>
-            </w:r>
-            <w:r>
-              <w:rPr>
-                <w:noProof/>
-                <w:webHidden/>
-              </w:rPr>
-              <w:fldChar w:fldCharType="end"/>
-            </w:r>
-          </w:hyperlink>
-        </w:p>
-        <w:p>
-          <w:pPr>
-            <w:pStyle w:val="24"/>
-            <w:rPr>
-              <w:rFonts w:asciiTheme="minorHAnsi" w:hAnsiTheme="minorHAnsi"/>
-              <w:noProof/>
-              <w:sz w:val="22"/>
-              <w:szCs w:val="22"/>
-            </w:rPr>
-          </w:pPr>
-          <w:hyperlink w:anchor="_Toc228777660" w:history="1">
-            <w:r>
-              <w:rPr>
-                <w:rStyle w:val="aff2"/>
-                <w:noProof/>
-              </w:rPr>
-              <w:t>4.13</w:t>
-            </w:r>
-            <w:r>
-              <w:rPr>
-                <w:rFonts w:asciiTheme="minorHAnsi" w:hAnsiTheme="minorHAnsi"/>
-                <w:noProof/>
-                <w:sz w:val="22"/>
-                <w:szCs w:val="22"/>
-              </w:rPr>
-              <w:tab/>
-            </w:r>
-            <w:r>
-              <w:rPr>
-                <w:rStyle w:val="aff2"/>
-                <w:noProof/>
-              </w:rPr>
-              <w:t>Какую сложность имеет UPDATE и почему характер временной зависимости для некоторых типов индексов отличается?</w:t>
-            </w:r>
-            <w:r>
-              <w:rPr>
-                <w:noProof/>
-                <w:webHidden/>
-              </w:rPr>
-              <w:tab/>
-            </w:r>
-            <w:r>
-              <w:rPr>
-                <w:noProof/>
-                <w:webHidden/>
-              </w:rPr>
-              <w:fldChar w:fldCharType="begin"/>
-            </w:r>
-            <w:r>
-              <w:rPr>
-                <w:noProof/>
-                <w:webHidden/>
-              </w:rPr>
-              <w:instrText xml:space="preserve"> PAGEREF _Toc228777660 \h </w:instrText>
-            </w:r>
-            <w:r>
-              <w:rPr>
-                <w:noProof/>
-                <w:webHidden/>
-              </w:rPr>
-            </w:r>
-            <w:r>
-              <w:rPr>
-                <w:noProof/>
-                <w:webHidden/>
-              </w:rPr>
-              <w:fldChar w:fldCharType="separate"/>
-            </w:r>
-            <w:r>
-              <w:rPr>
-                <w:noProof/>
-                <w:webHidden/>
-              </w:rPr>
-              <w:t>45</w:t>
-            </w:r>
-            <w:r>
-              <w:rPr>
-                <w:noProof/>
-                <w:webHidden/>
-              </w:rPr>
-              <w:fldChar w:fldCharType="end"/>
-            </w:r>
-          </w:hyperlink>
-        </w:p>
-        <w:p>
-          <w:pPr>
-            <w:pStyle w:val="24"/>
-            <w:rPr>
-              <w:rFonts w:asciiTheme="minorHAnsi" w:hAnsiTheme="minorHAnsi"/>
-              <w:noProof/>
-              <w:sz w:val="22"/>
-              <w:szCs w:val="22"/>
-            </w:rPr>
-          </w:pPr>
-          <w:hyperlink w:anchor="_Toc228777661" w:history="1">
-            <w:r>
-              <w:rPr>
-                <w:rStyle w:val="aff2"/>
-                <w:noProof/>
-              </w:rPr>
-              <w:t>4.14</w:t>
-            </w:r>
-            <w:r>
-              <w:rPr>
-                <w:rFonts w:asciiTheme="minorHAnsi" w:hAnsiTheme="minorHAnsi"/>
-                <w:noProof/>
-                <w:sz w:val="22"/>
-                <w:szCs w:val="22"/>
-              </w:rPr>
-              <w:tab/>
-            </w:r>
-            <w:r>
-              <w:rPr>
-                <w:rStyle w:val="aff2"/>
-                <w:noProof/>
-              </w:rPr>
-              <w:t>Что такое кластеризация данных в СУБД и как она влияет на скорости операций с данными?</w:t>
-            </w:r>
-            <w:r>
-              <w:rPr>
-                <w:noProof/>
-                <w:webHidden/>
-              </w:rPr>
-              <w:tab/>
-            </w:r>
-            <w:r>
-              <w:rPr>
-                <w:noProof/>
-                <w:webHidden/>
-              </w:rPr>
-              <w:fldChar w:fldCharType="begin"/>
-            </w:r>
-            <w:r>
-              <w:rPr>
-                <w:noProof/>
-                <w:webHidden/>
-              </w:rPr>
-              <w:instrText xml:space="preserve"> PAGEREF _Toc228777661 \h </w:instrText>
-            </w:r>
-            <w:r>
-              <w:rPr>
-                <w:noProof/>
-                <w:webHidden/>
-              </w:rPr>
-            </w:r>
-            <w:r>
-              <w:rPr>
-                <w:noProof/>
-                <w:webHidden/>
-              </w:rPr>
-              <w:fldChar w:fldCharType="separate"/>
-            </w:r>
-            <w:r>
-              <w:rPr>
-                <w:noProof/>
-                <w:webHidden/>
-              </w:rPr>
-              <w:t>45</w:t>
-            </w:r>
-            <w:r>
-              <w:rPr>
-                <w:noProof/>
-                <w:webHidden/>
-              </w:rPr>
-              <w:fldChar w:fldCharType="end"/>
-            </w:r>
-          </w:hyperlink>
-        </w:p>
-        <w:p>
-          <w:pPr>
-            <w:pStyle w:val="24"/>
-            <w:rPr>
-              <w:rFonts w:asciiTheme="minorHAnsi" w:hAnsiTheme="minorHAnsi"/>
-              <w:noProof/>
-              <w:sz w:val="22"/>
-              <w:szCs w:val="22"/>
-            </w:rPr>
-          </w:pPr>
-          <w:hyperlink w:anchor="_Toc228777662" w:history="1">
-            <w:r>
-              <w:rPr>
-                <w:rStyle w:val="aff2"/>
-                <w:noProof/>
-              </w:rPr>
-              <w:t>4.15</w:t>
-            </w:r>
-            <w:r>
-              <w:rPr>
-                <w:rFonts w:asciiTheme="minorHAnsi" w:hAnsiTheme="minorHAnsi"/>
-                <w:noProof/>
-                <w:sz w:val="22"/>
-                <w:szCs w:val="22"/>
-              </w:rPr>
-              <w:tab/>
-            </w:r>
-            <w:r>
-              <w:rPr>
-                <w:rStyle w:val="aff2"/>
-                <w:noProof/>
-              </w:rPr>
-              <w:t>Какой режим кластеризации надо установить при вставке данных? Как это сделать?</w:t>
-            </w:r>
-            <w:r>
-              <w:rPr>
-                <w:noProof/>
-                <w:webHidden/>
-              </w:rPr>
-              <w:tab/>
-            </w:r>
-            <w:r>
-              <w:rPr>
-                <w:noProof/>
-                <w:webHidden/>
-              </w:rPr>
-              <w:fldChar w:fldCharType="begin"/>
-            </w:r>
-            <w:r>
-              <w:rPr>
-                <w:noProof/>
-                <w:webHidden/>
-              </w:rPr>
-              <w:instrText xml:space="preserve"> PAGEREF _Toc228777662 \h </w:instrText>
-            </w:r>
-            <w:r>
-              <w:rPr>
-                <w:noProof/>
-                <w:webHidden/>
-              </w:rPr>
-            </w:r>
-            <w:r>
-              <w:rPr>
-                <w:noProof/>
-                <w:webHidden/>
-              </w:rPr>
-              <w:fldChar w:fldCharType="separate"/>
-            </w:r>
-            <w:r>
-              <w:rPr>
-                <w:noProof/>
-                <w:webHidden/>
-              </w:rPr>
-              <w:t>46</w:t>
-            </w:r>
-            <w:r>
-              <w:rPr>
-                <w:noProof/>
-                <w:webHidden/>
-              </w:rPr>
-              <w:fldChar w:fldCharType="end"/>
-            </w:r>
-          </w:hyperlink>
-        </w:p>
-        <w:p>
-          <w:pPr>
-            <w:pStyle w:val="24"/>
-            <w:rPr>
-              <w:rFonts w:asciiTheme="minorHAnsi" w:hAnsiTheme="minorHAnsi"/>
-              <w:noProof/>
-              <w:sz w:val="22"/>
-              <w:szCs w:val="22"/>
-            </w:rPr>
-          </w:pPr>
-          <w:hyperlink w:anchor="_Toc228777663" w:history="1">
-            <w:r>
-              <w:rPr>
-                <w:rStyle w:val="aff2"/>
-                <w:noProof/>
-              </w:rPr>
-              <w:t>4.16</w:t>
-            </w:r>
-            <w:r>
-              <w:rPr>
-                <w:rFonts w:asciiTheme="minorHAnsi" w:hAnsiTheme="minorHAnsi"/>
-                <w:noProof/>
-                <w:sz w:val="22"/>
-                <w:szCs w:val="22"/>
-              </w:rPr>
-              <w:tab/>
-            </w:r>
-            <w:r>
-              <w:rPr>
-                <w:rStyle w:val="aff2"/>
-                <w:noProof/>
-              </w:rPr>
-              <w:t>Какой режим кластеризации надо установить при поиске данных? Как это сделать?</w:t>
-            </w:r>
-            <w:r>
-              <w:rPr>
-                <w:noProof/>
-                <w:webHidden/>
-              </w:rPr>
-              <w:tab/>
-            </w:r>
-            <w:r>
-              <w:rPr>
-                <w:noProof/>
-                <w:webHidden/>
-              </w:rPr>
-              <w:fldChar w:fldCharType="begin"/>
-            </w:r>
-            <w:r>
-              <w:rPr>
-                <w:noProof/>
-                <w:webHidden/>
-              </w:rPr>
-              <w:instrText xml:space="preserve"> PAGEREF _Toc228777663 \h </w:instrText>
-            </w:r>
-            <w:r>
-              <w:rPr>
-                <w:noProof/>
-                <w:webHidden/>
-              </w:rPr>
-            </w:r>
-            <w:r>
-              <w:rPr>
-                <w:noProof/>
-                <w:webHidden/>
-              </w:rPr>
-              <w:fldChar w:fldCharType="separate"/>
-            </w:r>
-            <w:r>
-              <w:rPr>
-                <w:noProof/>
-                <w:webHidden/>
-              </w:rPr>
-              <w:t>46</w:t>
-            </w:r>
-            <w:r>
-              <w:rPr>
-                <w:noProof/>
+              <w:t>27</w:t>
+            </w:r>
+            <w:r>
+              <w:rPr>
                 <w:webHidden/>
               </w:rPr>
               <w:fldChar w:fldCharType="end"/>
@@ -3758,122 +2993,47 @@
               <w:szCs w:val="22"/>
             </w:rPr>
           </w:pPr>
-          <w:hyperlink w:anchor="_Toc228777664" w:history="1">
+          <w:hyperlink w:anchor="_Toc228455843" w:history="1">
             <w:r>
               <w:rPr>
                 <w:rStyle w:val="aff2"/>
               </w:rPr>
-              <w:t>5</w:t>
-            </w:r>
-            <w:r>
-              <w:rPr>
-                <w:rFonts w:asciiTheme="minorHAnsi" w:hAnsiTheme="minorHAnsi"/>
-                <w:b w:val="0"/>
-                <w:sz w:val="22"/>
-                <w:szCs w:val="22"/>
+              <w:t>Список используемых источников</w:t>
+            </w:r>
+            <w:r>
+              <w:rPr>
+                <w:webHidden/>
               </w:rPr>
               <w:tab/>
             </w:r>
             <w:r>
               <w:rPr>
-                <w:rStyle w:val="aff2"/>
-              </w:rPr>
-              <w:t>Выводы</w:t>
-            </w:r>
-            <w:r>
-              <w:rPr>
                 <w:webHidden/>
               </w:rPr>
-              <w:tab/>
+              <w:fldChar w:fldCharType="begin"/>
             </w:r>
             <w:r>
               <w:rPr>
                 <w:webHidden/>
               </w:rPr>
-              <w:fldChar w:fldCharType="begin"/>
+              <w:instrText xml:space="preserve"> PAGEREF _Toc228455843 \h </w:instrText>
             </w:r>
             <w:r>
               <w:rPr>
                 <w:webHidden/>
               </w:rPr>
-              <w:instrText xml:space="preserve"> PAGEREF _Toc228777664 \h </w:instrText>
             </w:r>
             <w:r>
               <w:rPr>
                 <w:webHidden/>
               </w:rPr>
+              <w:fldChar w:fldCharType="separate"/>
             </w:r>
             <w:r>
               <w:rPr>
                 <w:webHidden/>
               </w:rPr>
-              <w:fldChar w:fldCharType="separate"/>
-            </w:r>
-            <w:r>
-              <w:rPr>
-                <w:webHidden/>
-              </w:rPr>
-              <w:t>47</w:t>
-            </w:r>
-            <w:r>
-              <w:rPr>
-                <w:webHidden/>
-              </w:rPr>
-              <w:fldChar w:fldCharType="end"/>
-            </w:r>
-          </w:hyperlink>
-        </w:p>
-        <w:p>
-          <w:pPr>
-            <w:pStyle w:val="11"/>
-            <w:rPr>
-              <w:rFonts w:asciiTheme="minorHAnsi" w:hAnsiTheme="minorHAnsi"/>
-              <w:b w:val="0"/>
-              <w:sz w:val="22"/>
-              <w:szCs w:val="22"/>
-            </w:rPr>
-          </w:pPr>
-          <w:hyperlink w:anchor="_Toc228777665" w:history="1">
-            <w:r>
-              <w:rPr>
-                <w:rStyle w:val="aff2"/>
-              </w:rPr>
-              <w:t>Список используемых источников</w:t>
-            </w:r>
-            <w:r>
-              <w:rPr>
-                <w:webHidden/>
-              </w:rPr>
-              <w:tab/>
-            </w:r>
-            <w:r>
-              <w:rPr>
-                <w:webHidden/>
-              </w:rPr>
-              <w:fldChar w:fldCharType="begin"/>
-            </w:r>
-            <w:r>
-              <w:rPr>
-                <w:webHidden/>
-              </w:rPr>
-              <w:instrText xml:space="preserve"> PAGEREF _Toc228777665 \h </w:instrText>
-            </w:r>
-            <w:r>
-              <w:rPr>
-                <w:webHidden/>
-              </w:rPr>
-            </w:r>
-            <w:r>
-              <w:rPr>
-                <w:webHidden/>
-              </w:rPr>
-              <w:fldChar w:fldCharType="separate"/>
-            </w:r>
-            <w:r>
-              <w:rPr>
-                <w:webHidden/>
-              </w:rPr>
-              <w:t>49</w:t>
+              <w:t>28</w:t>
             </w:r>
             <w:r>
               <w:rPr>
@@ -3902,7 +3062,7 @@
         <w:ind w:firstLine="0"/>
         <w:jc w:val="center"/>
       </w:pPr>
-      <w:bookmarkStart w:id="0" w:name="_Toc228777631"/>
+      <w:bookmarkStart w:id="0" w:name="_Toc228455819"/>
       <w:r>
         <w:lastRenderedPageBreak/>
         <w:t>Формулировка задания</w:t>
@@ -4287,12 +3447,21 @@
     <w:p/>
     <w:p>
       <w:pPr>
+        <w:spacing w:line="240" w:lineRule="auto"/>
+        <w:ind w:firstLine="0"/>
+      </w:pPr>
+      <w:r>
+        <w:br w:type="page"/>
+      </w:r>
+    </w:p>
+    <w:p>
+      <w:pPr>
         <w:pStyle w:val="1"/>
         <w:keepNext/>
         <w:ind w:firstLine="0"/>
         <w:jc w:val="center"/>
       </w:pPr>
-      <w:bookmarkStart w:id="1" w:name="_Toc228777632"/>
+      <w:bookmarkStart w:id="1" w:name="_Toc228455820"/>
       <w:r>
         <w:lastRenderedPageBreak/>
         <w:t>Теоретические сведения</w:t>
@@ -4699,10 +3868,7 @@
       </w:r>
       <w:proofErr w:type="spellEnd"/>
       <w:r>
-        <w:t xml:space="preserve"> индексу соответствует логарифмическому росту относительно числа строк. Для операций модификации данных картина сложнее: вставка и обновление без дополнительных индексов в значительной степени определяются постоянными накладными расходами, тогда как наличие индексов добавляет затраты на поддержку индексных структур. Для UPDATE это особенно важно, поскольку операция включает поиск строки, создание новой версии записи, поддержку MVCC, изменение индексов, запись в WAL и, при наличии, выполнение триггеров.</w:t>
-      </w:r>
-      <w:r>
-        <w:t xml:space="preserve"> </w:t>
+        <w:t xml:space="preserve"> индексу соответствует логарифмическому росту относительно числа строк. Для операций модификации данных картина сложнее: вставка и обновление без дополнительных индексов в значительной степени определяются постоянными накладными расходами, тогда как наличие индексов добавляет затраты на поддержку индексных структур. Для UPDATE это особенно важно, поскольку операция включает поиск строки, создание новой версии записи, поддержку MVCC, изменение индексов, запись в WAL и, при наличии, выполнение триггеров. </w:t>
       </w:r>
       <w:r>
         <w:br w:type="page"/>
@@ -4840,7 +4006,15 @@
             </w:r>
             <w:proofErr w:type="spellEnd"/>
             <w:r>
-              <w:t xml:space="preserve"> 16.13-1.pgdg13+1)</w:t>
+              <w:t xml:space="preserve"> 16.13-</w:t>
+            </w:r>
+            <w:proofErr w:type="gramStart"/>
+            <w:r>
+              <w:t>1.pgdg</w:t>
+            </w:r>
+            <w:proofErr w:type="gramEnd"/>
+            <w:r>
+              <w:t>13+1)</w:t>
             </w:r>
           </w:p>
         </w:tc>
@@ -5139,6 +4313,7 @@
         <w:t xml:space="preserve"> </w:t>
       </w:r>
       <w:proofErr w:type="spellStart"/>
+      <w:proofErr w:type="gramStart"/>
       <w:r>
         <w:rPr>
           <w:szCs w:val="28"/>
@@ -5147,6 +4322,7 @@
         <w:t>compose.yaml</w:t>
       </w:r>
       <w:proofErr w:type="spellEnd"/>
+      <w:proofErr w:type="gramEnd"/>
     </w:p>
     <w:tbl>
       <w:tblPr>
@@ -5544,14 +4720,17 @@
       </w:pPr>
       <w:bookmarkStart w:id="8" w:name="_Toc228777639"/>
       <w:r>
+        <w:t>Оценка размеров БД, таблиц и физических файлов</w:t>
+      </w:r>
+      <w:bookmarkEnd w:id="8"/>
+    </w:p>
+    <w:p>
+      <w:r>
+        <w:t xml:space="preserve">На первом этапе была определена начальная конфигурация сервера и размер базы данных. После выполнения тяжелых экспериментов размер базы данных </w:t>
+      </w:r>
+      <w:r>
         <w:lastRenderedPageBreak/>
-        <w:t>Оценка размеров БД, таблиц и физических файлов</w:t>
-      </w:r>
-      <w:bookmarkEnd w:id="8"/>
-    </w:p>
-    <w:p>
-      <w:r>
-        <w:t xml:space="preserve">На первом этапе была определена начальная конфигурация сервера и размер базы данных. После выполнения тяжелых экспериментов размер базы данных subd_lab4_clean составил 14 ГБ. Дополнительно были выгружены сведения о WAL: в каталоге </w:t>
+        <w:t xml:space="preserve">subd_lab4_clean составил 14 ГБ. Дополнительно были выгружены сведения о WAL: в каталоге </w:t>
       </w:r>
       <w:proofErr w:type="spellStart"/>
       <w:r>
@@ -5637,10 +4816,7 @@
         <w:t>2</w:t>
       </w:r>
       <w:r>
-        <w:t xml:space="preserve"> – </w:t>
-      </w:r>
-      <w:r>
-        <w:t xml:space="preserve">Определение размера базы данных и </w:t>
+        <w:t xml:space="preserve"> – Определение размера базы данных и </w:t>
       </w:r>
       <w:proofErr w:type="spellStart"/>
       <w:r>
@@ -5679,11 +4855,19 @@
             </w:r>
             <w:proofErr w:type="spellStart"/>
             <w:r>
-              <w:t>current_database</w:t>
-            </w:r>
-            <w:proofErr w:type="spellEnd"/>
-            <w:r>
-              <w:t xml:space="preserve">() AS </w:t>
+              <w:t>current_</w:t>
+            </w:r>
+            <w:proofErr w:type="gramStart"/>
+            <w:r>
+              <w:t>database</w:t>
+            </w:r>
+            <w:proofErr w:type="spellEnd"/>
+            <w:r>
+              <w:t>(</w:t>
+            </w:r>
+            <w:proofErr w:type="gramEnd"/>
+            <w:r>
+              <w:t xml:space="preserve">) AS </w:t>
             </w:r>
             <w:proofErr w:type="spellStart"/>
             <w:r>
@@ -5719,11 +4903,19 @@
             </w:r>
             <w:proofErr w:type="spellStart"/>
             <w:r>
-              <w:t>current_database</w:t>
-            </w:r>
-            <w:proofErr w:type="spellEnd"/>
-            <w:r>
-              <w:t xml:space="preserve">())) AS </w:t>
+              <w:t>current_</w:t>
+            </w:r>
+            <w:proofErr w:type="gramStart"/>
+            <w:r>
+              <w:t>database</w:t>
+            </w:r>
+            <w:proofErr w:type="spellEnd"/>
+            <w:r>
+              <w:t>(</w:t>
+            </w:r>
+            <w:proofErr w:type="gramEnd"/>
+            <w:r>
+              <w:t xml:space="preserve">))) AS </w:t>
             </w:r>
             <w:proofErr w:type="spellStart"/>
             <w:r>
@@ -5751,11 +4943,19 @@
             </w:r>
             <w:proofErr w:type="spellStart"/>
             <w:r>
-              <w:t>current_database</w:t>
-            </w:r>
-            <w:proofErr w:type="spellEnd"/>
-            <w:r>
-              <w:t xml:space="preserve">()) AS </w:t>
+              <w:t>current_</w:t>
+            </w:r>
+            <w:proofErr w:type="gramStart"/>
+            <w:r>
+              <w:t>database</w:t>
+            </w:r>
+            <w:proofErr w:type="spellEnd"/>
+            <w:r>
+              <w:t>(</w:t>
+            </w:r>
+            <w:proofErr w:type="gramEnd"/>
+            <w:r>
+              <w:t xml:space="preserve">)) AS </w:t>
             </w:r>
             <w:proofErr w:type="spellStart"/>
             <w:r>
@@ -5936,10 +5136,12 @@
               <w:t xml:space="preserve"> = </w:t>
             </w:r>
             <w:proofErr w:type="spellStart"/>
+            <w:proofErr w:type="gramStart"/>
             <w:r>
               <w:t>c.relnamespace</w:t>
             </w:r>
             <w:proofErr w:type="spellEnd"/>
+            <w:proofErr w:type="gramEnd"/>
           </w:p>
           <w:p>
             <w:pPr>
@@ -5949,10 +5151,12 @@
               <w:t xml:space="preserve">WHERE </w:t>
             </w:r>
             <w:proofErr w:type="spellStart"/>
+            <w:proofErr w:type="gramStart"/>
             <w:r>
               <w:t>n.nspname</w:t>
             </w:r>
             <w:proofErr w:type="spellEnd"/>
+            <w:proofErr w:type="gramEnd"/>
             <w:r>
               <w:t xml:space="preserve"> = 'lab4'</w:t>
             </w:r>
@@ -6786,6 +5990,7 @@
               <w:pStyle w:val="ad"/>
             </w:pPr>
             <w:r>
+              <w:lastRenderedPageBreak/>
               <w:t>100 000</w:t>
             </w:r>
           </w:p>
@@ -6930,16 +6135,7 @@
         <w:pStyle w:val="ab"/>
       </w:pPr>
       <w:r>
-        <w:t xml:space="preserve">Листинг </w:t>
-      </w:r>
-      <w:r>
-        <w:t>3</w:t>
-      </w:r>
-      <w:r>
-        <w:t xml:space="preserve"> – </w:t>
-      </w:r>
-      <w:r>
-        <w:t xml:space="preserve">Создание тестовой таблицы </w:t>
+        <w:t xml:space="preserve">Листинг 3 – Создание тестовой таблицы </w:t>
       </w:r>
       <w:proofErr w:type="spellStart"/>
       <w:r>
@@ -7031,11 +6227,125 @@
             </w:r>
             <w:proofErr w:type="spellStart"/>
             <w:r>
+              <w:t>event_</w:t>
+            </w:r>
+            <w:proofErr w:type="gramStart"/>
+            <w:r>
+              <w:t>time</w:t>
+            </w:r>
+            <w:proofErr w:type="spellEnd"/>
+            <w:r>
+              <w:t xml:space="preserve">  timestamp</w:t>
+            </w:r>
+            <w:proofErr w:type="gramEnd"/>
+            <w:r>
+              <w:t xml:space="preserve"> NOT NULL,</w:t>
+            </w:r>
+          </w:p>
+          <w:p>
+            <w:pPr>
+              <w:pStyle w:val="ac"/>
+            </w:pPr>
+            <w:r>
+              <w:t xml:space="preserve">    </w:t>
+            </w:r>
+            <w:proofErr w:type="spellStart"/>
+            <w:r>
+              <w:t>event_</w:t>
+            </w:r>
+            <w:proofErr w:type="gramStart"/>
+            <w:r>
+              <w:t>type</w:t>
+            </w:r>
+            <w:proofErr w:type="spellEnd"/>
+            <w:r>
+              <w:t xml:space="preserve">  text</w:t>
+            </w:r>
+            <w:proofErr w:type="gramEnd"/>
+            <w:r>
+              <w:t xml:space="preserve"> NOT NULL,</w:t>
+            </w:r>
+          </w:p>
+          <w:p>
+            <w:pPr>
+              <w:pStyle w:val="ac"/>
+            </w:pPr>
+            <w:r>
+              <w:t xml:space="preserve">    payload     text NOT NULL</w:t>
+            </w:r>
+          </w:p>
+          <w:p>
+            <w:pPr>
+              <w:pStyle w:val="ac"/>
+            </w:pPr>
+            <w:r>
+              <w:t>);</w:t>
+            </w:r>
+          </w:p>
+          <w:p>
+            <w:pPr>
+              <w:pStyle w:val="ac"/>
+            </w:pPr>
+          </w:p>
+          <w:p>
+            <w:pPr>
+              <w:pStyle w:val="ac"/>
+            </w:pPr>
+            <w:r>
+              <w:t>INSERT INTO lab4.user_log_</w:t>
+            </w:r>
+            <w:proofErr w:type="gramStart"/>
+            <w:r>
+              <w:t>storage(</w:t>
+            </w:r>
+            <w:proofErr w:type="spellStart"/>
+            <w:proofErr w:type="gramEnd"/>
+            <w:r>
+              <w:t>user_id</w:t>
+            </w:r>
+            <w:proofErr w:type="spellEnd"/>
+            <w:r>
+              <w:t xml:space="preserve">, </w:t>
+            </w:r>
+            <w:proofErr w:type="spellStart"/>
+            <w:r>
               <w:t>event_time</w:t>
             </w:r>
             <w:proofErr w:type="spellEnd"/>
             <w:r>
-              <w:t xml:space="preserve">  timestamp NOT NULL,</w:t>
+              <w:t xml:space="preserve">, </w:t>
+            </w:r>
+            <w:proofErr w:type="spellStart"/>
+            <w:r>
+              <w:t>event_type</w:t>
+            </w:r>
+            <w:proofErr w:type="spellEnd"/>
+            <w:r>
+              <w:t>, payload)</w:t>
+            </w:r>
+          </w:p>
+          <w:p>
+            <w:pPr>
+              <w:pStyle w:val="ac"/>
+            </w:pPr>
+            <w:r>
+              <w:t>SELECT</w:t>
+            </w:r>
+          </w:p>
+          <w:p>
+            <w:pPr>
+              <w:pStyle w:val="ac"/>
+            </w:pPr>
+            <w:r>
+              <w:t xml:space="preserve">    (</w:t>
+            </w:r>
+            <w:proofErr w:type="gramStart"/>
+            <w:r>
+              <w:t>random(</w:t>
+            </w:r>
+            <w:proofErr w:type="gramEnd"/>
+            <w:r>
+              <w:t>) * 10000)::integer,</w:t>
             </w:r>
           </w:p>
           <w:p>
@@ -7047,112 +6357,51 @@
             </w:r>
             <w:proofErr w:type="spellStart"/>
             <w:r>
-              <w:t>event_type</w:t>
-            </w:r>
-            <w:proofErr w:type="spellEnd"/>
-            <w:r>
-              <w:t xml:space="preserve">  text NOT NULL,</w:t>
-            </w:r>
-          </w:p>
-          <w:p>
-            <w:pPr>
-              <w:pStyle w:val="ac"/>
-            </w:pPr>
-            <w:r>
-              <w:t xml:space="preserve">    payload     text NOT NULL</w:t>
-            </w:r>
-          </w:p>
-          <w:p>
-            <w:pPr>
-              <w:pStyle w:val="ac"/>
-            </w:pPr>
-            <w:r>
-              <w:t>);</w:t>
-            </w:r>
-          </w:p>
-          <w:p>
-            <w:pPr>
-              <w:pStyle w:val="ac"/>
-            </w:pPr>
-          </w:p>
-          <w:p>
-            <w:pPr>
-              <w:pStyle w:val="ac"/>
-            </w:pPr>
-            <w:r>
-              <w:t>INSERT INTO lab4.user_log_storage(</w:t>
-            </w:r>
-            <w:proofErr w:type="spellStart"/>
-            <w:r>
-              <w:t>user_id</w:t>
-            </w:r>
-            <w:proofErr w:type="spellEnd"/>
-            <w:r>
-              <w:t xml:space="preserve">, </w:t>
-            </w:r>
-            <w:proofErr w:type="spellStart"/>
-            <w:r>
-              <w:t>event_time</w:t>
-            </w:r>
-            <w:proofErr w:type="spellEnd"/>
-            <w:r>
-              <w:t xml:space="preserve">, </w:t>
-            </w:r>
-            <w:proofErr w:type="spellStart"/>
-            <w:r>
-              <w:t>event_type</w:t>
-            </w:r>
-            <w:proofErr w:type="spellEnd"/>
-            <w:r>
-              <w:t>, payload)</w:t>
-            </w:r>
-          </w:p>
-          <w:p>
-            <w:pPr>
-              <w:pStyle w:val="ac"/>
-            </w:pPr>
-            <w:r>
-              <w:t>SELECT</w:t>
-            </w:r>
-          </w:p>
-          <w:p>
-            <w:pPr>
-              <w:pStyle w:val="ac"/>
-            </w:pPr>
-            <w:r>
-              <w:t xml:space="preserve">    (random() * 10000)::integer,</w:t>
-            </w:r>
-          </w:p>
-          <w:p>
-            <w:pPr>
-              <w:pStyle w:val="ac"/>
-            </w:pPr>
-            <w:r>
-              <w:t xml:space="preserve">    </w:t>
-            </w:r>
-            <w:proofErr w:type="spellStart"/>
-            <w:r>
-              <w:t>clock_timestamp</w:t>
-            </w:r>
-            <w:proofErr w:type="spellEnd"/>
-            <w:r>
-              <w:t>() - (random() * interval '365 days'),</w:t>
-            </w:r>
-          </w:p>
-          <w:p>
-            <w:pPr>
-              <w:pStyle w:val="ac"/>
-            </w:pPr>
-            <w:r>
-              <w:t xml:space="preserve">    'event_' || ((random() * 10)::integer),</w:t>
-            </w:r>
-          </w:p>
-          <w:p>
-            <w:pPr>
-              <w:pStyle w:val="ac"/>
-            </w:pPr>
-            <w:r>
-              <w:t xml:space="preserve">    repeat(md5(g::text), 3)</w:t>
+              <w:t>clock_</w:t>
+            </w:r>
+            <w:proofErr w:type="gramStart"/>
+            <w:r>
+              <w:t>timestamp</w:t>
+            </w:r>
+            <w:proofErr w:type="spellEnd"/>
+            <w:r>
+              <w:t>(</w:t>
+            </w:r>
+            <w:proofErr w:type="gramEnd"/>
+            <w:r>
+              <w:t>) - (random() * interval '365 days'),</w:t>
+            </w:r>
+          </w:p>
+          <w:p>
+            <w:pPr>
+              <w:pStyle w:val="ac"/>
+            </w:pPr>
+            <w:r>
+              <w:t xml:space="preserve">    'event_' || ((</w:t>
+            </w:r>
+            <w:proofErr w:type="gramStart"/>
+            <w:r>
+              <w:t>random(</w:t>
+            </w:r>
+            <w:proofErr w:type="gramEnd"/>
+            <w:r>
+              <w:t>) * 10)::integer),</w:t>
+            </w:r>
+          </w:p>
+          <w:p>
+            <w:pPr>
+              <w:pStyle w:val="ac"/>
+            </w:pPr>
+            <w:r>
+              <w:t xml:space="preserve">    repeat(md5(</w:t>
+            </w:r>
+            <w:proofErr w:type="gramStart"/>
+            <w:r>
+              <w:t>g::</w:t>
+            </w:r>
+            <w:proofErr w:type="gramEnd"/>
+            <w:r>
+              <w:t>text), 3)</w:t>
             </w:r>
           </w:p>
           <w:p>
@@ -7164,11 +6413,19 @@
             </w:r>
             <w:proofErr w:type="spellStart"/>
             <w:r>
-              <w:t>generate_series</w:t>
-            </w:r>
-            <w:proofErr w:type="spellEnd"/>
-            <w:r>
-              <w:t>(1, 1000000) AS g;</w:t>
+              <w:t>generate_</w:t>
+            </w:r>
+            <w:proofErr w:type="gramStart"/>
+            <w:r>
+              <w:t>series</w:t>
+            </w:r>
+            <w:proofErr w:type="spellEnd"/>
+            <w:r>
+              <w:t>(</w:t>
+            </w:r>
+            <w:proofErr w:type="gramEnd"/>
+            <w:r>
+              <w:t>1, 1000000) AS g;</w:t>
             </w:r>
           </w:p>
         </w:tc>
@@ -7211,9 +6468,8 @@
         <w:rPr>
           <w:noProof/>
         </w:rPr>
-        <w:lastRenderedPageBreak/>
         <w:drawing>
-          <wp:inline distT="0" distB="0" distL="0" distR="0" wp14:anchorId="1AF840D2" wp14:editId="40DB8278">
+          <wp:inline distT="0" distB="0" distL="0" distR="0" wp14:anchorId="0FA01BC4" wp14:editId="0C55DF5C">
             <wp:extent cx="5580000" cy="3043636"/>
             <wp:effectExtent l="0" t="0" r="0" b="0"/>
             <wp:docPr id="1" name="Picture 1"/>
@@ -7429,6 +6685,7 @@
             </w:pPr>
             <w:proofErr w:type="spellStart"/>
             <w:r>
+              <w:lastRenderedPageBreak/>
               <w:t>pg_total_relation_bytes</w:t>
             </w:r>
             <w:proofErr w:type="spellEnd"/>
@@ -7627,17 +6884,7 @@
       </w:r>
       <w:proofErr w:type="spellEnd"/>
       <w:r>
-        <w:t>. Даже одна строка приводит к выделению страницы размером 8192 байта, поэтому средний размер записи для малых таблиц выглядит завышенным. По мере роста числа строк влияние этой фиксированной накладной стоимости уменьшается, и средний размер записи стабилизируется около 149 байт.</w:t>
-      </w:r>
-      <w:r>
-        <w:t xml:space="preserve"> </w:t>
-      </w:r>
-      <w:r>
-        <w:t xml:space="preserve">Таким образом, рисунок 1 демонстрирует общий </w:t>
-      </w:r>
-      <w:r>
-        <w:lastRenderedPageBreak/>
-        <w:t xml:space="preserve">линейный характер роста </w:t>
+        <w:t xml:space="preserve">. Даже одна строка приводит к выделению страницы размером 8192 байта, поэтому средний размер записи для малых таблиц выглядит завышенным. По мере роста числа строк влияние этой фиксированной накладной стоимости уменьшается, и средний размер записи стабилизируется около 149 байт. Таким образом, рисунок 1 демонстрирует общий линейный характер роста </w:t>
       </w:r>
       <w:proofErr w:type="spellStart"/>
       <w:r>
@@ -7734,31 +6981,13 @@
         <w:pStyle w:val="ab"/>
       </w:pPr>
       <w:r>
-        <w:t xml:space="preserve">Листинг </w:t>
-      </w:r>
-      <w:r>
-        <w:t>4</w:t>
-      </w:r>
-      <w:r>
-        <w:t xml:space="preserve"> – </w:t>
+        <w:t xml:space="preserve">Листинг 4 – </w:t>
       </w:r>
       <w:r>
         <w:rPr>
           <w:szCs w:val="28"/>
         </w:rPr>
-        <w:t>С</w:t>
-      </w:r>
-      <w:r>
-        <w:rPr>
-          <w:szCs w:val="28"/>
-        </w:rPr>
-        <w:t xml:space="preserve">оздание таблиц для </w:t>
-      </w:r>
-      <w:r>
-        <w:rPr>
-          <w:szCs w:val="28"/>
-        </w:rPr>
-        <w:t>сравнения</w:t>
+        <w:t>Создание таблиц для сравнения</w:t>
       </w:r>
     </w:p>
     <w:tbl>
@@ -7845,11 +7074,19 @@
             </w:r>
             <w:proofErr w:type="spellStart"/>
             <w:r>
-              <w:t>customer_id</w:t>
-            </w:r>
-            <w:proofErr w:type="spellEnd"/>
-            <w:r>
-              <w:t xml:space="preserve">  integer NOT NULL,</w:t>
+              <w:t>customer_</w:t>
+            </w:r>
+            <w:proofErr w:type="gramStart"/>
+            <w:r>
+              <w:t>id</w:t>
+            </w:r>
+            <w:proofErr w:type="spellEnd"/>
+            <w:r>
+              <w:t xml:space="preserve">  integer</w:t>
+            </w:r>
+            <w:proofErr w:type="gramEnd"/>
+            <w:r>
+              <w:t xml:space="preserve"> NOT NULL,</w:t>
             </w:r>
           </w:p>
           <w:p>
@@ -7873,14 +7110,23 @@
               <w:pStyle w:val="ac"/>
             </w:pPr>
             <w:r>
-              <w:t xml:space="preserve">    amount       numeric(12, 2) NOT NULL</w:t>
-            </w:r>
-          </w:p>
-          <w:p>
-            <w:pPr>
-              <w:pStyle w:val="ac"/>
-            </w:pPr>
-            <w:r>
+              <w:t xml:space="preserve">    amount       </w:t>
+            </w:r>
+            <w:proofErr w:type="gramStart"/>
+            <w:r>
+              <w:t>numeric(</w:t>
+            </w:r>
+            <w:proofErr w:type="gramEnd"/>
+            <w:r>
+              <w:t>12, 2) NOT NULL</w:t>
+            </w:r>
+          </w:p>
+          <w:p>
+            <w:pPr>
+              <w:pStyle w:val="ac"/>
+            </w:pPr>
+            <w:r>
+              <w:lastRenderedPageBreak/>
               <w:t>);</w:t>
             </w:r>
           </w:p>
@@ -7938,11 +7184,19 @@
             </w:r>
             <w:proofErr w:type="spellStart"/>
             <w:r>
-              <w:t>customer_id</w:t>
-            </w:r>
-            <w:proofErr w:type="spellEnd"/>
-            <w:r>
-              <w:t xml:space="preserve">  integer NOT NULL,</w:t>
+              <w:t>customer_</w:t>
+            </w:r>
+            <w:proofErr w:type="gramStart"/>
+            <w:r>
+              <w:t>id</w:t>
+            </w:r>
+            <w:proofErr w:type="spellEnd"/>
+            <w:r>
+              <w:t xml:space="preserve">  integer</w:t>
+            </w:r>
+            <w:proofErr w:type="gramEnd"/>
+            <w:r>
+              <w:t xml:space="preserve"> NOT NULL,</w:t>
             </w:r>
           </w:p>
           <w:p>
@@ -7966,7 +7220,15 @@
               <w:pStyle w:val="ac"/>
             </w:pPr>
             <w:r>
-              <w:t xml:space="preserve">    amount       numeric(12, 2) NOT NULL</w:t>
+              <w:t xml:space="preserve">    amount       </w:t>
+            </w:r>
+            <w:proofErr w:type="gramStart"/>
+            <w:r>
+              <w:t>numeric(</w:t>
+            </w:r>
+            <w:proofErr w:type="gramEnd"/>
+            <w:r>
+              <w:t>12, 2) NOT NULL</w:t>
             </w:r>
           </w:p>
           <w:p>
@@ -8538,13 +7800,7 @@
         <w:pStyle w:val="ab"/>
       </w:pPr>
       <w:r>
-        <w:t xml:space="preserve">Листинг </w:t>
-      </w:r>
-      <w:r>
-        <w:t>5</w:t>
-      </w:r>
-      <w:r>
-        <w:t xml:space="preserve"> – </w:t>
+        <w:t xml:space="preserve">Листинг 5 – </w:t>
       </w:r>
       <w:r>
         <w:rPr>
@@ -8653,7 +7909,15 @@
             </w:r>
             <w:proofErr w:type="spellEnd"/>
             <w:r>
-              <w:t xml:space="preserve"> &lt;  DATE '2024-04-01';</w:t>
+              <w:t xml:space="preserve"> </w:t>
+            </w:r>
+            <w:proofErr w:type="gramStart"/>
+            <w:r>
+              <w:t>&lt;  DATE</w:t>
+            </w:r>
+            <w:proofErr w:type="gramEnd"/>
+            <w:r>
+              <w:t xml:space="preserve"> '2024-04-01';</w:t>
             </w:r>
           </w:p>
           <w:p>
@@ -8706,7 +7970,15 @@
             </w:r>
             <w:proofErr w:type="spellEnd"/>
             <w:r>
-              <w:t xml:space="preserve"> &lt;  DATE '2024-04-01';</w:t>
+              <w:t xml:space="preserve"> </w:t>
+            </w:r>
+            <w:proofErr w:type="gramStart"/>
+            <w:r>
+              <w:t>&lt;  DATE</w:t>
+            </w:r>
+            <w:proofErr w:type="gramEnd"/>
+            <w:r>
+              <w:t xml:space="preserve"> '2024-04-01';</w:t>
             </w:r>
           </w:p>
           <w:p>
@@ -8725,6 +7997,7 @@
               <w:rPr>
                 <w:lang w:val="ru-RU"/>
               </w:rPr>
+              <w:lastRenderedPageBreak/>
               <w:t>-- Запрос по двум секциям</w:t>
             </w:r>
           </w:p>
@@ -8800,7 +8073,15 @@
             </w:r>
             <w:proofErr w:type="spellEnd"/>
             <w:r>
-              <w:t xml:space="preserve"> &lt;  DATE '2024-07-01';</w:t>
+              <w:t xml:space="preserve"> </w:t>
+            </w:r>
+            <w:proofErr w:type="gramStart"/>
+            <w:r>
+              <w:t>&lt;  DATE</w:t>
+            </w:r>
+            <w:proofErr w:type="gramEnd"/>
+            <w:r>
+              <w:t xml:space="preserve"> '2024-07-01';</w:t>
             </w:r>
           </w:p>
           <w:p>
@@ -8853,7 +8134,15 @@
             </w:r>
             <w:proofErr w:type="spellEnd"/>
             <w:r>
-              <w:t xml:space="preserve"> &lt;  DATE '2024-07-01';</w:t>
+              <w:t xml:space="preserve"> </w:t>
+            </w:r>
+            <w:proofErr w:type="gramStart"/>
+            <w:r>
+              <w:t>&lt;  DATE</w:t>
+            </w:r>
+            <w:proofErr w:type="gramEnd"/>
+            <w:r>
+              <w:t xml:space="preserve"> '2024-07-01';</w:t>
             </w:r>
           </w:p>
         </w:tc>
@@ -8861,6 +8150,7 @@
     </w:tbl>
     <w:p>
       <w:r>
+        <w:lastRenderedPageBreak/>
         <w:t xml:space="preserve">В запросах сравнивались одинаковые диапазоны дат. Для обычной таблицы </w:t>
       </w:r>
       <w:proofErr w:type="spellStart"/>
@@ -9110,7 +8400,6 @@
             </w:pPr>
             <w:proofErr w:type="spellStart"/>
             <w:r>
-              <w:lastRenderedPageBreak/>
               <w:t>first_and_second_sections</w:t>
             </w:r>
             <w:proofErr w:type="spellEnd"/>
@@ -9504,7 +8793,7 @@
           <w:noProof/>
         </w:rPr>
         <w:drawing>
-          <wp:inline distT="0" distB="0" distL="0" distR="0" wp14:anchorId="6A9A957F" wp14:editId="476611E3">
+          <wp:inline distT="0" distB="0" distL="0" distR="0" wp14:anchorId="556685E4" wp14:editId="592B61E1">
             <wp:extent cx="5580000" cy="3043636"/>
             <wp:effectExtent l="0" t="0" r="0" b="0"/>
             <wp:docPr id="2" name="Picture 2"/>
@@ -9556,6 +8845,7 @@
     </w:p>
     <w:p>
       <w:r>
+        <w:lastRenderedPageBreak/>
         <w:t xml:space="preserve">По рисунку 2 видно, что при выборке данных за заданный диапазон дат секционированная таблица обрабатывается быстрее обычной. Это объясняется тем, что таблица </w:t>
       </w:r>
       <w:proofErr w:type="spellStart"/>
@@ -9617,11 +8907,7 @@
       </w:r>
       <w:proofErr w:type="spellEnd"/>
       <w:r>
-        <w:t xml:space="preserve"> соответственно. Для запроса, затрагивающего две секции, выигрыш сохраняется, но становится меньше: </w:t>
-      </w:r>
-      <w:r>
-        <w:lastRenderedPageBreak/>
-        <w:t xml:space="preserve">обычная таблица выполняла запрос в среднем за 58,8 </w:t>
+        <w:t xml:space="preserve"> соответственно. Для запроса, затрагивающего две секции, выигрыш сохраняется, но становится меньше: обычная таблица выполняла запрос в среднем за 58,8 </w:t>
       </w:r>
       <w:proofErr w:type="spellStart"/>
       <w:r>
@@ -9688,13 +8974,7 @@
         <w:pStyle w:val="ab"/>
       </w:pPr>
       <w:r>
-        <w:t xml:space="preserve">Листинг </w:t>
-      </w:r>
-      <w:r>
-        <w:t>6</w:t>
-      </w:r>
-      <w:r>
-        <w:t xml:space="preserve"> – </w:t>
+        <w:t xml:space="preserve">Листинг 6 – </w:t>
       </w:r>
       <w:r>
         <w:rPr>
@@ -9897,9 +9177,14 @@
               <w:pStyle w:val="ac"/>
             </w:pPr>
             <w:r>
-              <w:t>INSERT INTO lab4.heavy_select_no_index(</w:t>
-            </w:r>
-            <w:proofErr w:type="spellStart"/>
+              <w:t>INSERT INTO lab4.heavy_select_no_</w:t>
+            </w:r>
+            <w:proofErr w:type="gramStart"/>
+            <w:r>
+              <w:t>index(</w:t>
+            </w:r>
+            <w:proofErr w:type="spellStart"/>
+            <w:proofErr w:type="gramEnd"/>
             <w:r>
               <w:t>lookup_id</w:t>
             </w:r>
@@ -9929,7 +9214,15 @@
               <w:pStyle w:val="ac"/>
             </w:pPr>
             <w:r>
-              <w:t xml:space="preserve">    repeat(md5(g::text), 2)</w:t>
+              <w:t xml:space="preserve">    repeat(md5(</w:t>
+            </w:r>
+            <w:proofErr w:type="gramStart"/>
+            <w:r>
+              <w:t>g::</w:t>
+            </w:r>
+            <w:proofErr w:type="gramEnd"/>
+            <w:r>
+              <w:t>text), 2)</w:t>
             </w:r>
           </w:p>
           <w:p>
@@ -9941,34 +9234,55 @@
             </w:r>
             <w:proofErr w:type="spellStart"/>
             <w:r>
-              <w:t>generate_series</w:t>
-            </w:r>
-            <w:proofErr w:type="spellEnd"/>
-            <w:r>
-              <w:t>(1, 50000000) AS g</w:t>
-            </w:r>
-          </w:p>
-          <w:p>
-            <w:pPr>
-              <w:pStyle w:val="ac"/>
-            </w:pPr>
-            <w:r>
-              <w:t>ORDER BY random();</w:t>
-            </w:r>
-          </w:p>
-          <w:p>
-            <w:pPr>
-              <w:pStyle w:val="ac"/>
-            </w:pPr>
-          </w:p>
-          <w:p>
-            <w:pPr>
-              <w:pStyle w:val="ac"/>
-            </w:pPr>
-            <w:r>
-              <w:t>INSERT INTO lab4.heavy_select_btree(</w:t>
-            </w:r>
-            <w:proofErr w:type="spellStart"/>
+              <w:t>generate_</w:t>
+            </w:r>
+            <w:proofErr w:type="gramStart"/>
+            <w:r>
+              <w:t>series</w:t>
+            </w:r>
+            <w:proofErr w:type="spellEnd"/>
+            <w:r>
+              <w:t>(</w:t>
+            </w:r>
+            <w:proofErr w:type="gramEnd"/>
+            <w:r>
+              <w:t>1, 50000000) AS g</w:t>
+            </w:r>
+          </w:p>
+          <w:p>
+            <w:pPr>
+              <w:pStyle w:val="ac"/>
+            </w:pPr>
+            <w:r>
+              <w:t xml:space="preserve">ORDER BY </w:t>
+            </w:r>
+            <w:proofErr w:type="gramStart"/>
+            <w:r>
+              <w:t>random(</w:t>
+            </w:r>
+            <w:proofErr w:type="gramEnd"/>
+            <w:r>
+              <w:t>);</w:t>
+            </w:r>
+          </w:p>
+          <w:p>
+            <w:pPr>
+              <w:pStyle w:val="ac"/>
+            </w:pPr>
+          </w:p>
+          <w:p>
+            <w:pPr>
+              <w:pStyle w:val="ac"/>
+            </w:pPr>
+            <w:r>
+              <w:t>INSERT INTO lab4.heavy_select_</w:t>
+            </w:r>
+            <w:proofErr w:type="gramStart"/>
+            <w:r>
+              <w:t>btree(</w:t>
+            </w:r>
+            <w:proofErr w:type="spellStart"/>
+            <w:proofErr w:type="gramEnd"/>
             <w:r>
               <w:t>lookup_id</w:t>
             </w:r>
@@ -10011,7 +9325,6 @@
               <w:pStyle w:val="ac"/>
             </w:pPr>
             <w:r>
-              <w:lastRenderedPageBreak/>
               <w:t xml:space="preserve">CREATE INDEX </w:t>
             </w:r>
             <w:proofErr w:type="spellStart"/>
@@ -10474,13 +9787,7 @@
         <w:pStyle w:val="ab"/>
       </w:pPr>
       <w:r>
-        <w:t xml:space="preserve">Листинг </w:t>
-      </w:r>
-      <w:r>
-        <w:t>7</w:t>
-      </w:r>
-      <w:r>
-        <w:t xml:space="preserve"> – </w:t>
+        <w:t xml:space="preserve">Листинг 7 – </w:t>
       </w:r>
       <w:r>
         <w:rPr>
@@ -10544,11 +9851,19 @@
             </w:r>
             <w:proofErr w:type="spellStart"/>
             <w:r>
-              <w:t>v_elapsed_ms</w:t>
-            </w:r>
-            <w:proofErr w:type="spellEnd"/>
-            <w:r>
-              <w:t xml:space="preserve">  numeric;</w:t>
+              <w:t>v_elapsed_</w:t>
+            </w:r>
+            <w:proofErr w:type="gramStart"/>
+            <w:r>
+              <w:t>ms</w:t>
+            </w:r>
+            <w:proofErr w:type="spellEnd"/>
+            <w:r>
+              <w:t xml:space="preserve">  numeric</w:t>
+            </w:r>
+            <w:proofErr w:type="gramEnd"/>
+            <w:r>
+              <w:t>;</w:t>
             </w:r>
           </w:p>
           <w:p>
@@ -10608,185 +9923,233 @@
             </w:r>
             <w:proofErr w:type="spellStart"/>
             <w:r>
+              <w:t>v_</w:t>
+            </w:r>
+            <w:proofErr w:type="gramStart"/>
+            <w:r>
+              <w:t>start</w:t>
+            </w:r>
+            <w:proofErr w:type="spellEnd"/>
+            <w:r>
+              <w:t xml:space="preserve"> :</w:t>
+            </w:r>
+            <w:proofErr w:type="gramEnd"/>
+            <w:r>
+              <w:t xml:space="preserve">= </w:t>
+            </w:r>
+            <w:proofErr w:type="spellStart"/>
+            <w:r>
+              <w:t>clock_timestamp</w:t>
+            </w:r>
+            <w:proofErr w:type="spellEnd"/>
+            <w:r>
+              <w:t>();</w:t>
+            </w:r>
+          </w:p>
+          <w:p>
+            <w:pPr>
+              <w:pStyle w:val="ac"/>
+            </w:pPr>
+          </w:p>
+          <w:p>
+            <w:pPr>
+              <w:pStyle w:val="ac"/>
+            </w:pPr>
+            <w:r>
+              <w:t xml:space="preserve">    FOR </w:t>
+            </w:r>
+            <w:proofErr w:type="spellStart"/>
+            <w:r>
+              <w:t>v_probe</w:t>
+            </w:r>
+            <w:proofErr w:type="spellEnd"/>
+            <w:r>
+              <w:t xml:space="preserve"> IN</w:t>
+            </w:r>
+          </w:p>
+          <w:p>
+            <w:pPr>
+              <w:pStyle w:val="ac"/>
+            </w:pPr>
+            <w:r>
+              <w:t xml:space="preserve">        SELECT (</w:t>
+            </w:r>
+            <w:proofErr w:type="gramStart"/>
+            <w:r>
+              <w:t>random(</w:t>
+            </w:r>
+            <w:proofErr w:type="gramEnd"/>
+            <w:r>
+              <w:t>) * 50000000)::</w:t>
+            </w:r>
+            <w:proofErr w:type="spellStart"/>
+            <w:r>
+              <w:t>bigint</w:t>
+            </w:r>
+            <w:proofErr w:type="spellEnd"/>
+            <w:r>
+              <w:t xml:space="preserve"> + 1</w:t>
+            </w:r>
+          </w:p>
+          <w:p>
+            <w:pPr>
+              <w:pStyle w:val="ac"/>
+            </w:pPr>
+            <w:r>
+              <w:t xml:space="preserve">        FROM </w:t>
+            </w:r>
+            <w:proofErr w:type="spellStart"/>
+            <w:r>
+              <w:t>generate_</w:t>
+            </w:r>
+            <w:proofErr w:type="gramStart"/>
+            <w:r>
+              <w:t>series</w:t>
+            </w:r>
+            <w:proofErr w:type="spellEnd"/>
+            <w:r>
+              <w:t>(</w:t>
+            </w:r>
+            <w:proofErr w:type="gramEnd"/>
+            <w:r>
+              <w:t>1, 5)</w:t>
+            </w:r>
+          </w:p>
+          <w:p>
+            <w:pPr>
+              <w:pStyle w:val="ac"/>
+            </w:pPr>
+            <w:r>
+              <w:t xml:space="preserve">    LOOP</w:t>
+            </w:r>
+          </w:p>
+          <w:p>
+            <w:pPr>
+              <w:pStyle w:val="ac"/>
+            </w:pPr>
+            <w:r>
+              <w:t xml:space="preserve">        SELECT </w:t>
+            </w:r>
+            <w:proofErr w:type="gramStart"/>
+            <w:r>
+              <w:t>count(</w:t>
+            </w:r>
+            <w:proofErr w:type="gramEnd"/>
+            <w:r>
+              <w:t>*)</w:t>
+            </w:r>
+          </w:p>
+          <w:p>
+            <w:pPr>
+              <w:pStyle w:val="ac"/>
+            </w:pPr>
+            <w:r>
+              <w:t xml:space="preserve">        INTO </w:t>
+            </w:r>
+            <w:proofErr w:type="spellStart"/>
+            <w:r>
+              <w:t>v_found</w:t>
+            </w:r>
+            <w:proofErr w:type="spellEnd"/>
+          </w:p>
+          <w:p>
+            <w:pPr>
+              <w:pStyle w:val="ac"/>
+            </w:pPr>
+            <w:r>
+              <w:t xml:space="preserve">        FROM lab4.heavy_select_no_index</w:t>
+            </w:r>
+          </w:p>
+          <w:p>
+            <w:pPr>
+              <w:pStyle w:val="ac"/>
+            </w:pPr>
+            <w:r>
+              <w:t xml:space="preserve">        WHERE </w:t>
+            </w:r>
+            <w:proofErr w:type="spellStart"/>
+            <w:r>
+              <w:t>lookup_id</w:t>
+            </w:r>
+            <w:proofErr w:type="spellEnd"/>
+            <w:r>
+              <w:t xml:space="preserve"> = </w:t>
+            </w:r>
+            <w:proofErr w:type="spellStart"/>
+            <w:r>
+              <w:t>v_probe</w:t>
+            </w:r>
+            <w:proofErr w:type="spellEnd"/>
+            <w:r>
+              <w:t>;</w:t>
+            </w:r>
+          </w:p>
+          <w:p>
+            <w:pPr>
+              <w:pStyle w:val="ac"/>
+            </w:pPr>
+            <w:r>
+              <w:t xml:space="preserve">    END LOOP;</w:t>
+            </w:r>
+          </w:p>
+          <w:p>
+            <w:pPr>
+              <w:pStyle w:val="ac"/>
+            </w:pPr>
+          </w:p>
+          <w:p>
+            <w:pPr>
+              <w:pStyle w:val="ac"/>
+            </w:pPr>
+            <w:r>
+              <w:t xml:space="preserve">    </w:t>
+            </w:r>
+            <w:proofErr w:type="spellStart"/>
+            <w:r>
+              <w:t>v_elapsed_</w:t>
+            </w:r>
+            <w:proofErr w:type="gramStart"/>
+            <w:r>
+              <w:t>ms</w:t>
+            </w:r>
+            <w:proofErr w:type="spellEnd"/>
+            <w:r>
+              <w:t xml:space="preserve"> :</w:t>
+            </w:r>
+            <w:proofErr w:type="gramEnd"/>
+            <w:r>
+              <w:t>=</w:t>
+            </w:r>
+          </w:p>
+          <w:p>
+            <w:pPr>
+              <w:pStyle w:val="ac"/>
+            </w:pPr>
+            <w:r>
+              <w:t xml:space="preserve">        </w:t>
+            </w:r>
+            <w:proofErr w:type="gramStart"/>
+            <w:r>
+              <w:t>extract(</w:t>
+            </w:r>
+            <w:proofErr w:type="gramEnd"/>
+            <w:r>
+              <w:t>epoch FROM (</w:t>
+            </w:r>
+            <w:proofErr w:type="spellStart"/>
+            <w:r>
+              <w:t>clock_timestamp</w:t>
+            </w:r>
+            <w:proofErr w:type="spellEnd"/>
+            <w:r>
+              <w:t xml:space="preserve">() - </w:t>
+            </w:r>
+            <w:proofErr w:type="spellStart"/>
+            <w:r>
               <w:t>v_start</w:t>
             </w:r>
             <w:proofErr w:type="spellEnd"/>
             <w:r>
-              <w:t xml:space="preserve"> := </w:t>
-            </w:r>
-            <w:proofErr w:type="spellStart"/>
-            <w:r>
-              <w:t>clock_timestamp</w:t>
-            </w:r>
-            <w:proofErr w:type="spellEnd"/>
-            <w:r>
-              <w:t>();</w:t>
-            </w:r>
-          </w:p>
-          <w:p>
-            <w:pPr>
-              <w:pStyle w:val="ac"/>
-            </w:pPr>
-          </w:p>
-          <w:p>
-            <w:pPr>
-              <w:pStyle w:val="ac"/>
-            </w:pPr>
-            <w:r>
-              <w:t xml:space="preserve">    FOR </w:t>
-            </w:r>
-            <w:proofErr w:type="spellStart"/>
-            <w:r>
-              <w:t>v_probe</w:t>
-            </w:r>
-            <w:proofErr w:type="spellEnd"/>
-            <w:r>
-              <w:t xml:space="preserve"> IN</w:t>
-            </w:r>
-          </w:p>
-          <w:p>
-            <w:pPr>
-              <w:pStyle w:val="ac"/>
-            </w:pPr>
-            <w:r>
-              <w:t xml:space="preserve">        SELECT (random() * 50000000)::</w:t>
-            </w:r>
-            <w:proofErr w:type="spellStart"/>
-            <w:r>
-              <w:t>bigint</w:t>
-            </w:r>
-            <w:proofErr w:type="spellEnd"/>
-            <w:r>
-              <w:t xml:space="preserve"> + 1</w:t>
-            </w:r>
-          </w:p>
-          <w:p>
-            <w:pPr>
-              <w:pStyle w:val="ac"/>
-            </w:pPr>
-            <w:r>
-              <w:t xml:space="preserve">        FROM </w:t>
-            </w:r>
-            <w:proofErr w:type="spellStart"/>
-            <w:r>
-              <w:t>generate_series</w:t>
-            </w:r>
-            <w:proofErr w:type="spellEnd"/>
-            <w:r>
-              <w:t>(1, 5)</w:t>
-            </w:r>
-          </w:p>
-          <w:p>
-            <w:pPr>
-              <w:pStyle w:val="ac"/>
-            </w:pPr>
-            <w:r>
-              <w:t xml:space="preserve">    LOOP</w:t>
-            </w:r>
-          </w:p>
-          <w:p>
-            <w:pPr>
-              <w:pStyle w:val="ac"/>
-            </w:pPr>
-            <w:r>
-              <w:t xml:space="preserve">        SELECT count(*)</w:t>
-            </w:r>
-          </w:p>
-          <w:p>
-            <w:pPr>
-              <w:pStyle w:val="ac"/>
-            </w:pPr>
-            <w:r>
-              <w:t xml:space="preserve">        INTO </w:t>
-            </w:r>
-            <w:proofErr w:type="spellStart"/>
-            <w:r>
-              <w:t>v_found</w:t>
-            </w:r>
-            <w:proofErr w:type="spellEnd"/>
-          </w:p>
-          <w:p>
-            <w:pPr>
-              <w:pStyle w:val="ac"/>
-            </w:pPr>
-            <w:r>
-              <w:t xml:space="preserve">        FROM lab4.heavy_select_no_index</w:t>
-            </w:r>
-          </w:p>
-          <w:p>
-            <w:pPr>
-              <w:pStyle w:val="ac"/>
-            </w:pPr>
-            <w:r>
-              <w:t xml:space="preserve">        WHERE </w:t>
-            </w:r>
-            <w:proofErr w:type="spellStart"/>
-            <w:r>
-              <w:t>lookup_id</w:t>
-            </w:r>
-            <w:proofErr w:type="spellEnd"/>
-            <w:r>
-              <w:t xml:space="preserve"> = </w:t>
-            </w:r>
-            <w:proofErr w:type="spellStart"/>
-            <w:r>
-              <w:t>v_probe</w:t>
-            </w:r>
-            <w:proofErr w:type="spellEnd"/>
-            <w:r>
-              <w:t>;</w:t>
-            </w:r>
-          </w:p>
-          <w:p>
-            <w:pPr>
-              <w:pStyle w:val="ac"/>
-            </w:pPr>
-            <w:r>
-              <w:t xml:space="preserve">    END LOOP;</w:t>
-            </w:r>
-          </w:p>
-          <w:p>
-            <w:pPr>
-              <w:pStyle w:val="ac"/>
-            </w:pPr>
-          </w:p>
-          <w:p>
-            <w:pPr>
-              <w:pStyle w:val="ac"/>
-            </w:pPr>
-            <w:r>
-              <w:t xml:space="preserve">    </w:t>
-            </w:r>
-            <w:proofErr w:type="spellStart"/>
-            <w:r>
-              <w:t>v_elapsed_ms</w:t>
-            </w:r>
-            <w:proofErr w:type="spellEnd"/>
-            <w:r>
-              <w:t xml:space="preserve"> :=</w:t>
-            </w:r>
-          </w:p>
-          <w:p>
-            <w:pPr>
-              <w:pStyle w:val="ac"/>
-            </w:pPr>
-            <w:r>
-              <w:t xml:space="preserve">        extract(epoch FROM (</w:t>
-            </w:r>
-            <w:proofErr w:type="spellStart"/>
-            <w:r>
-              <w:t>clock_timestamp</w:t>
-            </w:r>
-            <w:proofErr w:type="spellEnd"/>
-            <w:r>
-              <w:t xml:space="preserve">() - </w:t>
-            </w:r>
-            <w:proofErr w:type="spellStart"/>
-            <w:r>
-              <w:t>v_start</w:t>
-            </w:r>
-            <w:proofErr w:type="spellEnd"/>
-            <w:r>
               <w:t>)) * 1000;</w:t>
             </w:r>
           </w:p>
@@ -10800,6 +10163,7 @@
               <w:pStyle w:val="ac"/>
             </w:pPr>
             <w:r>
+              <w:lastRenderedPageBreak/>
               <w:t xml:space="preserve">    INSERT INTO lab4.heavy_select_measurements</w:t>
             </w:r>
           </w:p>
@@ -10920,8 +10284,13 @@
               <w:t xml:space="preserve">        '</w:t>
             </w:r>
             <w:proofErr w:type="spellStart"/>
-            <w:r>
-              <w:t>without_index_nonclustered</w:t>
+            <w:proofErr w:type="gramStart"/>
+            <w:r>
+              <w:t>without</w:t>
+            </w:r>
+            <w:proofErr w:type="gramEnd"/>
+            <w:r>
+              <w:t>_index_nonclustered</w:t>
             </w:r>
             <w:proofErr w:type="spellEnd"/>
             <w:r>
@@ -11651,8 +11020,9 @@
         <w:rPr>
           <w:noProof/>
         </w:rPr>
+        <w:lastRenderedPageBreak/>
         <w:drawing>
-          <wp:inline distT="0" distB="0" distL="0" distR="0" wp14:anchorId="496C7C30" wp14:editId="61E51567">
+          <wp:inline distT="0" distB="0" distL="0" distR="0" wp14:anchorId="7056DDB6" wp14:editId="4F847B50">
             <wp:extent cx="5580000" cy="2790000"/>
             <wp:effectExtent l="0" t="0" r="0" b="0"/>
             <wp:docPr id="3" name="Picture 3"/>
@@ -11710,9 +11080,8 @@
         <w:rPr>
           <w:noProof/>
         </w:rPr>
-        <w:lastRenderedPageBreak/>
         <w:drawing>
-          <wp:inline distT="0" distB="0" distL="0" distR="0" wp14:anchorId="2C72F3B3" wp14:editId="50FBE75A">
+          <wp:inline distT="0" distB="0" distL="0" distR="0" wp14:anchorId="287B90FE" wp14:editId="27762D74">
             <wp:extent cx="5580000" cy="2790000"/>
             <wp:effectExtent l="0" t="0" r="0" b="0"/>
             <wp:docPr id="4" name="Picture 4"/>
@@ -11770,8 +11139,9 @@
         <w:rPr>
           <w:noProof/>
         </w:rPr>
+        <w:lastRenderedPageBreak/>
         <w:drawing>
-          <wp:inline distT="0" distB="0" distL="0" distR="0" wp14:anchorId="6AE752EA" wp14:editId="4764D870">
+          <wp:inline distT="0" distB="0" distL="0" distR="0" wp14:anchorId="7BBA720F" wp14:editId="3AB6AF1F">
             <wp:extent cx="5580000" cy="2790000"/>
             <wp:effectExtent l="0" t="0" r="0" b="0"/>
             <wp:docPr id="5" name="Picture 5"/>
@@ -11829,9 +11199,8 @@
         <w:rPr>
           <w:noProof/>
         </w:rPr>
-        <w:lastRenderedPageBreak/>
         <w:drawing>
-          <wp:inline distT="0" distB="0" distL="0" distR="0" wp14:anchorId="02D01D3A" wp14:editId="04FDFA10">
+          <wp:inline distT="0" distB="0" distL="0" distR="0" wp14:anchorId="0D6913E7" wp14:editId="132D3E04">
             <wp:extent cx="5580000" cy="2790000"/>
             <wp:effectExtent l="0" t="0" r="0" b="0"/>
             <wp:docPr id="6" name="Picture 6"/>
@@ -11889,8 +11258,9 @@
         <w:rPr>
           <w:noProof/>
         </w:rPr>
+        <w:lastRenderedPageBreak/>
         <w:drawing>
-          <wp:inline distT="0" distB="0" distL="0" distR="0" wp14:anchorId="1E6EEFF0" wp14:editId="20F79688">
+          <wp:inline distT="0" distB="0" distL="0" distR="0" wp14:anchorId="49B0E2AA" wp14:editId="21F46AFA">
             <wp:extent cx="5580000" cy="2790000"/>
             <wp:effectExtent l="0" t="0" r="0" b="0"/>
             <wp:docPr id="7" name="Picture 7"/>
@@ -11948,9 +11318,8 @@
         <w:rPr>
           <w:noProof/>
         </w:rPr>
-        <w:lastRenderedPageBreak/>
         <w:drawing>
-          <wp:inline distT="0" distB="0" distL="0" distR="0" wp14:anchorId="5556AD85" wp14:editId="794B9BCB">
+          <wp:inline distT="0" distB="0" distL="0" distR="0" wp14:anchorId="38B8BCC8" wp14:editId="222F14D5">
             <wp:extent cx="5580000" cy="2790000"/>
             <wp:effectExtent l="0" t="0" r="0" b="0"/>
             <wp:docPr id="8" name="Picture 8"/>
@@ -12031,7 +11400,11 @@
       </w:r>
       <w:proofErr w:type="spellEnd"/>
       <w:r>
-        <w:t xml:space="preserve"> вынужден выполнять последовательное сканирование: для поиска одной строки проверяется значительная часть таблицы. При увеличении числа строк с 10 до 50 000 000 среднее время одной выборки без индекса выросло до значений порядка секунд.</w:t>
+        <w:t xml:space="preserve"> вынужден выполнять последовательное сканирование: для поиска одной строки проверяется </w:t>
+      </w:r>
+      <w:r>
+        <w:lastRenderedPageBreak/>
+        <w:t>значительная часть таблицы. При увеличении числа строк с 10 до 50 000 000 среднее время одной выборки без индекса выросло до значений порядка секунд.</w:t>
       </w:r>
     </w:p>
     <w:p>
@@ -12065,110 +11438,110 @@
     </w:p>
     <w:p>
       <w:r>
-        <w:t xml:space="preserve">Для того чтобы рассмотреть индексированный вариант подробнее, дополнительно использовались графики с увеличенным масштабом и </w:t>
+        <w:t>Для того чтобы рассмотреть индексированный вариант подробнее, дополнительно использовались графики с увеличенным масштабом и логарифмической шкалой по оси X. Они показывают, что время индексной выборки также не является строго нулевым, но изменяется очень слабо по сравнению с вариантом без индекса.</w:t>
+      </w:r>
+    </w:p>
+    <w:p>
+      <w:r>
+        <w:t>Полученные результаты согласуются с ожидаемыми зависимостями. Для таблицы без индекса время точечной выборки интерпретируется как близкое к линейной зависимости от числа строк:</w:t>
+      </w:r>
+    </w:p>
+    <w:p>
+      <w:pPr>
+        <w:rPr>
+          <w:lang w:val="en-US"/>
+        </w:rPr>
+      </w:pPr>
+      <w:proofErr w:type="spellStart"/>
+      <w:r>
+        <w:rPr>
+          <w:lang w:val="en-US"/>
+        </w:rPr>
+        <w:t>T_select_no_index</w:t>
+      </w:r>
+      <w:proofErr w:type="spellEnd"/>
+      <w:r>
+        <w:rPr>
+          <w:lang w:val="en-US"/>
+        </w:rPr>
+        <w:t>(N) ≈ a + b · N</w:t>
+      </w:r>
+    </w:p>
+    <w:p>
+      <w:r>
+        <w:t>где N — количество строк в таблице. Такая модель соответствует последовательному сканированию.</w:t>
+      </w:r>
+    </w:p>
+    <w:p>
+      <w:r>
+        <w:t>Для B-</w:t>
+      </w:r>
+      <w:proofErr w:type="spellStart"/>
+      <w:r>
+        <w:t>tree</w:t>
+      </w:r>
+      <w:proofErr w:type="spellEnd"/>
+      <w:r>
+        <w:t xml:space="preserve"> индекса теоретически ожидается логарифмический характер поиска:</w:t>
+      </w:r>
+    </w:p>
+    <w:p>
+      <w:pPr>
+        <w:rPr>
+          <w:lang w:val="en-US"/>
+        </w:rPr>
+      </w:pPr>
+      <w:proofErr w:type="spellStart"/>
+      <w:r>
+        <w:rPr>
+          <w:lang w:val="en-US"/>
+        </w:rPr>
+        <w:t>T_select_btree</w:t>
+      </w:r>
+      <w:proofErr w:type="spellEnd"/>
+      <w:r>
+        <w:rPr>
+          <w:lang w:val="en-US"/>
+        </w:rPr>
+        <w:t>(N) ≈ a + b · ln(N)</w:t>
+      </w:r>
+    </w:p>
+    <w:p>
+      <w:r>
+        <w:t>Однако в проведенном эксперименте абсолютные значения времени индексной выборки очень малы, поэтому на графиках зависимость выглядит почти постоянной. Это связано с небольшой высотой B-</w:t>
+      </w:r>
+      <w:proofErr w:type="spellStart"/>
+      <w:r>
+        <w:t>tree</w:t>
+      </w:r>
+      <w:proofErr w:type="spellEnd"/>
+      <w:r>
+        <w:t xml:space="preserve">, работой буферного кэша </w:t>
+      </w:r>
+      <w:proofErr w:type="spellStart"/>
+      <w:r>
+        <w:t>PostgreSQL</w:t>
+      </w:r>
+      <w:proofErr w:type="spellEnd"/>
+      <w:r>
+        <w:t xml:space="preserve"> и тем, что стоимость индексного доступа несопоставимо меньше стоимости полного просмотра таблицы.</w:t>
+      </w:r>
+    </w:p>
+    <w:p>
+      <w:r>
+        <w:t>Таким образом, эксперимент подтверждает основное преимущество B-</w:t>
+      </w:r>
+      <w:proofErr w:type="spellStart"/>
+      <w:r>
+        <w:t>tree</w:t>
+      </w:r>
+      <w:proofErr w:type="spellEnd"/>
+      <w:r>
+        <w:t xml:space="preserve"> индекса: при точечной выборке по индексируемому полю время доступа слабо </w:t>
       </w:r>
       <w:r>
         <w:lastRenderedPageBreak/>
-        <w:t>логарифмической шкалой по оси X. Они показывают, что время индексной выборки также не является строго нулевым, но изменяется очень слабо по сравнению с вариантом без индекса.</w:t>
-      </w:r>
-    </w:p>
-    <w:p>
-      <w:r>
-        <w:t>Полученные результаты согласуются с ожидаемыми зависимостями. Для таблицы без индекса время точечной выборки интерпретируется как близкое к линейной зависимости от числа строк:</w:t>
-      </w:r>
-    </w:p>
-    <w:p>
-      <w:pPr>
-        <w:rPr>
-          <w:lang w:val="en-US"/>
-        </w:rPr>
-      </w:pPr>
-      <w:proofErr w:type="spellStart"/>
-      <w:r>
-        <w:rPr>
-          <w:lang w:val="en-US"/>
-        </w:rPr>
-        <w:t>T_select_no_index</w:t>
-      </w:r>
-      <w:proofErr w:type="spellEnd"/>
-      <w:r>
-        <w:rPr>
-          <w:lang w:val="en-US"/>
-        </w:rPr>
-        <w:t>(N) ≈ a + b · N</w:t>
-      </w:r>
-    </w:p>
-    <w:p>
-      <w:r>
-        <w:t>где N — количество строк в таблице. Такая модель соответствует последовательному сканированию.</w:t>
-      </w:r>
-    </w:p>
-    <w:p>
-      <w:r>
-        <w:t>Для B-</w:t>
-      </w:r>
-      <w:proofErr w:type="spellStart"/>
-      <w:r>
-        <w:t>tree</w:t>
-      </w:r>
-      <w:proofErr w:type="spellEnd"/>
-      <w:r>
-        <w:t xml:space="preserve"> индекса теоретически ожидается логарифмический характер поиска:</w:t>
-      </w:r>
-    </w:p>
-    <w:p>
-      <w:pPr>
-        <w:rPr>
-          <w:lang w:val="en-US"/>
-        </w:rPr>
-      </w:pPr>
-      <w:proofErr w:type="spellStart"/>
-      <w:r>
-        <w:rPr>
-          <w:lang w:val="en-US"/>
-        </w:rPr>
-        <w:t>T_select_btree</w:t>
-      </w:r>
-      <w:proofErr w:type="spellEnd"/>
-      <w:r>
-        <w:rPr>
-          <w:lang w:val="en-US"/>
-        </w:rPr>
-        <w:t>(N) ≈ a + b · ln(N)</w:t>
-      </w:r>
-    </w:p>
-    <w:p>
-      <w:r>
-        <w:t>Однако в проведенном эксперименте абсолютные значения времени индексной выборки очень малы, поэтому на графиках зависимость выглядит почти постоянной. Это связано с небольшой высотой B-</w:t>
-      </w:r>
-      <w:proofErr w:type="spellStart"/>
-      <w:r>
-        <w:t>tree</w:t>
-      </w:r>
-      <w:proofErr w:type="spellEnd"/>
-      <w:r>
-        <w:t xml:space="preserve">, работой буферного кэша </w:t>
-      </w:r>
-      <w:proofErr w:type="spellStart"/>
-      <w:r>
-        <w:t>PostgreSQL</w:t>
-      </w:r>
-      <w:proofErr w:type="spellEnd"/>
-      <w:r>
-        <w:t xml:space="preserve"> и тем, что стоимость индексного доступа несопоставимо меньше стоимости полного просмотра таблицы.</w:t>
-      </w:r>
-    </w:p>
-    <w:p>
-      <w:r>
-        <w:t>Таким образом, эксперимент подтверждает основное преимущество B-</w:t>
-      </w:r>
-      <w:proofErr w:type="spellStart"/>
-      <w:r>
-        <w:t>tree</w:t>
-      </w:r>
-      <w:proofErr w:type="spellEnd"/>
-      <w:r>
-        <w:t xml:space="preserve"> индекса: при точечной выборке по индексируемому полю время доступа слабо зависит от общего размера таблицы, тогда как без индекса время выборки растет вместе с объемом данных. Особенно заметным различие становится на больших таблицах, где последовательное сканирование приводит к задержкам порядка секунд.</w:t>
+        <w:t>зависит от общего размера таблицы, тогда как без индекса время выборки растет вместе с объемом данных. Особенно заметным различие становится на больших таблицах, где последовательное сканирование приводит к задержкам порядка секунд.</w:t>
       </w:r>
     </w:p>
     <w:p/>
@@ -12201,11 +11574,7 @@
       </w:r>
       <w:proofErr w:type="spellEnd"/>
       <w:r>
-        <w:t xml:space="preserve"> индексом, таблица с уникальным индексом, таблица с индексом по выражению и таблица с функциональным индексом. В базовом эксперименте для каждой </w:t>
-      </w:r>
-      <w:r>
-        <w:lastRenderedPageBreak/>
-        <w:t>комбинации размера и типа индекса выполнялось шесть повторов вставки пакета из 1000 строк.</w:t>
+        <w:t xml:space="preserve"> индексом, таблица с уникальным индексом, таблица с индексом по выражению и таблица с функциональным индексом. В базовом эксперименте для каждой комбинации размера и типа индекса выполнялось шесть повторов вставки пакета из 1000 строк.</w:t>
       </w:r>
     </w:p>
     <w:p>
@@ -12213,13 +11582,7 @@
         <w:pStyle w:val="ab"/>
       </w:pPr>
       <w:r>
-        <w:t xml:space="preserve">Листинг </w:t>
-      </w:r>
-      <w:r>
-        <w:t>8</w:t>
-      </w:r>
-      <w:r>
-        <w:t xml:space="preserve"> – </w:t>
+        <w:t xml:space="preserve">Листинг 8 – </w:t>
       </w:r>
       <w:r>
         <w:rPr>
@@ -12640,13 +12003,7 @@
         <w:pStyle w:val="ab"/>
       </w:pPr>
       <w:r>
-        <w:t xml:space="preserve">Листинг </w:t>
-      </w:r>
-      <w:r>
-        <w:t>9</w:t>
-      </w:r>
-      <w:r>
-        <w:t xml:space="preserve"> – </w:t>
+        <w:t xml:space="preserve">Листинг 9 – </w:t>
       </w:r>
       <w:r>
         <w:rPr>
@@ -12710,11 +12067,19 @@
             </w:r>
             <w:proofErr w:type="spellStart"/>
             <w:r>
-              <w:t>v_elapsed_ms</w:t>
-            </w:r>
-            <w:proofErr w:type="spellEnd"/>
-            <w:r>
-              <w:t xml:space="preserve">  numeric;</w:t>
+              <w:t>v_elapsed_</w:t>
+            </w:r>
+            <w:proofErr w:type="gramStart"/>
+            <w:r>
+              <w:t>ms</w:t>
+            </w:r>
+            <w:proofErr w:type="spellEnd"/>
+            <w:r>
+              <w:t xml:space="preserve">  numeric</w:t>
+            </w:r>
+            <w:proofErr w:type="gramEnd"/>
+            <w:r>
+              <w:t>;</w:t>
             </w:r>
           </w:p>
           <w:p>
@@ -12726,20 +12091,156 @@
             </w:r>
             <w:proofErr w:type="spellStart"/>
             <w:r>
+              <w:t>v_batch_</w:t>
+            </w:r>
+            <w:proofErr w:type="gramStart"/>
+            <w:r>
+              <w:t>size</w:t>
+            </w:r>
+            <w:proofErr w:type="spellEnd"/>
+            <w:r>
+              <w:t xml:space="preserve">  integer</w:t>
+            </w:r>
+            <w:proofErr w:type="gramEnd"/>
+            <w:r>
+              <w:t xml:space="preserve"> := 1000;</w:t>
+            </w:r>
+          </w:p>
+          <w:p>
+            <w:pPr>
+              <w:pStyle w:val="ac"/>
+            </w:pPr>
+            <w:r>
+              <w:t>BEGIN</w:t>
+            </w:r>
+          </w:p>
+          <w:p>
+            <w:pPr>
+              <w:pStyle w:val="ac"/>
+            </w:pPr>
+            <w:r>
+              <w:lastRenderedPageBreak/>
+              <w:t xml:space="preserve">    </w:t>
+            </w:r>
+            <w:proofErr w:type="spellStart"/>
+            <w:r>
+              <w:t>v_</w:t>
+            </w:r>
+            <w:proofErr w:type="gramStart"/>
+            <w:r>
+              <w:t>start</w:t>
+            </w:r>
+            <w:proofErr w:type="spellEnd"/>
+            <w:r>
+              <w:t xml:space="preserve"> :</w:t>
+            </w:r>
+            <w:proofErr w:type="gramEnd"/>
+            <w:r>
+              <w:t xml:space="preserve">= </w:t>
+            </w:r>
+            <w:proofErr w:type="spellStart"/>
+            <w:r>
+              <w:t>clock_timestamp</w:t>
+            </w:r>
+            <w:proofErr w:type="spellEnd"/>
+            <w:r>
+              <w:t>();</w:t>
+            </w:r>
+          </w:p>
+          <w:p>
+            <w:pPr>
+              <w:pStyle w:val="ac"/>
+            </w:pPr>
+          </w:p>
+          <w:p>
+            <w:pPr>
+              <w:pStyle w:val="ac"/>
+            </w:pPr>
+            <w:r>
+              <w:t xml:space="preserve">    INSERT INTO lab4.ext_insert_</w:t>
+            </w:r>
+            <w:proofErr w:type="gramStart"/>
+            <w:r>
+              <w:t>work(</w:t>
+            </w:r>
+            <w:proofErr w:type="spellStart"/>
+            <w:proofErr w:type="gramEnd"/>
+            <w:r>
+              <w:t>lookup_id</w:t>
+            </w:r>
+            <w:proofErr w:type="spellEnd"/>
+            <w:r>
+              <w:t>, payload)</w:t>
+            </w:r>
+          </w:p>
+          <w:p>
+            <w:pPr>
+              <w:pStyle w:val="ac"/>
+            </w:pPr>
+            <w:r>
+              <w:t xml:space="preserve">    SELECT</w:t>
+            </w:r>
+          </w:p>
+          <w:p>
+            <w:pPr>
+              <w:pStyle w:val="ac"/>
+            </w:pPr>
+            <w:r>
+              <w:t xml:space="preserve">        1000000 + g,</w:t>
+            </w:r>
+          </w:p>
+          <w:p>
+            <w:pPr>
+              <w:pStyle w:val="ac"/>
+            </w:pPr>
+            <w:r>
+              <w:t xml:space="preserve">        repeat(md5(</w:t>
+            </w:r>
+            <w:proofErr w:type="gramStart"/>
+            <w:r>
+              <w:t>g::</w:t>
+            </w:r>
+            <w:proofErr w:type="gramEnd"/>
+            <w:r>
+              <w:t>text), 2)</w:t>
+            </w:r>
+          </w:p>
+          <w:p>
+            <w:pPr>
+              <w:pStyle w:val="ac"/>
+            </w:pPr>
+            <w:r>
+              <w:t xml:space="preserve">    FROM </w:t>
+            </w:r>
+            <w:proofErr w:type="spellStart"/>
+            <w:r>
+              <w:t>generate_</w:t>
+            </w:r>
+            <w:proofErr w:type="gramStart"/>
+            <w:r>
+              <w:t>series</w:t>
+            </w:r>
+            <w:proofErr w:type="spellEnd"/>
+            <w:r>
+              <w:t>(</w:t>
+            </w:r>
+            <w:proofErr w:type="gramEnd"/>
+            <w:r>
+              <w:t xml:space="preserve">1, </w:t>
+            </w:r>
+            <w:proofErr w:type="spellStart"/>
+            <w:r>
               <w:t>v_batch_size</w:t>
             </w:r>
             <w:proofErr w:type="spellEnd"/>
             <w:r>
-              <w:t xml:space="preserve">  integer := 1000;</w:t>
-            </w:r>
-          </w:p>
-          <w:p>
-            <w:pPr>
-              <w:pStyle w:val="ac"/>
-            </w:pPr>
-            <w:r>
-              <w:t>BEGIN</w:t>
-            </w:r>
+              <w:t>) AS g;</w:t>
+            </w:r>
+          </w:p>
+          <w:p>
+            <w:pPr>
+              <w:pStyle w:val="ac"/>
+            </w:pPr>
           </w:p>
           <w:p>
             <w:pPr>
@@ -12750,132 +12251,50 @@
             </w:r>
             <w:proofErr w:type="spellStart"/>
             <w:r>
+              <w:t>v_elapsed_</w:t>
+            </w:r>
+            <w:proofErr w:type="gramStart"/>
+            <w:r>
+              <w:t>ms</w:t>
+            </w:r>
+            <w:proofErr w:type="spellEnd"/>
+            <w:r>
+              <w:t xml:space="preserve"> :</w:t>
+            </w:r>
+            <w:proofErr w:type="gramEnd"/>
+            <w:r>
+              <w:t>=</w:t>
+            </w:r>
+          </w:p>
+          <w:p>
+            <w:pPr>
+              <w:pStyle w:val="ac"/>
+            </w:pPr>
+            <w:r>
+              <w:t xml:space="preserve">        </w:t>
+            </w:r>
+            <w:proofErr w:type="gramStart"/>
+            <w:r>
+              <w:t>extract(</w:t>
+            </w:r>
+            <w:proofErr w:type="gramEnd"/>
+            <w:r>
+              <w:t>epoch FROM (</w:t>
+            </w:r>
+            <w:proofErr w:type="spellStart"/>
+            <w:r>
+              <w:t>clock_timestamp</w:t>
+            </w:r>
+            <w:proofErr w:type="spellEnd"/>
+            <w:r>
+              <w:t xml:space="preserve">() - </w:t>
+            </w:r>
+            <w:proofErr w:type="spellStart"/>
+            <w:r>
               <w:t>v_start</w:t>
             </w:r>
             <w:proofErr w:type="spellEnd"/>
             <w:r>
-              <w:t xml:space="preserve"> := </w:t>
-            </w:r>
-            <w:proofErr w:type="spellStart"/>
-            <w:r>
-              <w:t>clock_timestamp</w:t>
-            </w:r>
-            <w:proofErr w:type="spellEnd"/>
-            <w:r>
-              <w:t>();</w:t>
-            </w:r>
-          </w:p>
-          <w:p>
-            <w:pPr>
-              <w:pStyle w:val="ac"/>
-            </w:pPr>
-          </w:p>
-          <w:p>
-            <w:pPr>
-              <w:pStyle w:val="ac"/>
-            </w:pPr>
-            <w:r>
-              <w:t xml:space="preserve">    INSERT INTO lab4.ext_insert_work(</w:t>
-            </w:r>
-            <w:proofErr w:type="spellStart"/>
-            <w:r>
-              <w:t>lookup_id</w:t>
-            </w:r>
-            <w:proofErr w:type="spellEnd"/>
-            <w:r>
-              <w:t>, payload)</w:t>
-            </w:r>
-          </w:p>
-          <w:p>
-            <w:pPr>
-              <w:pStyle w:val="ac"/>
-            </w:pPr>
-            <w:r>
-              <w:t xml:space="preserve">    SELECT</w:t>
-            </w:r>
-          </w:p>
-          <w:p>
-            <w:pPr>
-              <w:pStyle w:val="ac"/>
-            </w:pPr>
-            <w:r>
-              <w:t xml:space="preserve">        1000000 + g,</w:t>
-            </w:r>
-          </w:p>
-          <w:p>
-            <w:pPr>
-              <w:pStyle w:val="ac"/>
-            </w:pPr>
-            <w:r>
-              <w:t xml:space="preserve">        repeat(md5(g::text), 2)</w:t>
-            </w:r>
-          </w:p>
-          <w:p>
-            <w:pPr>
-              <w:pStyle w:val="ac"/>
-            </w:pPr>
-            <w:r>
-              <w:t xml:space="preserve">    FROM </w:t>
-            </w:r>
-            <w:proofErr w:type="spellStart"/>
-            <w:r>
-              <w:t>generate_series</w:t>
-            </w:r>
-            <w:proofErr w:type="spellEnd"/>
-            <w:r>
-              <w:t xml:space="preserve">(1, </w:t>
-            </w:r>
-            <w:proofErr w:type="spellStart"/>
-            <w:r>
-              <w:t>v_batch_size</w:t>
-            </w:r>
-            <w:proofErr w:type="spellEnd"/>
-            <w:r>
-              <w:t>) AS g;</w:t>
-            </w:r>
-          </w:p>
-          <w:p>
-            <w:pPr>
-              <w:pStyle w:val="ac"/>
-            </w:pPr>
-          </w:p>
-          <w:p>
-            <w:pPr>
-              <w:pStyle w:val="ac"/>
-            </w:pPr>
-            <w:r>
-              <w:t xml:space="preserve">    </w:t>
-            </w:r>
-            <w:proofErr w:type="spellStart"/>
-            <w:r>
-              <w:t>v_elapsed_ms</w:t>
-            </w:r>
-            <w:proofErr w:type="spellEnd"/>
-            <w:r>
-              <w:t xml:space="preserve"> :=</w:t>
-            </w:r>
-          </w:p>
-          <w:p>
-            <w:pPr>
-              <w:pStyle w:val="ac"/>
-            </w:pPr>
-            <w:r>
-              <w:t xml:space="preserve">        extract(epoch FROM (</w:t>
-            </w:r>
-            <w:proofErr w:type="spellStart"/>
-            <w:r>
-              <w:t>clock_timestamp</w:t>
-            </w:r>
-            <w:proofErr w:type="spellEnd"/>
-            <w:r>
-              <w:t xml:space="preserve">() - </w:t>
-            </w:r>
-            <w:proofErr w:type="spellStart"/>
-            <w:r>
-              <w:t>v_start</w:t>
-            </w:r>
-            <w:proofErr w:type="spellEnd"/>
-            <w:r>
               <w:t>)) * 1000;</w:t>
             </w:r>
           </w:p>
@@ -12953,7 +12372,6 @@
               <w:pStyle w:val="ac"/>
             </w:pPr>
             <w:r>
-              <w:lastRenderedPageBreak/>
               <w:t xml:space="preserve">        </w:t>
             </w:r>
             <w:proofErr w:type="spellStart"/>
@@ -13050,8 +12468,13 @@
               <w:t xml:space="preserve">        '</w:t>
             </w:r>
             <w:proofErr w:type="spellStart"/>
-            <w:r>
-              <w:t>simple_btree</w:t>
+            <w:proofErr w:type="gramStart"/>
+            <w:r>
+              <w:t>simple</w:t>
+            </w:r>
+            <w:proofErr w:type="gramEnd"/>
+            <w:r>
+              <w:t>_btree</w:t>
             </w:r>
             <w:proofErr w:type="spellEnd"/>
             <w:r>
@@ -13713,8 +13136,9 @@
         <w:rPr>
           <w:noProof/>
         </w:rPr>
+        <w:lastRenderedPageBreak/>
         <w:drawing>
-          <wp:inline distT="0" distB="0" distL="0" distR="0" wp14:anchorId="71605879" wp14:editId="182F1870">
+          <wp:inline distT="0" distB="0" distL="0" distR="0" wp14:anchorId="033EF07F" wp14:editId="209CE5B2">
             <wp:extent cx="5580000" cy="2790000"/>
             <wp:effectExtent l="0" t="0" r="0" b="0"/>
             <wp:docPr id="9" name="Picture 9"/>
@@ -13772,9 +13196,8 @@
         <w:rPr>
           <w:noProof/>
         </w:rPr>
-        <w:lastRenderedPageBreak/>
         <w:drawing>
-          <wp:inline distT="0" distB="0" distL="0" distR="0" wp14:anchorId="61C94B8A" wp14:editId="0263D896">
+          <wp:inline distT="0" distB="0" distL="0" distR="0" wp14:anchorId="3E24A1ED" wp14:editId="1E64DDC9">
             <wp:extent cx="5580000" cy="2790000"/>
             <wp:effectExtent l="0" t="0" r="0" b="0"/>
             <wp:docPr id="10" name="Picture 10"/>
@@ -13832,8 +13255,9 @@
         <w:rPr>
           <w:noProof/>
         </w:rPr>
+        <w:lastRenderedPageBreak/>
         <w:drawing>
-          <wp:inline distT="0" distB="0" distL="0" distR="0" wp14:anchorId="4B7891BD" wp14:editId="6B7BCFAF">
+          <wp:inline distT="0" distB="0" distL="0" distR="0" wp14:anchorId="1E9D35F3" wp14:editId="102B5B29">
             <wp:extent cx="5580000" cy="2790000"/>
             <wp:effectExtent l="0" t="0" r="0" b="0"/>
             <wp:docPr id="11" name="Picture 11"/>
@@ -13891,9 +13315,8 @@
         <w:rPr>
           <w:noProof/>
         </w:rPr>
-        <w:lastRenderedPageBreak/>
         <w:drawing>
-          <wp:inline distT="0" distB="0" distL="0" distR="0" wp14:anchorId="07DB5D1F" wp14:editId="05901B26">
+          <wp:inline distT="0" distB="0" distL="0" distR="0" wp14:anchorId="6A54E9FE" wp14:editId="56A194A8">
             <wp:extent cx="5580000" cy="2790000"/>
             <wp:effectExtent l="0" t="0" r="0" b="0"/>
             <wp:docPr id="12" name="Picture 12"/>
@@ -13951,8 +13374,9 @@
         <w:rPr>
           <w:noProof/>
         </w:rPr>
+        <w:lastRenderedPageBreak/>
         <w:drawing>
-          <wp:inline distT="0" distB="0" distL="0" distR="0" wp14:anchorId="046E2CB7" wp14:editId="11B62CE5">
+          <wp:inline distT="0" distB="0" distL="0" distR="0" wp14:anchorId="0FD0D3A4" wp14:editId="5953EF8D">
             <wp:extent cx="5580000" cy="2790000"/>
             <wp:effectExtent l="0" t="0" r="0" b="0"/>
             <wp:docPr id="13" name="Picture 13"/>
@@ -14010,9 +13434,8 @@
         <w:rPr>
           <w:noProof/>
         </w:rPr>
-        <w:lastRenderedPageBreak/>
         <w:drawing>
-          <wp:inline distT="0" distB="0" distL="0" distR="0" wp14:anchorId="14E4FA73" wp14:editId="2F68DC87">
+          <wp:inline distT="0" distB="0" distL="0" distR="0" wp14:anchorId="0419DE2D" wp14:editId="6F6D11AD">
             <wp:extent cx="5580000" cy="2790000"/>
             <wp:effectExtent l="0" t="0" r="0" b="0"/>
             <wp:docPr id="14" name="Picture 14"/>
@@ -14101,7 +13524,11 @@
       </w:r>
       <w:proofErr w:type="spellEnd"/>
       <w:r>
-        <w:t>-таблицу. Если на таблице есть индексы, дополнительно требуется добавить соответствующие ключи в индексные структуры. Поэтому наличие индекса увеличивает стоимость вставки: операция становится не только записью данных в таблицу, но и модификацией одного или нескольких деревьев индекса.</w:t>
+        <w:t xml:space="preserve">-таблицу. Если на таблице есть индексы, дополнительно требуется добавить </w:t>
+      </w:r>
+      <w:r>
+        <w:lastRenderedPageBreak/>
+        <w:t>соответствующие ключи в индексные структуры. Поэтому наличие индекса увеличивает стоимость вставки: операция становится не только записью данных в таблицу, но и модификацией одного или нескольких деревьев индекса.</w:t>
       </w:r>
     </w:p>
     <w:p>
@@ -14135,86 +13562,89 @@
     </w:p>
     <w:p>
       <w:r>
+        <w:t>Для вставки без дополнительного индекса время одной вставляемой строки можно считать близким к постоянному:</w:t>
+      </w:r>
+    </w:p>
+    <w:p>
+      <w:pPr>
+        <w:rPr>
+          <w:lang w:val="en-US"/>
+        </w:rPr>
+      </w:pPr>
+      <w:proofErr w:type="spellStart"/>
+      <w:r>
+        <w:rPr>
+          <w:lang w:val="en-US"/>
+        </w:rPr>
+        <w:t>T_insert_no_index</w:t>
+      </w:r>
+      <w:proofErr w:type="spellEnd"/>
+      <w:r>
+        <w:rPr>
+          <w:lang w:val="en-US"/>
+        </w:rPr>
+        <w:t>(N) ≈ a</w:t>
+      </w:r>
+    </w:p>
+    <w:p>
+      <w:r>
+        <w:t xml:space="preserve">Это объясняется тем, что при вставке одной строки </w:t>
+      </w:r>
+      <w:proofErr w:type="spellStart"/>
+      <w:r>
+        <w:t>PostgreSQL</w:t>
+      </w:r>
+      <w:proofErr w:type="spellEnd"/>
+      <w:r>
+        <w:t xml:space="preserve"> выполняет примерно одинаковый набор действий независимо от общего размера таблицы.</w:t>
+      </w:r>
+    </w:p>
+    <w:p>
+      <w:r>
+        <w:t>Для таблиц с индексами добавляется стоимость обслуживания индексной структуры. Для B-</w:t>
+      </w:r>
+      <w:proofErr w:type="spellStart"/>
+      <w:r>
+        <w:t>tree</w:t>
+      </w:r>
+      <w:proofErr w:type="spellEnd"/>
+      <w:r>
+        <w:t xml:space="preserve"> индекса теоретически эта составляющая связана с поиском места вставки в дереве и может быть интерпретирована как логарифмическая:</w:t>
+      </w:r>
+    </w:p>
+    <w:p>
+      <w:pPr>
+        <w:rPr>
+          <w:lang w:val="en-US"/>
+        </w:rPr>
+      </w:pPr>
+      <w:proofErr w:type="spellStart"/>
+      <w:r>
+        <w:rPr>
+          <w:lang w:val="en-US"/>
+        </w:rPr>
+        <w:t>T_insert_index</w:t>
+      </w:r>
+      <w:proofErr w:type="spellEnd"/>
+      <w:r>
+        <w:rPr>
+          <w:lang w:val="en-US"/>
+        </w:rPr>
+        <w:t>(N) ≈ a + b · ln(N)</w:t>
+      </w:r>
+    </w:p>
+    <w:p>
+      <w:r>
+        <w:t>На практике измеренные значения могут лучше приближаться слабой линейной или почти постоянной зависимостью, так как абсолютное время вставки мало, а на результат заметно влияют кэширование, WAL, выделение страниц и системный шум. Поэтому в отчете модель используется как эмпирическая аппроксимация, а не как строгая математическая формула.</w:t>
+      </w:r>
+    </w:p>
+    <w:p>
+      <w:r>
+        <w:t xml:space="preserve">Таким образом, эксперимент показывает компромисс между скоростью чтения и стоимостью модификации данных. Индексы существенно ускоряют SELECT по индексируемому полю, но при INSERT требуют дополнительных операций по поддержанию индексных структур. Чем сложнее индексируемое </w:t>
+      </w:r>
+      <w:r>
         <w:lastRenderedPageBreak/>
-        <w:t>Для вставки без дополнительного индекса время одной вставляемой строки можно считать близким к постоянному:</w:t>
-      </w:r>
-    </w:p>
-    <w:p>
-      <w:pPr>
-        <w:rPr>
-          <w:lang w:val="en-US"/>
-        </w:rPr>
-      </w:pPr>
-      <w:proofErr w:type="spellStart"/>
-      <w:r>
-        <w:rPr>
-          <w:lang w:val="en-US"/>
-        </w:rPr>
-        <w:t>T_insert_no_index</w:t>
-      </w:r>
-      <w:proofErr w:type="spellEnd"/>
-      <w:r>
-        <w:rPr>
-          <w:lang w:val="en-US"/>
-        </w:rPr>
-        <w:t>(N) ≈ a</w:t>
-      </w:r>
-    </w:p>
-    <w:p>
-      <w:r>
-        <w:t xml:space="preserve">Это объясняется тем, что при вставке одной строки </w:t>
-      </w:r>
-      <w:proofErr w:type="spellStart"/>
-      <w:r>
-        <w:t>PostgreSQL</w:t>
-      </w:r>
-      <w:proofErr w:type="spellEnd"/>
-      <w:r>
-        <w:t xml:space="preserve"> выполняет примерно одинаковый набор действий независимо от общего размера таблицы.</w:t>
-      </w:r>
-    </w:p>
-    <w:p>
-      <w:r>
-        <w:t>Для таблиц с индексами добавляется стоимость обслуживания индексной структуры. Для B-</w:t>
-      </w:r>
-      <w:proofErr w:type="spellStart"/>
-      <w:r>
-        <w:t>tree</w:t>
-      </w:r>
-      <w:proofErr w:type="spellEnd"/>
-      <w:r>
-        <w:t xml:space="preserve"> индекса теоретически эта составляющая связана с поиском места вставки в дереве и может быть интерпретирована как логарифмическая:</w:t>
-      </w:r>
-    </w:p>
-    <w:p>
-      <w:pPr>
-        <w:rPr>
-          <w:lang w:val="en-US"/>
-        </w:rPr>
-      </w:pPr>
-      <w:proofErr w:type="spellStart"/>
-      <w:r>
-        <w:rPr>
-          <w:lang w:val="en-US"/>
-        </w:rPr>
-        <w:t>T_insert_index</w:t>
-      </w:r>
-      <w:proofErr w:type="spellEnd"/>
-      <w:r>
-        <w:rPr>
-          <w:lang w:val="en-US"/>
-        </w:rPr>
-        <w:t>(N) ≈ a + b · ln(N)</w:t>
-      </w:r>
-    </w:p>
-    <w:p>
-      <w:r>
-        <w:t>На практике измеренные значения могут лучше приближаться слабой линейной или почти постоянной зависимостью, так как абсолютное время вставки мало, а на результат заметно влияют кэширование, WAL, выделение страниц и системный шум. Поэтому в отчете модель используется как эмпирическая аппроксимация, а не как строгая математическая формула.</w:t>
-      </w:r>
-    </w:p>
-    <w:p>
-      <w:r>
-        <w:t>Таким образом, эксперимент показывает компромисс между скоростью чтения и стоимостью модификации данных. Индексы существенно ускоряют SELECT по индексируемому полю, но при INSERT требуют дополнительных операций по поддержанию индексных структур. Чем сложнее индексируемое выражение и чем больше индексная структура, тем выше накладные расходы на вставку.</w:t>
+        <w:t>выражение и чем больше индексная структура, тем выше накладные расходы на вставку.</w:t>
       </w:r>
     </w:p>
     <w:p/>
@@ -14251,16 +13681,7 @@
         <w:pStyle w:val="ab"/>
       </w:pPr>
       <w:r>
-        <w:t xml:space="preserve">Листинг </w:t>
-      </w:r>
-      <w:r>
-        <w:t>10</w:t>
-      </w:r>
-      <w:r>
-        <w:t xml:space="preserve"> – </w:t>
-      </w:r>
-      <w:r>
-        <w:t>Создание таблицы, технического индекса и триггера для UPDATE</w:t>
+        <w:t>Листинг 10 – Создание таблицы, технического индекса и триггера для UPDATE</w:t>
       </w:r>
     </w:p>
     <w:tbl>
@@ -14290,7 +13711,6 @@
               <w:pStyle w:val="ac"/>
             </w:pPr>
             <w:r>
-              <w:lastRenderedPageBreak/>
               <w:t>DROP TABLE IF EXISTS lab4.ext_update_work;</w:t>
             </w:r>
           </w:p>
@@ -14372,12 +13792,17 @@
             </w:r>
             <w:proofErr w:type="spellStart"/>
             <w:r>
-              <w:t>updated_at</w:t>
+              <w:t>updated_</w:t>
+            </w:r>
+            <w:proofErr w:type="gramStart"/>
+            <w:r>
+              <w:t>at</w:t>
             </w:r>
             <w:proofErr w:type="spellEnd"/>
             <w:r>
               <w:t xml:space="preserve">  timestamp</w:t>
             </w:r>
+            <w:proofErr w:type="gramEnd"/>
           </w:p>
           <w:p>
             <w:pPr>
@@ -14499,11 +13924,19 @@
             </w:r>
             <w:proofErr w:type="spellStart"/>
             <w:r>
-              <w:t>changed_at</w:t>
-            </w:r>
-            <w:proofErr w:type="spellEnd"/>
-            <w:r>
-              <w:t xml:space="preserve">  timestamp NOT NULL DEFAULT </w:t>
+              <w:t>changed_</w:t>
+            </w:r>
+            <w:proofErr w:type="gramStart"/>
+            <w:r>
+              <w:t>at</w:t>
+            </w:r>
+            <w:proofErr w:type="spellEnd"/>
+            <w:r>
+              <w:t xml:space="preserve">  timestamp</w:t>
+            </w:r>
+            <w:proofErr w:type="gramEnd"/>
+            <w:r>
+              <w:t xml:space="preserve"> NOT NULL DEFAULT </w:t>
             </w:r>
             <w:proofErr w:type="spellStart"/>
             <w:r>
@@ -14532,7 +13965,15 @@
               <w:pStyle w:val="ac"/>
             </w:pPr>
             <w:r>
-              <w:t>CREATE OR REPLACE FUNCTION lab4.ext_update_audit_fn()</w:t>
+              <w:t>CREATE OR REPLACE FUNCTION lab4.ext_update_audit_</w:t>
+            </w:r>
+            <w:proofErr w:type="gramStart"/>
+            <w:r>
+              <w:t>fn(</w:t>
+            </w:r>
+            <w:proofErr w:type="gramEnd"/>
+            <w:r>
+              <w:t>)</w:t>
             </w:r>
           </w:p>
           <w:p>
@@ -14651,7 +14092,15 @@
               <w:pStyle w:val="ac"/>
             </w:pPr>
             <w:r>
-              <w:t>EXECUTE FUNCTION lab4.ext_update_audit_fn();</w:t>
+              <w:t>EXECUTE FUNCTION lab4.ext_update_audit_</w:t>
+            </w:r>
+            <w:proofErr w:type="gramStart"/>
+            <w:r>
+              <w:t>fn(</w:t>
+            </w:r>
+            <w:proofErr w:type="gramEnd"/>
+            <w:r>
+              <w:t>);</w:t>
             </w:r>
           </w:p>
         </w:tc>
@@ -14659,16 +14108,19 @@
     </w:tbl>
     <w:p>
       <w:r>
+        <w:t xml:space="preserve">Технический индекс </w:t>
+      </w:r>
+      <w:proofErr w:type="spellStart"/>
+      <w:r>
+        <w:t>idx_ext_update_lookup</w:t>
+      </w:r>
+      <w:proofErr w:type="spellEnd"/>
+      <w:r>
+        <w:t xml:space="preserve"> использовался во всех вариантах, чтобы поиск обновляемых строк был одинаковым. Исследуемый индекс </w:t>
+      </w:r>
+      <w:r>
         <w:lastRenderedPageBreak/>
-        <w:t xml:space="preserve">Технический индекс </w:t>
-      </w:r>
-      <w:proofErr w:type="spellStart"/>
-      <w:r>
-        <w:t>idx_ext_update_lookup</w:t>
-      </w:r>
-      <w:proofErr w:type="spellEnd"/>
-      <w:r>
-        <w:t xml:space="preserve"> использовался во всех вариантах, чтобы поиск обновляемых строк был одинаковым. Исследуемый индекс добавлялся отдельно. Таблица аудита и триггер применялись для контроля того, что UPDATE действительно изменил ожидаемое число строк.</w:t>
+        <w:t>добавлялся отдельно. Таблица аудита и триггер применялись для контроля того, что UPDATE действительно изменил ожидаемое число строк.</w:t>
       </w:r>
     </w:p>
     <w:p>
@@ -15208,16 +14660,7 @@
         <w:pStyle w:val="ab"/>
       </w:pPr>
       <w:r>
-        <w:t>Листинг 1</w:t>
-      </w:r>
-      <w:r>
-        <w:t>1</w:t>
-      </w:r>
-      <w:r>
-        <w:t xml:space="preserve"> – </w:t>
-      </w:r>
-      <w:r>
-        <w:t>Фрагмент замера времени операции UPDATE</w:t>
+        <w:t>Листинг 11 – Фрагмент замера времени операции UPDATE</w:t>
       </w:r>
     </w:p>
     <w:tbl>
@@ -15271,519 +14714,580 @@
               <w:pStyle w:val="ac"/>
             </w:pPr>
             <w:r>
+              <w:t xml:space="preserve">    </w:t>
+            </w:r>
+            <w:proofErr w:type="spellStart"/>
+            <w:r>
+              <w:t>v_elapsed_ms</w:t>
+            </w:r>
+            <w:proofErr w:type="spellEnd"/>
+            <w:r>
+              <w:t xml:space="preserve">    numeric;</w:t>
+            </w:r>
+          </w:p>
+          <w:p>
+            <w:pPr>
+              <w:pStyle w:val="ac"/>
+            </w:pPr>
+            <w:r>
+              <w:t xml:space="preserve">    </w:t>
+            </w:r>
+            <w:proofErr w:type="spellStart"/>
+            <w:r>
+              <w:t>v_batch_size</w:t>
+            </w:r>
+            <w:proofErr w:type="spellEnd"/>
+            <w:r>
+              <w:t xml:space="preserve">    </w:t>
+            </w:r>
+            <w:proofErr w:type="gramStart"/>
+            <w:r>
+              <w:t>integer :</w:t>
+            </w:r>
+            <w:proofErr w:type="gramEnd"/>
+            <w:r>
+              <w:t>= 1000;</w:t>
+            </w:r>
+          </w:p>
+          <w:p>
+            <w:pPr>
+              <w:pStyle w:val="ac"/>
+            </w:pPr>
+            <w:r>
+              <w:t xml:space="preserve">    </w:t>
+            </w:r>
+            <w:proofErr w:type="spellStart"/>
+            <w:r>
+              <w:t>v_affected_rows</w:t>
+            </w:r>
+            <w:proofErr w:type="spellEnd"/>
+            <w:r>
+              <w:t xml:space="preserve"> integer;</w:t>
+            </w:r>
+          </w:p>
+          <w:p>
+            <w:pPr>
+              <w:pStyle w:val="ac"/>
+            </w:pPr>
+            <w:r>
+              <w:t xml:space="preserve">    </w:t>
+            </w:r>
+            <w:proofErr w:type="spellStart"/>
+            <w:r>
+              <w:t>v_trigger_</w:t>
+            </w:r>
+            <w:proofErr w:type="gramStart"/>
+            <w:r>
+              <w:t>rows</w:t>
+            </w:r>
+            <w:proofErr w:type="spellEnd"/>
+            <w:r>
+              <w:t xml:space="preserve">  integer</w:t>
+            </w:r>
+            <w:proofErr w:type="gramEnd"/>
+            <w:r>
+              <w:t>;</w:t>
+            </w:r>
+          </w:p>
+          <w:p>
+            <w:pPr>
+              <w:pStyle w:val="ac"/>
+            </w:pPr>
+            <w:r>
+              <w:t>BEGIN</w:t>
+            </w:r>
+          </w:p>
+          <w:p>
+            <w:pPr>
+              <w:pStyle w:val="ac"/>
+            </w:pPr>
+            <w:r>
+              <w:t xml:space="preserve">    TRUNCATE lab4.ext_update_audit;</w:t>
+            </w:r>
+          </w:p>
+          <w:p>
+            <w:pPr>
+              <w:pStyle w:val="ac"/>
+            </w:pPr>
+          </w:p>
+          <w:p>
+            <w:pPr>
+              <w:pStyle w:val="ac"/>
+            </w:pPr>
+            <w:r>
+              <w:t xml:space="preserve">    </w:t>
+            </w:r>
+            <w:proofErr w:type="spellStart"/>
+            <w:r>
+              <w:t>v_</w:t>
+            </w:r>
+            <w:proofErr w:type="gramStart"/>
+            <w:r>
+              <w:t>start</w:t>
+            </w:r>
+            <w:proofErr w:type="spellEnd"/>
+            <w:r>
+              <w:t xml:space="preserve"> :</w:t>
+            </w:r>
+            <w:proofErr w:type="gramEnd"/>
+            <w:r>
+              <w:t xml:space="preserve">= </w:t>
+            </w:r>
+            <w:proofErr w:type="spellStart"/>
+            <w:r>
+              <w:t>clock_timestamp</w:t>
+            </w:r>
+            <w:proofErr w:type="spellEnd"/>
+            <w:r>
+              <w:t>();</w:t>
+            </w:r>
+          </w:p>
+          <w:p>
+            <w:pPr>
+              <w:pStyle w:val="ac"/>
+            </w:pPr>
+          </w:p>
+          <w:p>
+            <w:pPr>
+              <w:pStyle w:val="ac"/>
+            </w:pPr>
+            <w:r>
+              <w:t xml:space="preserve">    UPDATE lab4.ext_update_work</w:t>
+            </w:r>
+          </w:p>
+          <w:p>
+            <w:pPr>
+              <w:pStyle w:val="ac"/>
+            </w:pPr>
+            <w:r>
+              <w:t xml:space="preserve">    SET</w:t>
+            </w:r>
+          </w:p>
+          <w:p>
+            <w:pPr>
+              <w:pStyle w:val="ac"/>
+            </w:pPr>
+            <w:r>
+              <w:t xml:space="preserve">        payload = payload || '_</w:t>
+            </w:r>
+            <w:proofErr w:type="spellStart"/>
+            <w:r>
+              <w:t>upd</w:t>
+            </w:r>
+            <w:proofErr w:type="spellEnd"/>
+            <w:r>
+              <w:t>',</w:t>
+            </w:r>
+          </w:p>
+          <w:p>
+            <w:pPr>
+              <w:pStyle w:val="ac"/>
+            </w:pPr>
+            <w:r>
+              <w:t xml:space="preserve">        </w:t>
+            </w:r>
+            <w:proofErr w:type="spellStart"/>
+            <w:r>
+              <w:t>updated_at</w:t>
+            </w:r>
+            <w:proofErr w:type="spellEnd"/>
+            <w:r>
+              <w:t xml:space="preserve"> = </w:t>
+            </w:r>
+            <w:proofErr w:type="spellStart"/>
+            <w:r>
+              <w:t>clock_</w:t>
+            </w:r>
+            <w:proofErr w:type="gramStart"/>
+            <w:r>
+              <w:t>timestamp</w:t>
+            </w:r>
+            <w:proofErr w:type="spellEnd"/>
+            <w:r>
+              <w:t>(</w:t>
+            </w:r>
+            <w:proofErr w:type="gramEnd"/>
+            <w:r>
+              <w:t>)</w:t>
+            </w:r>
+          </w:p>
+          <w:p>
+            <w:pPr>
+              <w:pStyle w:val="ac"/>
+            </w:pPr>
+            <w:r>
+              <w:t xml:space="preserve">    WHERE </w:t>
+            </w:r>
+            <w:proofErr w:type="spellStart"/>
+            <w:r>
+              <w:t>lookup_id</w:t>
+            </w:r>
+            <w:proofErr w:type="spellEnd"/>
+            <w:r>
+              <w:t xml:space="preserve"> BETWEEN 1000000 AND 1000000 + </w:t>
+            </w:r>
+            <w:proofErr w:type="spellStart"/>
+            <w:r>
+              <w:t>v_batch_size</w:t>
+            </w:r>
+            <w:proofErr w:type="spellEnd"/>
+            <w:r>
+              <w:t xml:space="preserve"> - 1;</w:t>
+            </w:r>
+          </w:p>
+          <w:p>
+            <w:pPr>
+              <w:pStyle w:val="ac"/>
+            </w:pPr>
+          </w:p>
+          <w:p>
+            <w:pPr>
+              <w:pStyle w:val="ac"/>
+            </w:pPr>
+            <w:r>
+              <w:t xml:space="preserve">    GET DIAGNOSTICS </w:t>
+            </w:r>
+            <w:proofErr w:type="spellStart"/>
+            <w:r>
+              <w:t>v_affected_rows</w:t>
+            </w:r>
+            <w:proofErr w:type="spellEnd"/>
+            <w:r>
+              <w:t xml:space="preserve"> = ROW_COUNT;</w:t>
+            </w:r>
+          </w:p>
+          <w:p>
+            <w:pPr>
+              <w:pStyle w:val="ac"/>
+            </w:pPr>
+          </w:p>
+          <w:p>
+            <w:pPr>
+              <w:pStyle w:val="ac"/>
+            </w:pPr>
+            <w:r>
+              <w:t xml:space="preserve">    </w:t>
+            </w:r>
+            <w:proofErr w:type="spellStart"/>
+            <w:r>
+              <w:t>v_elapsed_</w:t>
+            </w:r>
+            <w:proofErr w:type="gramStart"/>
+            <w:r>
+              <w:t>ms</w:t>
+            </w:r>
+            <w:proofErr w:type="spellEnd"/>
+            <w:r>
+              <w:t xml:space="preserve"> :</w:t>
+            </w:r>
+            <w:proofErr w:type="gramEnd"/>
+            <w:r>
+              <w:t>=</w:t>
+            </w:r>
+          </w:p>
+          <w:p>
+            <w:pPr>
+              <w:pStyle w:val="ac"/>
+            </w:pPr>
+            <w:r>
+              <w:t xml:space="preserve">        </w:t>
+            </w:r>
+            <w:proofErr w:type="gramStart"/>
+            <w:r>
+              <w:t>extract(</w:t>
+            </w:r>
+            <w:proofErr w:type="gramEnd"/>
+            <w:r>
+              <w:t>epoch FROM (</w:t>
+            </w:r>
+            <w:proofErr w:type="spellStart"/>
+            <w:r>
+              <w:t>clock_timestamp</w:t>
+            </w:r>
+            <w:proofErr w:type="spellEnd"/>
+            <w:r>
+              <w:t xml:space="preserve">() - </w:t>
+            </w:r>
+            <w:proofErr w:type="spellStart"/>
+            <w:r>
+              <w:t>v_start</w:t>
+            </w:r>
+            <w:proofErr w:type="spellEnd"/>
+            <w:r>
+              <w:t>)) * 1000;</w:t>
+            </w:r>
+          </w:p>
+          <w:p>
+            <w:pPr>
+              <w:pStyle w:val="ac"/>
+            </w:pPr>
+          </w:p>
+          <w:p>
+            <w:pPr>
+              <w:pStyle w:val="ac"/>
+            </w:pPr>
+            <w:r>
+              <w:t xml:space="preserve">    SELECT </w:t>
+            </w:r>
+            <w:proofErr w:type="gramStart"/>
+            <w:r>
+              <w:t>count(</w:t>
+            </w:r>
+            <w:proofErr w:type="gramEnd"/>
+            <w:r>
+              <w:t>*)</w:t>
+            </w:r>
+          </w:p>
+          <w:p>
+            <w:pPr>
+              <w:pStyle w:val="ac"/>
+            </w:pPr>
+            <w:r>
+              <w:t xml:space="preserve">    INTO </w:t>
+            </w:r>
+            <w:proofErr w:type="spellStart"/>
+            <w:r>
+              <w:t>v_trigger_rows</w:t>
+            </w:r>
+            <w:proofErr w:type="spellEnd"/>
+          </w:p>
+          <w:p>
+            <w:pPr>
+              <w:pStyle w:val="ac"/>
+            </w:pPr>
+            <w:r>
+              <w:t xml:space="preserve">    FROM lab4.ext_update_audit;</w:t>
+            </w:r>
+          </w:p>
+          <w:p>
+            <w:pPr>
+              <w:pStyle w:val="ac"/>
+            </w:pPr>
+          </w:p>
+          <w:p>
+            <w:pPr>
+              <w:pStyle w:val="ac"/>
+            </w:pPr>
+            <w:r>
+              <w:t xml:space="preserve">    INSERT INTO lab4.extended_all_sizes_measurements</w:t>
+            </w:r>
+          </w:p>
+          <w:p>
+            <w:pPr>
+              <w:pStyle w:val="ac"/>
+            </w:pPr>
+            <w:r>
+              <w:t xml:space="preserve">    (</w:t>
+            </w:r>
+          </w:p>
+          <w:p>
+            <w:pPr>
+              <w:pStyle w:val="ac"/>
+            </w:pPr>
+            <w:r>
+              <w:t xml:space="preserve">        </w:t>
+            </w:r>
+            <w:proofErr w:type="spellStart"/>
+            <w:r>
+              <w:t>operation_name</w:t>
+            </w:r>
+            <w:proofErr w:type="spellEnd"/>
+            <w:r>
+              <w:t>,</w:t>
+            </w:r>
+          </w:p>
+          <w:p>
+            <w:pPr>
+              <w:pStyle w:val="ac"/>
+            </w:pPr>
+            <w:r>
+              <w:t xml:space="preserve">        </w:t>
+            </w:r>
+            <w:proofErr w:type="spellStart"/>
+            <w:r>
+              <w:t>index_type</w:t>
+            </w:r>
+            <w:proofErr w:type="spellEnd"/>
+            <w:r>
+              <w:t>,</w:t>
+            </w:r>
+          </w:p>
+          <w:p>
+            <w:pPr>
+              <w:pStyle w:val="ac"/>
+            </w:pPr>
+            <w:r>
+              <w:t xml:space="preserve">        </w:t>
+            </w:r>
+            <w:proofErr w:type="spellStart"/>
+            <w:r>
+              <w:t>rows_base</w:t>
+            </w:r>
+            <w:proofErr w:type="spellEnd"/>
+            <w:r>
+              <w:t>,</w:t>
+            </w:r>
+          </w:p>
+          <w:p>
+            <w:pPr>
+              <w:pStyle w:val="ac"/>
+            </w:pPr>
+            <w:r>
+              <w:t xml:space="preserve">        </w:t>
+            </w:r>
+            <w:proofErr w:type="spellStart"/>
+            <w:r>
+              <w:t>batch_size</w:t>
+            </w:r>
+            <w:proofErr w:type="spellEnd"/>
+            <w:r>
+              <w:t>,</w:t>
+            </w:r>
+          </w:p>
+          <w:p>
+            <w:pPr>
+              <w:pStyle w:val="ac"/>
+            </w:pPr>
+            <w:r>
+              <w:t xml:space="preserve">        </w:t>
+            </w:r>
+            <w:proofErr w:type="spellStart"/>
+            <w:r>
+              <w:t>total_elapsed_ms</w:t>
+            </w:r>
+            <w:proofErr w:type="spellEnd"/>
+            <w:r>
+              <w:t>,</w:t>
+            </w:r>
+          </w:p>
+          <w:p>
+            <w:pPr>
+              <w:pStyle w:val="ac"/>
+            </w:pPr>
+            <w:r>
+              <w:t xml:space="preserve">        </w:t>
+            </w:r>
+            <w:proofErr w:type="spellStart"/>
+            <w:r>
+              <w:t>avg_elapsed_ms_per_operation</w:t>
+            </w:r>
+            <w:proofErr w:type="spellEnd"/>
+            <w:r>
+              <w:t>,</w:t>
+            </w:r>
+          </w:p>
+          <w:p>
+            <w:pPr>
+              <w:pStyle w:val="ac"/>
+            </w:pPr>
+            <w:r>
+              <w:t xml:space="preserve">        </w:t>
+            </w:r>
+            <w:proofErr w:type="spellStart"/>
+            <w:r>
+              <w:t>affected_rows</w:t>
+            </w:r>
+            <w:proofErr w:type="spellEnd"/>
+            <w:r>
+              <w:t>,</w:t>
+            </w:r>
+          </w:p>
+          <w:p>
+            <w:pPr>
+              <w:pStyle w:val="ac"/>
+            </w:pPr>
+            <w:r>
+              <w:t xml:space="preserve">        </w:t>
+            </w:r>
+            <w:proofErr w:type="spellStart"/>
+            <w:r>
+              <w:t>trigger_rows</w:t>
+            </w:r>
+            <w:proofErr w:type="spellEnd"/>
+          </w:p>
+          <w:p>
+            <w:pPr>
+              <w:pStyle w:val="ac"/>
+            </w:pPr>
+            <w:r>
+              <w:t xml:space="preserve">    )</w:t>
+            </w:r>
+          </w:p>
+          <w:p>
+            <w:pPr>
+              <w:pStyle w:val="ac"/>
+            </w:pPr>
+            <w:r>
+              <w:t xml:space="preserve">    VALUES</w:t>
+            </w:r>
+          </w:p>
+          <w:p>
+            <w:pPr>
+              <w:pStyle w:val="ac"/>
+            </w:pPr>
+            <w:r>
+              <w:t xml:space="preserve">    (</w:t>
+            </w:r>
+          </w:p>
+          <w:p>
+            <w:pPr>
+              <w:pStyle w:val="ac"/>
+            </w:pPr>
+            <w:r>
+              <w:t xml:space="preserve">        'update',</w:t>
+            </w:r>
+          </w:p>
+          <w:p>
+            <w:pPr>
+              <w:pStyle w:val="ac"/>
+            </w:pPr>
+            <w:r>
+              <w:t xml:space="preserve">        '</w:t>
+            </w:r>
+            <w:proofErr w:type="spellStart"/>
+            <w:proofErr w:type="gramStart"/>
+            <w:r>
+              <w:t>function</w:t>
+            </w:r>
+            <w:proofErr w:type="gramEnd"/>
+            <w:r>
+              <w:t>_index</w:t>
+            </w:r>
+            <w:proofErr w:type="spellEnd"/>
+            <w:r>
+              <w:t>',</w:t>
+            </w:r>
+          </w:p>
+          <w:p>
+            <w:pPr>
+              <w:pStyle w:val="ac"/>
+            </w:pPr>
+            <w:r>
+              <w:t xml:space="preserve">        1000000,</w:t>
+            </w:r>
+          </w:p>
+          <w:p>
+            <w:pPr>
+              <w:pStyle w:val="ac"/>
+            </w:pPr>
+            <w:r>
+              <w:t xml:space="preserve">        </w:t>
+            </w:r>
+            <w:proofErr w:type="spellStart"/>
+            <w:r>
+              <w:t>v_batch_size</w:t>
+            </w:r>
+            <w:proofErr w:type="spellEnd"/>
+            <w:r>
+              <w:t>,</w:t>
+            </w:r>
+          </w:p>
+          <w:p>
+            <w:pPr>
+              <w:pStyle w:val="ac"/>
+            </w:pPr>
+            <w:r>
               <w:lastRenderedPageBreak/>
-              <w:t xml:space="preserve">    </w:t>
-            </w:r>
-            <w:proofErr w:type="spellStart"/>
-            <w:r>
-              <w:t>v_elapsed_ms</w:t>
-            </w:r>
-            <w:proofErr w:type="spellEnd"/>
-            <w:r>
-              <w:t xml:space="preserve">    numeric;</w:t>
-            </w:r>
-          </w:p>
-          <w:p>
-            <w:pPr>
-              <w:pStyle w:val="ac"/>
-            </w:pPr>
-            <w:r>
-              <w:t xml:space="preserve">    </w:t>
-            </w:r>
-            <w:proofErr w:type="spellStart"/>
-            <w:r>
-              <w:t>v_batch_size</w:t>
-            </w:r>
-            <w:proofErr w:type="spellEnd"/>
-            <w:r>
-              <w:t xml:space="preserve">    integer := 1000;</w:t>
-            </w:r>
-          </w:p>
-          <w:p>
-            <w:pPr>
-              <w:pStyle w:val="ac"/>
-            </w:pPr>
-            <w:r>
-              <w:t xml:space="preserve">    </w:t>
-            </w:r>
-            <w:proofErr w:type="spellStart"/>
-            <w:r>
-              <w:t>v_affected_rows</w:t>
-            </w:r>
-            <w:proofErr w:type="spellEnd"/>
-            <w:r>
-              <w:t xml:space="preserve"> integer;</w:t>
-            </w:r>
-          </w:p>
-          <w:p>
-            <w:pPr>
-              <w:pStyle w:val="ac"/>
-            </w:pPr>
-            <w:r>
-              <w:t xml:space="preserve">    </w:t>
-            </w:r>
-            <w:proofErr w:type="spellStart"/>
-            <w:r>
-              <w:t>v_trigger_rows</w:t>
-            </w:r>
-            <w:proofErr w:type="spellEnd"/>
-            <w:r>
-              <w:t xml:space="preserve">  integer;</w:t>
-            </w:r>
-          </w:p>
-          <w:p>
-            <w:pPr>
-              <w:pStyle w:val="ac"/>
-            </w:pPr>
-            <w:r>
-              <w:t>BEGIN</w:t>
-            </w:r>
-          </w:p>
-          <w:p>
-            <w:pPr>
-              <w:pStyle w:val="ac"/>
-            </w:pPr>
-            <w:r>
-              <w:t xml:space="preserve">    TRUNCATE lab4.ext_update_audit;</w:t>
-            </w:r>
-          </w:p>
-          <w:p>
-            <w:pPr>
-              <w:pStyle w:val="ac"/>
-            </w:pPr>
-          </w:p>
-          <w:p>
-            <w:pPr>
-              <w:pStyle w:val="ac"/>
-            </w:pPr>
-            <w:r>
-              <w:t xml:space="preserve">    </w:t>
-            </w:r>
-            <w:proofErr w:type="spellStart"/>
-            <w:r>
-              <w:t>v_start</w:t>
-            </w:r>
-            <w:proofErr w:type="spellEnd"/>
-            <w:r>
-              <w:t xml:space="preserve"> := </w:t>
-            </w:r>
-            <w:proofErr w:type="spellStart"/>
-            <w:r>
-              <w:t>clock_timestamp</w:t>
-            </w:r>
-            <w:proofErr w:type="spellEnd"/>
-            <w:r>
-              <w:t>();</w:t>
-            </w:r>
-          </w:p>
-          <w:p>
-            <w:pPr>
-              <w:pStyle w:val="ac"/>
-            </w:pPr>
-          </w:p>
-          <w:p>
-            <w:pPr>
-              <w:pStyle w:val="ac"/>
-            </w:pPr>
-            <w:r>
-              <w:t xml:space="preserve">    UPDATE lab4.ext_update_work</w:t>
-            </w:r>
-          </w:p>
-          <w:p>
-            <w:pPr>
-              <w:pStyle w:val="ac"/>
-            </w:pPr>
-            <w:r>
-              <w:t xml:space="preserve">    SET</w:t>
-            </w:r>
-          </w:p>
-          <w:p>
-            <w:pPr>
-              <w:pStyle w:val="ac"/>
-            </w:pPr>
-            <w:r>
-              <w:t xml:space="preserve">        payload = payload || '_</w:t>
-            </w:r>
-            <w:proofErr w:type="spellStart"/>
-            <w:r>
-              <w:t>upd</w:t>
-            </w:r>
-            <w:proofErr w:type="spellEnd"/>
-            <w:r>
-              <w:t>',</w:t>
-            </w:r>
-          </w:p>
-          <w:p>
-            <w:pPr>
-              <w:pStyle w:val="ac"/>
-            </w:pPr>
-            <w:r>
-              <w:t xml:space="preserve">        </w:t>
-            </w:r>
-            <w:proofErr w:type="spellStart"/>
-            <w:r>
-              <w:t>updated_at</w:t>
-            </w:r>
-            <w:proofErr w:type="spellEnd"/>
-            <w:r>
-              <w:t xml:space="preserve"> = </w:t>
-            </w:r>
-            <w:proofErr w:type="spellStart"/>
-            <w:r>
-              <w:t>clock_timestamp</w:t>
-            </w:r>
-            <w:proofErr w:type="spellEnd"/>
-            <w:r>
-              <w:t>()</w:t>
-            </w:r>
-          </w:p>
-          <w:p>
-            <w:pPr>
-              <w:pStyle w:val="ac"/>
-            </w:pPr>
-            <w:r>
-              <w:t xml:space="preserve">    WHERE </w:t>
-            </w:r>
-            <w:proofErr w:type="spellStart"/>
-            <w:r>
-              <w:t>lookup_id</w:t>
-            </w:r>
-            <w:proofErr w:type="spellEnd"/>
-            <w:r>
-              <w:t xml:space="preserve"> BETWEEN 1000000 AND 1000000 + </w:t>
-            </w:r>
-            <w:proofErr w:type="spellStart"/>
-            <w:r>
-              <w:t>v_batch_size</w:t>
-            </w:r>
-            <w:proofErr w:type="spellEnd"/>
-            <w:r>
-              <w:t xml:space="preserve"> - 1;</w:t>
-            </w:r>
-          </w:p>
-          <w:p>
-            <w:pPr>
-              <w:pStyle w:val="ac"/>
-            </w:pPr>
-          </w:p>
-          <w:p>
-            <w:pPr>
-              <w:pStyle w:val="ac"/>
-            </w:pPr>
-            <w:r>
-              <w:t xml:space="preserve">    GET DIAGNOSTICS </w:t>
-            </w:r>
-            <w:proofErr w:type="spellStart"/>
-            <w:r>
-              <w:t>v_affected_rows</w:t>
-            </w:r>
-            <w:proofErr w:type="spellEnd"/>
-            <w:r>
-              <w:t xml:space="preserve"> = ROW_COUNT;</w:t>
-            </w:r>
-          </w:p>
-          <w:p>
-            <w:pPr>
-              <w:pStyle w:val="ac"/>
-            </w:pPr>
-          </w:p>
-          <w:p>
-            <w:pPr>
-              <w:pStyle w:val="ac"/>
-            </w:pPr>
-            <w:r>
-              <w:t xml:space="preserve">    </w:t>
-            </w:r>
-            <w:proofErr w:type="spellStart"/>
-            <w:r>
-              <w:t>v_elapsed_ms</w:t>
-            </w:r>
-            <w:proofErr w:type="spellEnd"/>
-            <w:r>
-              <w:t xml:space="preserve"> :=</w:t>
-            </w:r>
-          </w:p>
-          <w:p>
-            <w:pPr>
-              <w:pStyle w:val="ac"/>
-            </w:pPr>
-            <w:r>
-              <w:t xml:space="preserve">        extract(epoch FROM (</w:t>
-            </w:r>
-            <w:proofErr w:type="spellStart"/>
-            <w:r>
-              <w:t>clock_timestamp</w:t>
-            </w:r>
-            <w:proofErr w:type="spellEnd"/>
-            <w:r>
-              <w:t xml:space="preserve">() - </w:t>
-            </w:r>
-            <w:proofErr w:type="spellStart"/>
-            <w:r>
-              <w:t>v_start</w:t>
-            </w:r>
-            <w:proofErr w:type="spellEnd"/>
-            <w:r>
-              <w:t>)) * 1000;</w:t>
-            </w:r>
-          </w:p>
-          <w:p>
-            <w:pPr>
-              <w:pStyle w:val="ac"/>
-            </w:pPr>
-          </w:p>
-          <w:p>
-            <w:pPr>
-              <w:pStyle w:val="ac"/>
-            </w:pPr>
-            <w:r>
-              <w:t xml:space="preserve">    SELECT count(*)</w:t>
-            </w:r>
-          </w:p>
-          <w:p>
-            <w:pPr>
-              <w:pStyle w:val="ac"/>
-            </w:pPr>
-            <w:r>
-              <w:t xml:space="preserve">    INTO </w:t>
-            </w:r>
-            <w:proofErr w:type="spellStart"/>
-            <w:r>
-              <w:t>v_trigger_rows</w:t>
-            </w:r>
-            <w:proofErr w:type="spellEnd"/>
-          </w:p>
-          <w:p>
-            <w:pPr>
-              <w:pStyle w:val="ac"/>
-            </w:pPr>
-            <w:r>
-              <w:t xml:space="preserve">    FROM lab4.ext_update_audit;</w:t>
-            </w:r>
-          </w:p>
-          <w:p>
-            <w:pPr>
-              <w:pStyle w:val="ac"/>
-            </w:pPr>
-          </w:p>
-          <w:p>
-            <w:pPr>
-              <w:pStyle w:val="ac"/>
-            </w:pPr>
-            <w:r>
-              <w:t xml:space="preserve">    INSERT INTO lab4.extended_all_sizes_measurements</w:t>
-            </w:r>
-          </w:p>
-          <w:p>
-            <w:pPr>
-              <w:pStyle w:val="ac"/>
-            </w:pPr>
-            <w:r>
-              <w:t xml:space="preserve">    (</w:t>
-            </w:r>
-          </w:p>
-          <w:p>
-            <w:pPr>
-              <w:pStyle w:val="ac"/>
-            </w:pPr>
-            <w:r>
-              <w:t xml:space="preserve">        </w:t>
-            </w:r>
-            <w:proofErr w:type="spellStart"/>
-            <w:r>
-              <w:t>operation_name</w:t>
-            </w:r>
-            <w:proofErr w:type="spellEnd"/>
-            <w:r>
-              <w:t>,</w:t>
-            </w:r>
-          </w:p>
-          <w:p>
-            <w:pPr>
-              <w:pStyle w:val="ac"/>
-            </w:pPr>
-            <w:r>
-              <w:t xml:space="preserve">        </w:t>
-            </w:r>
-            <w:proofErr w:type="spellStart"/>
-            <w:r>
-              <w:t>index_type</w:t>
-            </w:r>
-            <w:proofErr w:type="spellEnd"/>
-            <w:r>
-              <w:t>,</w:t>
-            </w:r>
-          </w:p>
-          <w:p>
-            <w:pPr>
-              <w:pStyle w:val="ac"/>
-            </w:pPr>
-            <w:r>
-              <w:t xml:space="preserve">        </w:t>
-            </w:r>
-            <w:proofErr w:type="spellStart"/>
-            <w:r>
-              <w:t>rows_base</w:t>
-            </w:r>
-            <w:proofErr w:type="spellEnd"/>
-            <w:r>
-              <w:t>,</w:t>
-            </w:r>
-          </w:p>
-          <w:p>
-            <w:pPr>
-              <w:pStyle w:val="ac"/>
-            </w:pPr>
-            <w:r>
-              <w:t xml:space="preserve">        </w:t>
-            </w:r>
-            <w:proofErr w:type="spellStart"/>
-            <w:r>
-              <w:t>batch_size</w:t>
-            </w:r>
-            <w:proofErr w:type="spellEnd"/>
-            <w:r>
-              <w:t>,</w:t>
-            </w:r>
-          </w:p>
-          <w:p>
-            <w:pPr>
-              <w:pStyle w:val="ac"/>
-            </w:pPr>
-            <w:r>
-              <w:t xml:space="preserve">        </w:t>
-            </w:r>
-            <w:proofErr w:type="spellStart"/>
-            <w:r>
-              <w:t>total_elapsed_ms</w:t>
-            </w:r>
-            <w:proofErr w:type="spellEnd"/>
-            <w:r>
-              <w:t>,</w:t>
-            </w:r>
-          </w:p>
-          <w:p>
-            <w:pPr>
-              <w:pStyle w:val="ac"/>
-            </w:pPr>
-            <w:r>
-              <w:t xml:space="preserve">        </w:t>
-            </w:r>
-            <w:proofErr w:type="spellStart"/>
-            <w:r>
-              <w:t>avg_elapsed_ms_per_operation</w:t>
-            </w:r>
-            <w:proofErr w:type="spellEnd"/>
-            <w:r>
-              <w:t>,</w:t>
-            </w:r>
-          </w:p>
-          <w:p>
-            <w:pPr>
-              <w:pStyle w:val="ac"/>
-            </w:pPr>
-            <w:r>
-              <w:t xml:space="preserve">        </w:t>
-            </w:r>
-            <w:proofErr w:type="spellStart"/>
-            <w:r>
-              <w:t>affected_rows</w:t>
-            </w:r>
-            <w:proofErr w:type="spellEnd"/>
-            <w:r>
-              <w:t>,</w:t>
-            </w:r>
-          </w:p>
-          <w:p>
-            <w:pPr>
-              <w:pStyle w:val="ac"/>
-            </w:pPr>
-            <w:r>
-              <w:t xml:space="preserve">        </w:t>
-            </w:r>
-            <w:proofErr w:type="spellStart"/>
-            <w:r>
-              <w:t>trigger_rows</w:t>
-            </w:r>
-            <w:proofErr w:type="spellEnd"/>
-          </w:p>
-          <w:p>
-            <w:pPr>
-              <w:pStyle w:val="ac"/>
-            </w:pPr>
-            <w:r>
-              <w:t xml:space="preserve">    )</w:t>
-            </w:r>
-          </w:p>
-          <w:p>
-            <w:pPr>
-              <w:pStyle w:val="ac"/>
-            </w:pPr>
-            <w:r>
-              <w:t xml:space="preserve">    VALUES</w:t>
-            </w:r>
-          </w:p>
-          <w:p>
-            <w:pPr>
-              <w:pStyle w:val="ac"/>
-            </w:pPr>
-            <w:r>
-              <w:t xml:space="preserve">    (</w:t>
-            </w:r>
-          </w:p>
-          <w:p>
-            <w:pPr>
-              <w:pStyle w:val="ac"/>
-            </w:pPr>
-            <w:r>
-              <w:t xml:space="preserve">        'update',</w:t>
-            </w:r>
-          </w:p>
-          <w:p>
-            <w:pPr>
-              <w:pStyle w:val="ac"/>
-            </w:pPr>
-            <w:r>
-              <w:t xml:space="preserve">        '</w:t>
-            </w:r>
-            <w:proofErr w:type="spellStart"/>
-            <w:r>
-              <w:t>function_index</w:t>
-            </w:r>
-            <w:proofErr w:type="spellEnd"/>
-            <w:r>
-              <w:t>',</w:t>
-            </w:r>
-          </w:p>
-          <w:p>
-            <w:pPr>
-              <w:pStyle w:val="ac"/>
-            </w:pPr>
-            <w:r>
-              <w:t xml:space="preserve">        1000000,</w:t>
-            </w:r>
-          </w:p>
-          <w:p>
-            <w:pPr>
-              <w:pStyle w:val="ac"/>
-            </w:pPr>
-            <w:r>
-              <w:t xml:space="preserve">        </w:t>
-            </w:r>
-            <w:proofErr w:type="spellStart"/>
-            <w:r>
-              <w:t>v_batch_size</w:t>
-            </w:r>
-            <w:proofErr w:type="spellEnd"/>
-            <w:r>
-              <w:t>,</w:t>
-            </w:r>
-          </w:p>
-          <w:p>
-            <w:pPr>
-              <w:pStyle w:val="ac"/>
-            </w:pPr>
-            <w:r>
               <w:t xml:space="preserve">        </w:t>
             </w:r>
             <w:proofErr w:type="spellStart"/>
@@ -15869,6 +15373,7 @@
     </w:tbl>
     <w:p>
       <w:r>
+        <w:lastRenderedPageBreak/>
         <w:t xml:space="preserve">В листинге показан пример для варианта </w:t>
       </w:r>
       <w:proofErr w:type="spellStart"/>
@@ -16128,7 +15633,6 @@
             </w:pPr>
             <w:proofErr w:type="spellStart"/>
             <w:r>
-              <w:lastRenderedPageBreak/>
               <w:t>no_extra_index</w:t>
             </w:r>
             <w:proofErr w:type="spellEnd"/>
@@ -16316,7 +15820,7 @@
           <w:noProof/>
         </w:rPr>
         <w:drawing>
-          <wp:inline distT="0" distB="0" distL="0" distR="0" wp14:anchorId="451B0DAA" wp14:editId="39E80BEC">
+          <wp:inline distT="0" distB="0" distL="0" distR="0" wp14:anchorId="464C15EE" wp14:editId="6FF21D81">
             <wp:extent cx="5580000" cy="2790000"/>
             <wp:effectExtent l="0" t="0" r="0" b="0"/>
             <wp:docPr id="15" name="Picture 15"/>
@@ -16374,8 +15878,9 @@
         <w:rPr>
           <w:noProof/>
         </w:rPr>
+        <w:lastRenderedPageBreak/>
         <w:drawing>
-          <wp:inline distT="0" distB="0" distL="0" distR="0" wp14:anchorId="161E3C6C" wp14:editId="2100ACFD">
+          <wp:inline distT="0" distB="0" distL="0" distR="0" wp14:anchorId="3662DA18" wp14:editId="0955AADB">
             <wp:extent cx="5580000" cy="2790000"/>
             <wp:effectExtent l="0" t="0" r="0" b="0"/>
             <wp:docPr id="16" name="Picture 16"/>
@@ -16433,9 +15938,8 @@
         <w:rPr>
           <w:noProof/>
         </w:rPr>
-        <w:lastRenderedPageBreak/>
         <w:drawing>
-          <wp:inline distT="0" distB="0" distL="0" distR="0" wp14:anchorId="31F930C4" wp14:editId="3FD0944A">
+          <wp:inline distT="0" distB="0" distL="0" distR="0" wp14:anchorId="368848C2" wp14:editId="255C12F8">
             <wp:extent cx="5580000" cy="2790000"/>
             <wp:effectExtent l="0" t="0" r="0" b="0"/>
             <wp:docPr id="17" name="Picture 17"/>
@@ -16493,8 +15997,9 @@
         <w:rPr>
           <w:noProof/>
         </w:rPr>
+        <w:lastRenderedPageBreak/>
         <w:drawing>
-          <wp:inline distT="0" distB="0" distL="0" distR="0" wp14:anchorId="3FD5A07E" wp14:editId="017AD1CD">
+          <wp:inline distT="0" distB="0" distL="0" distR="0" wp14:anchorId="58507B6D" wp14:editId="229BDB71">
             <wp:extent cx="5580000" cy="2790000"/>
             <wp:effectExtent l="0" t="0" r="0" b="0"/>
             <wp:docPr id="18" name="Picture 18"/>
@@ -16552,9 +16057,8 @@
         <w:rPr>
           <w:noProof/>
         </w:rPr>
-        <w:lastRenderedPageBreak/>
         <w:drawing>
-          <wp:inline distT="0" distB="0" distL="0" distR="0" wp14:anchorId="5FCF58A6" wp14:editId="3088B478">
+          <wp:inline distT="0" distB="0" distL="0" distR="0" wp14:anchorId="503E4588" wp14:editId="7FFE572E">
             <wp:extent cx="5580000" cy="2790000"/>
             <wp:effectExtent l="0" t="0" r="0" b="0"/>
             <wp:docPr id="19" name="Picture 19"/>
@@ -16612,8 +16116,9 @@
         <w:rPr>
           <w:noProof/>
         </w:rPr>
+        <w:lastRenderedPageBreak/>
         <w:drawing>
-          <wp:inline distT="0" distB="0" distL="0" distR="0" wp14:anchorId="07802E92" wp14:editId="5B875BBF">
+          <wp:inline distT="0" distB="0" distL="0" distR="0" wp14:anchorId="5B638BAD" wp14:editId="14F25161">
             <wp:extent cx="5580000" cy="2790000"/>
             <wp:effectExtent l="0" t="0" r="0" b="0"/>
             <wp:docPr id="20" name="Picture 20"/>
@@ -16673,32 +16178,144 @@
       </w:r>
       <w:proofErr w:type="spellEnd"/>
       <w:r>
-        <w:t xml:space="preserve"> не просто изменяет существующую строку “на месте”. Из-за механизма MVCC создается новая версия строки, а старая версия остается в таблице до последующей очистки. Поэтому UPDATE включает несколько составляющих: </w:t>
+        <w:t xml:space="preserve"> не просто изменяет существующую строку “на месте”. Из-за механизма MVCC создается новая версия строки, а старая версия остается в таблице до последующей очистки. Поэтому UPDATE включает несколько составляющих: поиск изменяемых строк, запись новой версии строки, обновление затронутых индексных структур, запись изменений в WAL и выполнение триггеров.</w:t>
+      </w:r>
+    </w:p>
+    <w:p>
+      <w:r>
+        <w:t xml:space="preserve">В эксперименте во всех вариантах использовался технический индекс по полю </w:t>
+      </w:r>
+      <w:proofErr w:type="spellStart"/>
+      <w:r>
+        <w:t>lookup_id</w:t>
+      </w:r>
+      <w:proofErr w:type="spellEnd"/>
+      <w:r>
+        <w:t>. Это было сделано специально, чтобы способ поиска обновляемых строк был одинаковым для всех сравниваемых таблиц. Благодаря этому различия во времени выполнения отражают не разный способ поиска строк, а влияние дополнительного исследуемого индекса: простого B-</w:t>
+      </w:r>
+      <w:proofErr w:type="spellStart"/>
+      <w:r>
+        <w:t>tree</w:t>
+      </w:r>
+      <w:proofErr w:type="spellEnd"/>
+      <w:r>
+        <w:t>, уникального B-</w:t>
+      </w:r>
+      <w:proofErr w:type="spellStart"/>
+      <w:r>
+        <w:t>tree</w:t>
+      </w:r>
+      <w:proofErr w:type="spellEnd"/>
+      <w:r>
+        <w:t>, индекса по выражению или функционального индекса.</w:t>
+      </w:r>
+    </w:p>
+    <w:p>
+      <w:r>
+        <w:t xml:space="preserve">По графикам видно, что вариант без дополнительного исследуемого индекса обычно имеет меньшую стоимость обновления. При наличии дополнительных индексов </w:t>
+      </w:r>
+      <w:proofErr w:type="spellStart"/>
+      <w:r>
+        <w:t>PostgreSQL</w:t>
+      </w:r>
+      <w:proofErr w:type="spellEnd"/>
+      <w:r>
+        <w:t xml:space="preserve"> должен поддерживать не только </w:t>
+      </w:r>
+      <w:proofErr w:type="spellStart"/>
+      <w:r>
+        <w:t>heap</w:t>
+      </w:r>
+      <w:proofErr w:type="spellEnd"/>
+      <w:r>
+        <w:t xml:space="preserve">-таблицу, но и соответствующие индексные структуры. Это увеличивает время UPDATE. Наибольшие накладные расходы ожидаемы для функционального и </w:t>
       </w:r>
       <w:r>
         <w:lastRenderedPageBreak/>
-        <w:t>поиск изменяемых строк, запись новой версии строки, обновление затронутых индексных структур, запись изменений в WAL и выполнение триггеров.</w:t>
-      </w:r>
-    </w:p>
-    <w:p>
-      <w:r>
-        <w:t xml:space="preserve">В эксперименте во всех вариантах использовался технический индекс по полю </w:t>
-      </w:r>
+        <w:t>выраженного индексов, поскольку при изменении строки требуется пересчитать индексируемое выражение и обновить соответствующую запись индекса.</w:t>
+      </w:r>
+    </w:p>
+    <w:p>
+      <w:r>
+        <w:t>Полный график показывает общую картину на всем диапазоне размеров таблицы. График до 1 000 000 строк удобен для анализа области малых и средних размеров, где абсолютные различия между вариантами меньше. Логарифмическая шкала по оси X позволяет одновременно рассматривать малые и большие таблицы и лучше видеть слабые изменения времени при росте числа строк.</w:t>
+      </w:r>
+    </w:p>
+    <w:p>
+      <w:r>
+        <w:t>Для варианта без дополнительного исследуемого индекса зависимость времени обновления от размера таблицы выражена слабо:</w:t>
+      </w:r>
+    </w:p>
+    <w:p>
+      <w:pPr>
+        <w:rPr>
+          <w:lang w:val="en-US"/>
+        </w:rPr>
+      </w:pPr>
       <w:proofErr w:type="spellStart"/>
       <w:r>
+        <w:rPr>
+          <w:lang w:val="en-US"/>
+        </w:rPr>
+        <w:t>T_update_no_extra_index</w:t>
+      </w:r>
+      <w:proofErr w:type="spellEnd"/>
+      <w:r>
+        <w:rPr>
+          <w:lang w:val="en-US"/>
+        </w:rPr>
+        <w:t>(N) ≈ a</w:t>
+      </w:r>
+    </w:p>
+    <w:p>
+      <w:r>
+        <w:t xml:space="preserve">Это связано с тем, что поиск строк во всех вариантах выполнялся по техническому индексу </w:t>
+      </w:r>
+      <w:proofErr w:type="spellStart"/>
+      <w:r>
         <w:t>lookup_id</w:t>
       </w:r>
       <w:proofErr w:type="spellEnd"/>
       <w:r>
-        <w:t>. Это было сделано специально, чтобы способ поиска обновляемых строк был одинаковым для всех сравниваемых таблиц. Благодаря этому различия во времени выполнения отражают не разный способ поиска строк, а влияние дополнительного исследуемого индекса: простого B-</w:t>
-      </w:r>
+        <w:t>, а обновлялся фиксированный пакет строк. Поэтому основную часть времени составляют постоянные накладные расходы самой операции UPDATE.</w:t>
+      </w:r>
+    </w:p>
+    <w:p>
+      <w:r>
+        <w:t>Для вариантов с дополнительными индексами время можно интерпретировать как сумму базовой стоимости обновления строки и стоимости обслуживания индекса:</w:t>
+      </w:r>
+    </w:p>
+    <w:p>
+      <w:pPr>
+        <w:rPr>
+          <w:lang w:val="en-US"/>
+        </w:rPr>
+      </w:pPr>
       <w:proofErr w:type="spellStart"/>
       <w:r>
+        <w:rPr>
+          <w:lang w:val="en-US"/>
+        </w:rPr>
+        <w:t>T_update_index</w:t>
+      </w:r>
+      <w:proofErr w:type="spellEnd"/>
+      <w:r>
+        <w:rPr>
+          <w:lang w:val="en-US"/>
+        </w:rPr>
+        <w:t>(N) ≈ a + b · ln(N)</w:t>
+      </w:r>
+    </w:p>
+    <w:p>
+      <w:r>
+        <w:t>Логарифмическая интерпретация связана с тем, что исследуемые индексы построены на B-</w:t>
+      </w:r>
+      <w:proofErr w:type="spellStart"/>
+      <w:r>
         <w:t>tree</w:t>
       </w:r>
       <w:proofErr w:type="spellEnd"/>
       <w:r>
-        <w:t>, уникального B-</w:t>
+        <w:t xml:space="preserve"> структурах или используют B-</w:t>
       </w:r>
       <w:proofErr w:type="spellStart"/>
       <w:r>
@@ -16706,153 +16323,41 @@
       </w:r>
       <w:proofErr w:type="spellEnd"/>
       <w:r>
-        <w:t>, индекса по выражению или функционального индекса.</w:t>
-      </w:r>
-    </w:p>
-    <w:p>
-      <w:r>
-        <w:t xml:space="preserve">По графикам видно, что вариант без дополнительного исследуемого индекса обычно имеет меньшую стоимость обновления. При наличии дополнительных индексов </w:t>
+        <w:t xml:space="preserve"> для индексируемого выражения. При этом на реальных измерениях зависимость может быть шумной: на время влияют состояние буферного кэша, WAL, размещение строк по страницам, выполнение триггеров и точность измерения коротких операций.</w:t>
+      </w:r>
+    </w:p>
+    <w:p>
+      <w:r>
+        <w:t>Отдельно контролировалось число реально обновленных строк и число срабатываний триггера. Это важно, потому что при ошибке в условии UPDATE можно было бы измерить не тот объем работы: например, обновить меньше строк или не выполнить обновление вовсе. В проведенном эксперименте для всех вариантов число обновленных строк совпало с числом срабатываний триггера, что подтверждает корректность измерений.</w:t>
+      </w:r>
+    </w:p>
+    <w:p>
+      <w:r>
+        <w:lastRenderedPageBreak/>
+        <w:t>Таким образом, эксперимент показывает, что UPDATE чувствителен к наличию дополнительных индексов. Даже если поиск обновляемых строк выполняется одинаково, обслуживание индексных структур увеличивает стоимость операции. Наибольшие накладные расходы возникают у индексов, требующих вычисления выражения или функции. Контроль через триггер подтвердил, что во всех сериях измерялось обновление одинакового количества строк.</w:t>
+      </w:r>
+    </w:p>
+    <w:p/>
+    <w:p>
+      <w:pPr>
+        <w:pStyle w:val="21"/>
+      </w:pPr>
+      <w:bookmarkStart w:id="13" w:name="_Toc228777644"/>
+      <w:r>
+        <w:t>Расширенные эксперименты на 10–50 000 000 строк</w:t>
+      </w:r>
+      <w:bookmarkEnd w:id="13"/>
+    </w:p>
+    <w:p>
+      <w:r>
+        <w:t>Для усиления результатов был выполнен расширенный возобновляемый прогон на размерах 10, 100, 1 000, 10 000, 100 000, 1 000 000, 25 000 000 и 50 000 000 строк. Для SELECT сравнивались варианты без индекса и с B-</w:t>
       </w:r>
       <w:proofErr w:type="spellStart"/>
       <w:r>
-        <w:t>PostgreSQL</w:t>
+        <w:t>tree</w:t>
       </w:r>
       <w:proofErr w:type="spellEnd"/>
       <w:r>
-        <w:t xml:space="preserve"> должен поддерживать не только </w:t>
-      </w:r>
-      <w:proofErr w:type="spellStart"/>
-      <w:r>
-        <w:t>heap</w:t>
-      </w:r>
-      <w:proofErr w:type="spellEnd"/>
-      <w:r>
-        <w:t>-таблицу, но и соответствующие индексные структуры. Это увеличивает время UPDATE. Наибольшие накладные расходы ожидаемы для функционального и выраженного индексов, поскольку при изменении строки требуется пересчитать индексируемое выражение и обновить соответствующую запись индекса.</w:t>
-      </w:r>
-    </w:p>
-    <w:p>
-      <w:r>
-        <w:t>Полный график показывает общую картину на всем диапазоне размеров таблицы. График до 1 000 000 строк удобен для анализа области малых и средних размеров, где абсолютные различия между вариантами меньше. Логарифмическая шкала по оси X позволяет одновременно рассматривать малые и большие таблицы и лучше видеть слабые изменения времени при росте числа строк.</w:t>
-      </w:r>
-    </w:p>
-    <w:p>
-      <w:r>
-        <w:t>Для варианта без дополнительного исследуемого индекса зависимость времени обновления от размера таблицы выражена слабо:</w:t>
-      </w:r>
-    </w:p>
-    <w:p>
-      <w:pPr>
-        <w:rPr>
-          <w:lang w:val="en-US"/>
-        </w:rPr>
-      </w:pPr>
-      <w:proofErr w:type="spellStart"/>
-      <w:r>
-        <w:rPr>
-          <w:lang w:val="en-US"/>
-        </w:rPr>
-        <w:t>T_update_no_extra_index</w:t>
-      </w:r>
-      <w:proofErr w:type="spellEnd"/>
-      <w:r>
-        <w:rPr>
-          <w:lang w:val="en-US"/>
-        </w:rPr>
-        <w:t>(N) ≈ a</w:t>
-      </w:r>
-    </w:p>
-    <w:p>
-      <w:r>
-        <w:t xml:space="preserve">Это связано с тем, что поиск строк во всех вариантах выполнялся по техническому индексу </w:t>
-      </w:r>
-      <w:proofErr w:type="spellStart"/>
-      <w:r>
-        <w:t>lookup_id</w:t>
-      </w:r>
-      <w:proofErr w:type="spellEnd"/>
-      <w:r>
-        <w:t>, а обновлялся фиксированный пакет строк. Поэтому основную часть времени составляют постоянные накладные расходы самой операции UPDATE.</w:t>
-      </w:r>
-    </w:p>
-    <w:p>
-      <w:r>
-        <w:lastRenderedPageBreak/>
-        <w:t>Для вариантов с дополнительными индексами время можно интерпретировать как сумму базовой стоимости обновления строки и стоимости обслуживания индекса:</w:t>
-      </w:r>
-    </w:p>
-    <w:p>
-      <w:pPr>
-        <w:rPr>
-          <w:lang w:val="en-US"/>
-        </w:rPr>
-      </w:pPr>
-      <w:proofErr w:type="spellStart"/>
-      <w:r>
-        <w:rPr>
-          <w:lang w:val="en-US"/>
-        </w:rPr>
-        <w:t>T_update_index</w:t>
-      </w:r>
-      <w:proofErr w:type="spellEnd"/>
-      <w:r>
-        <w:rPr>
-          <w:lang w:val="en-US"/>
-        </w:rPr>
-        <w:t>(N) ≈ a + b · ln(N)</w:t>
-      </w:r>
-    </w:p>
-    <w:p>
-      <w:r>
-        <w:t>Логарифмическая интерпретация связана с тем, что исследуемые индексы построены на B-</w:t>
-      </w:r>
-      <w:proofErr w:type="spellStart"/>
-      <w:r>
-        <w:t>tree</w:t>
-      </w:r>
-      <w:proofErr w:type="spellEnd"/>
-      <w:r>
-        <w:t xml:space="preserve"> структурах или используют B-</w:t>
-      </w:r>
-      <w:proofErr w:type="spellStart"/>
-      <w:r>
-        <w:t>tree</w:t>
-      </w:r>
-      <w:proofErr w:type="spellEnd"/>
-      <w:r>
-        <w:t xml:space="preserve"> для индексируемого выражения. При этом на реальных измерениях зависимость может быть шумной: на время влияют состояние буферного кэша, WAL, размещение строк по страницам, выполнение триггеров и точность измерения коротких операций.</w:t>
-      </w:r>
-    </w:p>
-    <w:p>
-      <w:r>
-        <w:t>Отдельно контролировалось число реально обновленных строк и число срабатываний триггера. Это важно, потому что при ошибке в условии UPDATE можно было бы измерить не тот объем работы: например, обновить меньше строк или не выполнить обновление вовсе. В проведенном эксперименте для всех вариантов число обновленных строк совпало с числом срабатываний триггера, что подтверждает корректность измерений.</w:t>
-      </w:r>
-    </w:p>
-    <w:p>
-      <w:r>
-        <w:t>Таким образом, эксперимент показывает, что UPDATE чувствителен к наличию дополнительных индексов. Даже если поиск обновляемых строк выполняется одинаково, обслуживание индексных структур увеличивает стоимость операции. Наибольшие накладные расходы возникают у индексов, требующих вычисления выражения или функции. Контроль через триггер подтвердил, что во всех сериях измерялось обновление одинакового количества строк.</w:t>
-      </w:r>
-    </w:p>
-    <w:p/>
-    <w:p>
-      <w:pPr>
-        <w:pStyle w:val="21"/>
-      </w:pPr>
-      <w:bookmarkStart w:id="13" w:name="_Toc228777644"/>
-      <w:r>
-        <w:t>Расширенные эксперименты на 10–50 000 000 строк</w:t>
-      </w:r>
-      <w:bookmarkEnd w:id="13"/>
-    </w:p>
-    <w:p>
-      <w:r>
-        <w:t>Для усиления результатов был выполнен расширенный возобновляемый прогон на размерах 10, 100, 1 000, 10 000, 100 000, 1 000 000, 25 000 000 и 50 000 000 строк. Для SELECT сравнивались варианты без индекса и с B-</w:t>
-      </w:r>
-      <w:proofErr w:type="spellStart"/>
-      <w:r>
-        <w:t>tree</w:t>
-      </w:r>
-      <w:proofErr w:type="spellEnd"/>
-      <w:r>
         <w:t xml:space="preserve"> индексом. Для INSERT и UPDATE сравнивались пять типов индексации</w:t>
       </w:r>
       <w:r>
@@ -16864,17 +16369,13 @@
         <w:pStyle w:val="ab"/>
       </w:pPr>
       <w:r>
-        <w:lastRenderedPageBreak/>
         <w:t>Листинг 1</w:t>
       </w:r>
       <w:r>
         <w:t>2</w:t>
       </w:r>
       <w:r>
-        <w:t xml:space="preserve"> – </w:t>
-      </w:r>
-      <w:r>
-        <w:t>Наборы размеров таблиц для расширенного и уплотненного прогонов</w:t>
+        <w:t xml:space="preserve"> – Наборы размеров таблиц для расширенного и уплотненного прогонов</w:t>
       </w:r>
     </w:p>
     <w:tbl>
@@ -16921,6 +16422,7 @@
               </w:rPr>
               <w:t xml:space="preserve"> </w:t>
             </w:r>
+            <w:proofErr w:type="gramStart"/>
             <w:r>
               <w:t>unnest</w:t>
             </w:r>
@@ -16930,6 +16432,7 @@
               </w:rPr>
               <w:t>(</w:t>
             </w:r>
+            <w:proofErr w:type="gramEnd"/>
             <w:r>
               <w:t>ARRAY</w:t>
             </w:r>
@@ -16943,70 +16446,118 @@
           <w:p>
             <w:pPr>
               <w:pStyle w:val="ac"/>
-            </w:pPr>
-            <w:r>
               <w:rPr>
                 <w:lang w:val="ru-RU"/>
               </w:rPr>
+            </w:pPr>
+            <w:r>
+              <w:rPr>
+                <w:lang w:val="ru-RU"/>
+              </w:rPr>
               <w:t xml:space="preserve">    </w:t>
             </w:r>
             <w:r>
+              <w:rPr>
+                <w:lang w:val="ru-RU"/>
+              </w:rPr>
               <w:t>10,</w:t>
             </w:r>
           </w:p>
           <w:p>
             <w:pPr>
               <w:pStyle w:val="ac"/>
-            </w:pPr>
-            <w:r>
+              <w:rPr>
+                <w:lang w:val="ru-RU"/>
+              </w:rPr>
+            </w:pPr>
+            <w:r>
+              <w:rPr>
+                <w:lang w:val="ru-RU"/>
+              </w:rPr>
               <w:t xml:space="preserve">    100,</w:t>
             </w:r>
           </w:p>
           <w:p>
             <w:pPr>
               <w:pStyle w:val="ac"/>
-            </w:pPr>
-            <w:r>
+              <w:rPr>
+                <w:lang w:val="ru-RU"/>
+              </w:rPr>
+            </w:pPr>
+            <w:r>
+              <w:rPr>
+                <w:lang w:val="ru-RU"/>
+              </w:rPr>
               <w:t xml:space="preserve">    1000,</w:t>
             </w:r>
           </w:p>
           <w:p>
             <w:pPr>
               <w:pStyle w:val="ac"/>
-            </w:pPr>
-            <w:r>
+              <w:rPr>
+                <w:lang w:val="ru-RU"/>
+              </w:rPr>
+            </w:pPr>
+            <w:r>
+              <w:rPr>
+                <w:lang w:val="ru-RU"/>
+              </w:rPr>
               <w:t xml:space="preserve">    10000,</w:t>
             </w:r>
           </w:p>
           <w:p>
             <w:pPr>
               <w:pStyle w:val="ac"/>
-            </w:pPr>
-            <w:r>
+              <w:rPr>
+                <w:lang w:val="ru-RU"/>
+              </w:rPr>
+            </w:pPr>
+            <w:r>
+              <w:rPr>
+                <w:lang w:val="ru-RU"/>
+              </w:rPr>
               <w:t xml:space="preserve">    100000,</w:t>
             </w:r>
           </w:p>
           <w:p>
             <w:pPr>
               <w:pStyle w:val="ac"/>
-            </w:pPr>
-            <w:r>
+              <w:rPr>
+                <w:lang w:val="ru-RU"/>
+              </w:rPr>
+            </w:pPr>
+            <w:r>
+              <w:rPr>
+                <w:lang w:val="ru-RU"/>
+              </w:rPr>
               <w:t xml:space="preserve">    1000000,</w:t>
             </w:r>
           </w:p>
           <w:p>
             <w:pPr>
               <w:pStyle w:val="ac"/>
-            </w:pPr>
-            <w:r>
+              <w:rPr>
+                <w:lang w:val="ru-RU"/>
+              </w:rPr>
+            </w:pPr>
+            <w:r>
+              <w:rPr>
+                <w:lang w:val="ru-RU"/>
+              </w:rPr>
               <w:t xml:space="preserve">    25000000,</w:t>
             </w:r>
           </w:p>
           <w:p>
             <w:pPr>
               <w:pStyle w:val="ac"/>
-            </w:pPr>
-            <w:r>
+              <w:rPr>
+                <w:lang w:val="ru-RU"/>
+              </w:rPr>
+            </w:pPr>
+            <w:r>
+              <w:rPr>
+                <w:lang w:val="ru-RU"/>
+              </w:rPr>
               <w:t xml:space="preserve">    50000000</w:t>
             </w:r>
           </w:p>
@@ -17086,7 +16637,15 @@
               <w:pStyle w:val="ac"/>
             </w:pPr>
             <w:r>
-              <w:t>SELECT unnest(ARRAY[</w:t>
+              <w:t xml:space="preserve">SELECT </w:t>
+            </w:r>
+            <w:proofErr w:type="gramStart"/>
+            <w:r>
+              <w:t>unnest(</w:t>
+            </w:r>
+            <w:proofErr w:type="gramEnd"/>
+            <w:r>
+              <w:t>ARRAY[</w:t>
             </w:r>
           </w:p>
           <w:p>
@@ -17230,6 +16789,7 @@
     </w:tbl>
     <w:p>
       <w:r>
+        <w:lastRenderedPageBreak/>
         <w:t>Расширенный прогон использовался для проверки поведения на больших объемах данных до 50 000 000 строк. Уплотненный прогон применялся для построения более детальных графиков и подбора эмпирических зависимостей на диапазоне до 1 000 000 строк.</w:t>
       </w:r>
     </w:p>
@@ -17642,9 +17202,8 @@
         <w:rPr>
           <w:noProof/>
         </w:rPr>
-        <w:lastRenderedPageBreak/>
         <w:drawing>
-          <wp:inline distT="0" distB="0" distL="0" distR="0" wp14:anchorId="72D79DE1" wp14:editId="54D0A55E">
+          <wp:inline distT="0" distB="0" distL="0" distR="0" wp14:anchorId="2F28AE70" wp14:editId="46B8BB01">
             <wp:extent cx="5580000" cy="2790000"/>
             <wp:effectExtent l="0" t="0" r="0" b="0"/>
             <wp:docPr id="21" name="Picture 21"/>
@@ -17702,8 +17261,9 @@
         <w:rPr>
           <w:noProof/>
         </w:rPr>
+        <w:lastRenderedPageBreak/>
         <w:drawing>
-          <wp:inline distT="0" distB="0" distL="0" distR="0" wp14:anchorId="6364DEE3" wp14:editId="2FC79F34">
+          <wp:inline distT="0" distB="0" distL="0" distR="0" wp14:anchorId="37EAF7AC" wp14:editId="4C2C40F3">
             <wp:extent cx="5580000" cy="2790000"/>
             <wp:effectExtent l="0" t="0" r="0" b="0"/>
             <wp:docPr id="22" name="Picture 22"/>
@@ -18218,7 +17778,6 @@
             </w:pPr>
             <w:proofErr w:type="spellStart"/>
             <w:r>
-              <w:lastRenderedPageBreak/>
               <w:t>update_expression_index</w:t>
             </w:r>
             <w:proofErr w:type="spellEnd"/>
@@ -18441,6 +18000,7 @@
     </w:p>
     <w:p>
       <w:r>
+        <w:lastRenderedPageBreak/>
         <w:t xml:space="preserve">На рисунках 21–22 видно, что размер </w:t>
       </w:r>
       <w:proofErr w:type="spellStart"/>
@@ -18515,35 +18075,38 @@
       </w:r>
       <w:proofErr w:type="spellEnd"/>
       <w:r>
-        <w:t xml:space="preserve">. Такой </w:t>
-      </w:r>
-      <w:r>
+        <w:t>. Такой результат показывает, что на больших объемах данных последовательное сканирование становится практически неприемлемым для точечного поиска, тогда как индексированный доступ сохраняет малую задержку.</w:t>
+      </w:r>
+    </w:p>
+    <w:p>
+      <w:r>
+        <w:t>Таким образом, расширенные эксперименты подтверждают два основных вывода. Во-первых, на больших таблицах отсутствие индекса приводит к резкому росту времени точечной выборки. Во-вторых, индексирование требует дополнительного дискового пространства, причем размер индекса растет вместе с количеством строк. Следовательно, индекс является компромиссом между скоростью чтения и стоимостью хранения/модификации данных.</w:t>
+      </w:r>
+    </w:p>
+    <w:p/>
+    <w:p>
+      <w:pPr>
+        <w:pStyle w:val="21"/>
+      </w:pPr>
+      <w:bookmarkStart w:id="14" w:name="_Toc228777645"/>
+      <w:r>
+        <w:t>Подбор эмпирических зависимостей</w:t>
+      </w:r>
+      <w:bookmarkEnd w:id="14"/>
+    </w:p>
+    <w:p>
+      <w:r>
+        <w:rPr>
+          <w:rFonts w:eastAsia="Times New Roman"/>
+        </w:rPr>
+        <w:t xml:space="preserve">Для дополнительной интерпретации результатов был выполнен уплотнённый прогон на размерах таблиц 10, 25, 50, 100, 250, 500, 1 000, 2 500, 5 000, 10 000, 25 000, 50 000, 100 000, 250 000 и 500 000 строк. Для SELECT </w:t>
+      </w:r>
+      <w:r>
+        <w:rPr>
+          <w:rFonts w:eastAsia="Times New Roman"/>
+        </w:rPr>
         <w:lastRenderedPageBreak/>
-        <w:t>результат показывает, что на больших объемах данных последовательное сканирование становится практически неприемлемым для точечного поиска, тогда как индексированный доступ сохраняет малую задержку.</w:t>
-      </w:r>
-    </w:p>
-    <w:p>
-      <w:r>
-        <w:t>Таким образом, расширенные эксперименты подтверждают два основных вывода. Во-первых, на больших таблицах отсутствие индекса приводит к резкому росту времени точечной выборки. Во-вторых, индексирование требует дополнительного дискового пространства, причем размер индекса растет вместе с количеством строк. Следовательно, индекс является компромиссом между скоростью чтения и стоимостью хранения/модификации данных.</w:t>
-      </w:r>
-    </w:p>
-    <w:p/>
-    <w:p>
-      <w:pPr>
-        <w:pStyle w:val="21"/>
-      </w:pPr>
-      <w:bookmarkStart w:id="14" w:name="_Toc228777645"/>
-      <w:r>
-        <w:t>Подбор эмпирических зависимостей</w:t>
-      </w:r>
-      <w:bookmarkEnd w:id="14"/>
-    </w:p>
-    <w:p>
-      <w:r>
-        <w:rPr>
-          <w:rFonts w:eastAsia="Times New Roman"/>
-        </w:rPr>
-        <w:t>Для дополнительной интерпретации результатов был выполнен уплотнённый прогон на размерах таблиц 10, 25, 50, 100, 250, 500, 1 000, 2 500, 5 000, 10 000, 25 000, 50 000, 100 000, 250 000 и 500 000 строк. Для SELECT измерялось 180 серий, для INSERT — 375 серий, для UPDATE — 375 серий. Контрольные проверки показали, что SELECT находил ожидаемое число строк, INSERT вставлял ожидаемый пакет строк, а UPDATE изменял ожидаемый пакет строк и сопровождался срабатыванием триггера для каждой обновлённой строки.</w:t>
+        <w:t>измерялось 180 серий, для INSERT — 375 серий, для UPDATE — 375 серий. Контрольные проверки показали, что SELECT находил ожидаемое число строк, INSERT вставлял ожидаемый пакет строк, а UPDATE изменял ожидаемый пакет строк и сопровождался срабатыванием триггера для каждой обновлённой строки.</w:t>
       </w:r>
     </w:p>
     <w:p>
@@ -18680,7 +18243,15 @@
             </w:r>
             <w:proofErr w:type="spellEnd"/>
             <w:r>
-              <w:t>"] &gt;= 50].copy()</w:t>
+              <w:t>"] &gt;= 50</w:t>
+            </w:r>
+            <w:proofErr w:type="gramStart"/>
+            <w:r>
+              <w:t>].copy</w:t>
+            </w:r>
+            <w:proofErr w:type="gramEnd"/>
+            <w:r>
+              <w:t>()</w:t>
             </w:r>
           </w:p>
         </w:tc>
@@ -18688,7 +18259,6 @@
     </w:tbl>
     <w:p>
       <w:r>
-        <w:lastRenderedPageBreak/>
         <w:t xml:space="preserve">Для отчета использовались методически ожидаемые модели: константная, логарифмическая и линейная. Экспоненциальная зависимость рассматривалась на этапе анализа как контрольная альтернатива, но не была выбрана как содержательно объясняющая поведение </w:t>
       </w:r>
       <w:proofErr w:type="spellStart"/>
@@ -19092,6 +18662,7 @@
               <w:pStyle w:val="ad"/>
             </w:pPr>
             <w:r>
+              <w:lastRenderedPageBreak/>
               <w:t>UPDATE с дополнительными индексами</w:t>
             </w:r>
           </w:p>
@@ -19312,11 +18883,11 @@
       </w:r>
       <w:proofErr w:type="spellEnd"/>
       <w:r>
-        <w:t xml:space="preserve">, а каждая индексируемая строка добавляет запись в индекс. Для INSERT и UPDATE с </w:t>
-      </w:r>
-      <w:r>
-        <w:lastRenderedPageBreak/>
-        <w:t>индексами модели следует рассматривать качественно: измеряемые операции выполняются быстро, поэтому на результаты заметно влияют кэш, WAL, состояние страниц и фоновые накладные расходы. Основной содержательный вывод состоит в том, что индексы ускоряют чтение, но увеличивают стоимость модификации данных и занимаемое дисковое пространство.</w:t>
+        <w:t xml:space="preserve">, а каждая индексируемая строка добавляет запись в индекс. Для INSERT и UPDATE с индексами модели следует рассматривать качественно: измеряемые операции выполняются быстро, поэтому на результаты заметно влияют кэш, WAL, состояние страниц и фоновые накладные расходы. Основной содержательный вывод состоит в том, что индексы ускоряют чтение, но увеличивают стоимость модификации данных и занимаемое дисковое </w:t>
+      </w:r>
+      <w:proofErr w:type="gramStart"/>
+      <w:r>
+        <w:t>пространство.</w:t>
       </w:r>
       <w:r>
         <w:rPr>
@@ -19324,6 +18895,7 @@
         </w:rPr>
         <w:t>.</w:t>
       </w:r>
+      <w:proofErr w:type="gramEnd"/>
     </w:p>
     <w:p/>
     <w:p>
@@ -19598,6 +19170,7 @@
               <w:pStyle w:val="ad"/>
             </w:pPr>
             <w:r>
+              <w:lastRenderedPageBreak/>
               <w:t>UPDATE</w:t>
             </w:r>
           </w:p>
@@ -20262,14 +19835,7 @@
         <w:rPr>
           <w:rFonts w:eastAsia="Times New Roman"/>
         </w:rPr>
-        <w:t xml:space="preserve">Все ключевые проверки завершились со статусом OK. Дополнительно подтверждены корректность уплотнённого прогона и наличие итогового файла с рекомендуемыми зависимостями для отчёта. Следовательно, экспериментальная </w:t>
-      </w:r>
-      <w:r>
-        <w:rPr>
-          <w:rFonts w:eastAsia="Times New Roman"/>
-        </w:rPr>
-        <w:lastRenderedPageBreak/>
-        <w:t xml:space="preserve">часть работы содержит воспроизводимые SQL-скрипты, </w:t>
+        <w:t xml:space="preserve">Все ключевые проверки завершились со статусом OK. Дополнительно подтверждены корректность уплотнённого прогона и наличие итогового файла с рекомендуемыми зависимостями для отчёта. Следовательно, экспериментальная часть работы содержит воспроизводимые SQL-скрипты, </w:t>
       </w:r>
       <w:proofErr w:type="spellStart"/>
       <w:r>
@@ -20307,15 +19873,15 @@
         </w:rPr>
       </w:pPr>
       <w:bookmarkStart w:id="16" w:name="_Toc224281977"/>
-      <w:bookmarkStart w:id="17" w:name="_Hlk224281988"/>
-      <w:bookmarkStart w:id="18" w:name="_Hlk224283248"/>
-      <w:bookmarkStart w:id="19" w:name="_Toc228777647"/>
+      <w:bookmarkStart w:id="17" w:name="_Toc228777647"/>
+      <w:bookmarkStart w:id="18" w:name="_Hlk224281988"/>
+      <w:bookmarkStart w:id="19" w:name="_Hlk224283248"/>
       <w:r>
         <w:lastRenderedPageBreak/>
         <w:t>Ответы на контрольные вопросы</w:t>
       </w:r>
       <w:bookmarkEnd w:id="16"/>
-      <w:bookmarkEnd w:id="19"/>
+      <w:bookmarkEnd w:id="17"/>
     </w:p>
     <w:p>
       <w:pPr>
@@ -20327,8 +19893,8 @@
         </w:rPr>
       </w:pPr>
       <w:bookmarkStart w:id="20" w:name="_Toc228777648"/>
-      <w:bookmarkEnd w:id="17"/>
       <w:bookmarkEnd w:id="18"/>
+      <w:bookmarkEnd w:id="19"/>
       <w:r>
         <w:t>Как организуется физическое хранение данных в рассматриваемом сервере СУБД</w:t>
       </w:r>
@@ -20860,6 +20426,7 @@
       </w:pPr>
       <w:bookmarkStart w:id="27" w:name="_Toc228777655"/>
       <w:r>
+        <w:lastRenderedPageBreak/>
         <w:t>Какую сложность имеет эта операция в каждом случае и почему</w:t>
       </w:r>
       <w:r>
@@ -20891,9 +20458,14 @@
       </w:r>
       <w:proofErr w:type="spellEnd"/>
       <w:r>
-        <w:t xml:space="preserve"> индекса поиск имеет сложность O(</w:t>
+        <w:t xml:space="preserve"> индекса поиск имеет сложность </w:t>
+      </w:r>
+      <w:proofErr w:type="gramStart"/>
+      <w:r>
+        <w:t>O(</w:t>
       </w:r>
       <w:proofErr w:type="spellStart"/>
+      <w:proofErr w:type="gramEnd"/>
       <w:r>
         <w:t>log</w:t>
       </w:r>
@@ -21035,7 +20607,15 @@
       </w:r>
       <w:proofErr w:type="spellEnd"/>
       <w:r>
-        <w:t>-таблицы без индексов вставка одной строки близка к O(1) относительно количества строк. Для таблицы с B-</w:t>
+        <w:t xml:space="preserve">-таблицы без индексов вставка одной строки близка к </w:t>
+      </w:r>
+      <w:proofErr w:type="gramStart"/>
+      <w:r>
+        <w:t>O(</w:t>
+      </w:r>
+      <w:proofErr w:type="gramEnd"/>
+      <w:r>
+        <w:t>1) относительно количества строк. Для таблицы с B-</w:t>
       </w:r>
       <w:proofErr w:type="spellStart"/>
       <w:r>
@@ -21043,9 +20623,14 @@
       </w:r>
       <w:proofErr w:type="spellEnd"/>
       <w:r>
-        <w:t xml:space="preserve"> индексами стоимость включает обновление индексов, что добавляет O(</w:t>
+        <w:t xml:space="preserve"> индексами стоимость включает обновление индексов, что добавляет </w:t>
+      </w:r>
+      <w:proofErr w:type="gramStart"/>
+      <w:r>
+        <w:t>O(</w:t>
       </w:r>
       <w:proofErr w:type="spellStart"/>
+      <w:proofErr w:type="gramEnd"/>
       <w:r>
         <w:t>log</w:t>
       </w:r>
@@ -21111,11 +20696,11 @@
         </w:rPr>
       </w:pPr>
       <w:r>
-        <w:t xml:space="preserve">UPDATE включает поиск строки и создание новой версии строки. Если поиск выполняется без индекса, время растет с размером таблицы. Если поиск </w:t>
+        <w:t xml:space="preserve">UPDATE включает поиск строки и создание новой версии строки. Если поиск выполняется без индекса, время растет с размером таблицы. Если поиск выполняется по индексу, стоимость поиска существенно ниже. При изменении </w:t>
       </w:r>
       <w:r>
         <w:lastRenderedPageBreak/>
-        <w:t>выполняется по индексу, стоимость поиска существенно ниже. При изменении индексируемых полей добавляется стоимость обновления соответствующих индексных структур</w:t>
+        <w:t>индексируемых полей добавляется стоимость обновления соответствующих индексных структур</w:t>
       </w:r>
       <w:r>
         <w:rPr>
@@ -21247,9 +20832,14 @@
       </w:r>
       <w:proofErr w:type="spellEnd"/>
       <w:r>
-        <w:t xml:space="preserve"> индексу — O(</w:t>
+        <w:t xml:space="preserve"> индексу — </w:t>
+      </w:r>
+      <w:proofErr w:type="gramStart"/>
+      <w:r>
+        <w:t>O(</w:t>
       </w:r>
       <w:proofErr w:type="spellStart"/>
+      <w:proofErr w:type="gramEnd"/>
       <w:r>
         <w:t>log</w:t>
       </w:r>
@@ -21634,11 +21224,7 @@
       </w:r>
       <w:proofErr w:type="spellEnd"/>
       <w:r>
-        <w:t xml:space="preserve">-таблиц и индексных структур растут практически линейно. Для INSERT и UPDATE наличие индексов увеличивает </w:t>
-      </w:r>
-      <w:r>
-        <w:lastRenderedPageBreak/>
-        <w:t>стоимость модификации данных за счёт обслуживания дополнительных индексных структур</w:t>
+        <w:t>-таблиц и индексных структур растут практически линейно. Для INSERT и UPDATE наличие индексов увеличивает стоимость модификации данных за счёт обслуживания дополнительных индексных структур</w:t>
       </w:r>
       <w:r>
         <w:t>.</w:t>
@@ -21663,7 +21249,7 @@
         <w:pStyle w:val="a2"/>
         <w:numPr>
           <w:ilvl w:val="0"/>
-          <w:numId w:val="33"/>
+          <w:numId w:val="29"/>
         </w:numPr>
         <w:ind w:left="0" w:firstLine="851"/>
       </w:pPr>
@@ -21681,7 +21267,15 @@
       </w:r>
       <w:proofErr w:type="spellEnd"/>
       <w:r>
-        <w:t xml:space="preserve"> [и др.]. — Санкт-Петербург : ПОЛИТЕХ-ПРЕСС, 2023. — 182 с</w:t>
+        <w:t xml:space="preserve"> [и др.]. — Санкт-</w:t>
+      </w:r>
+      <w:proofErr w:type="gramStart"/>
+      <w:r>
+        <w:t>Петербург :</w:t>
+      </w:r>
+      <w:proofErr w:type="gramEnd"/>
+      <w:r>
+        <w:t xml:space="preserve"> ПОЛИТЕХ-ПРЕСС, 2023. — 182 с</w:t>
       </w:r>
       <w:r>
         <w:t>.</w:t>
@@ -21692,7 +21286,7 @@
         <w:pStyle w:val="a2"/>
         <w:numPr>
           <w:ilvl w:val="0"/>
-          <w:numId w:val="33"/>
+          <w:numId w:val="29"/>
         </w:numPr>
         <w:ind w:left="0" w:firstLine="851"/>
       </w:pPr>
@@ -21705,7 +21299,15 @@
       </w:r>
       <w:proofErr w:type="spellEnd"/>
       <w:r>
-        <w:t xml:space="preserve"> 15 изнутри / Е. В. Рогов. — Москва : ДМК Пресс, 2023. — 662 с</w:t>
+        <w:t xml:space="preserve"> 15 изнутри / Е. В. Рогов. — </w:t>
+      </w:r>
+      <w:proofErr w:type="gramStart"/>
+      <w:r>
+        <w:t>Москва :</w:t>
+      </w:r>
+      <w:proofErr w:type="gramEnd"/>
+      <w:r>
+        <w:t xml:space="preserve"> ДМК Пресс, 2023. — 662 с</w:t>
       </w:r>
       <w:r>
         <w:t>.</w:t>
@@ -21716,7 +21318,7 @@
         <w:pStyle w:val="a2"/>
         <w:numPr>
           <w:ilvl w:val="0"/>
-          <w:numId w:val="33"/>
+          <w:numId w:val="29"/>
         </w:numPr>
         <w:ind w:left="0" w:firstLine="851"/>
         <w:rPr>
@@ -21753,7 +21355,7 @@
         <w:pStyle w:val="a2"/>
         <w:numPr>
           <w:ilvl w:val="0"/>
-          <w:numId w:val="33"/>
+          <w:numId w:val="29"/>
         </w:numPr>
         <w:ind w:left="0" w:firstLine="851"/>
         <w:rPr>
@@ -21796,7 +21398,7 @@
         <w:pStyle w:val="a2"/>
         <w:numPr>
           <w:ilvl w:val="0"/>
-          <w:numId w:val="33"/>
+          <w:numId w:val="29"/>
         </w:numPr>
         <w:ind w:left="0" w:firstLine="851"/>
         <w:rPr>
@@ -21832,6 +21434,13 @@
       <w:pPr>
         <w:spacing w:line="240" w:lineRule="auto"/>
         <w:ind w:firstLine="0"/>
+        <w:rPr>
+          <w:lang w:val="en-US"/>
+        </w:rPr>
+      </w:pPr>
+    </w:p>
+    <w:p>
+      <w:pPr>
         <w:rPr>
           <w:lang w:val="en-US"/>
         </w:rPr>
@@ -21866,7 +21475,6 @@
       </w:r>
     </w:p>
     <w:p/>
-    <w:p/>
   </w:endnote>
   <w:endnote w:type="continuationSeparator" w:id="0">
     <w:p>
@@ -21882,7 +21490,6 @@
         <w:continuationSeparator/>
       </w:r>
     </w:p>
-    <w:p/>
     <w:p/>
   </w:endnote>
 </w:endnotes>
@@ -21955,7 +21562,6 @@
     </w:sdtContent>
   </w:sdt>
   <w:p/>
-  <w:p/>
 </w:ftr>
 </file>
 
@@ -21976,7 +21582,6 @@
       </w:r>
     </w:p>
     <w:p/>
-    <w:p/>
   </w:footnote>
   <w:footnote w:type="continuationSeparator" w:id="0">
     <w:p>
@@ -21992,7 +21597,6 @@
         <w:continuationSeparator/>
       </w:r>
     </w:p>
-    <w:p/>
     <w:p/>
   </w:footnote>
 </w:footnotes>
@@ -22660,7 +22264,7 @@
   <w:abstractNum w:abstractNumId="6" w15:restartNumberingAfterBreak="0">
     <w:nsid w:val="08B068A2"/>
     <w:multiLevelType w:val="multilevel"/>
-    <w:tmpl w:val="4EF806EC"/>
+    <w:tmpl w:val="2AFEC94E"/>
     <w:lvl w:ilvl="0">
       <w:start w:val="1"/>
       <w:numFmt w:val="decimal"/>
@@ -22684,61 +22288,7 @@
         <w:ind w:left="1389" w:hanging="680"/>
       </w:pPr>
       <w:rPr>
-        <w:rFonts w:ascii="Times New Roman" w:hAnsi="Times New Roman" w:cs="Times New Roman"/>
-        <w:b w:val="0"/>
-        <w:bCs w:val="0"/>
-        <w:i w:val="0"/>
-        <w:iCs w:val="0"/>
-        <w:caps w:val="0"/>
-        <w:smallCaps w:val="0"/>
-        <w:strike w:val="0"/>
-        <w:dstrike w:val="0"/>
-        <w:outline w:val="0"/>
-        <w:shadow w:val="0"/>
-        <w:emboss w:val="0"/>
-        <w:imprint w:val="0"/>
-        <w:noProof w:val="0"/>
-        <w:snapToGrid w:val="0"/>
-        <w:vanish w:val="0"/>
-        <w:color w:val="000000"/>
-        <w:spacing w:val="0"/>
-        <w:w w:val="0"/>
-        <w:kern w:val="0"/>
-        <w:position w:val="0"/>
-        <w:sz w:val="0"/>
-        <w:szCs w:val="0"/>
-        <w:u w:val="none" w:color="000000"/>
-        <w:effect w:val="none"/>
-        <w:bdr w:val="none" w:sz="0" w:space="0" w:color="000000"/>
-        <w:shd w:val="clear" w:color="000000" w:fill="000000"/>
-        <w:vertAlign w:val="baseline"/>
-        <w:em w:val="none"/>
-        <w:lang w:val="x-none" w:eastAsia="x-none" w:bidi="x-none"/>
-        <w:specVanish w:val="0"/>
-        <w14:glow w14:rad="0">
-          <w14:srgbClr w14:val="000000"/>
-        </w14:glow>
-        <w14:shadow w14:blurRad="0" w14:dist="0" w14:dir="0" w14:sx="0" w14:sy="0" w14:kx="0" w14:ky="0" w14:algn="none">
-          <w14:srgbClr w14:val="000000"/>
-        </w14:shadow>
-        <w14:reflection w14:blurRad="0" w14:stA="0" w14:stPos="0" w14:endA="0" w14:endPos="0" w14:dist="0" w14:dir="0" w14:fadeDir="0" w14:sx="0" w14:sy="0" w14:kx="0" w14:ky="0" w14:algn="none"/>
-        <w14:textOutline w14:w="0" w14:cap="rnd" w14:cmpd="sng" w14:algn="ctr">
-          <w14:noFill/>
-          <w14:prstDash w14:val="solid"/>
-          <w14:bevel/>
-        </w14:textOutline>
-        <w14:scene3d>
-          <w14:camera w14:prst="orthographicFront"/>
-          <w14:lightRig w14:rig="threePt" w14:dir="t">
-            <w14:rot w14:lat="0" w14:lon="0" w14:rev="0"/>
-          </w14:lightRig>
-        </w14:scene3d>
-        <w14:props3d w14:extrusionH="0" w14:contourW="0" w14:prstMaterial="none"/>
-        <w14:ligatures w14:val="none"/>
-        <w14:numForm w14:val="default"/>
-        <w14:numSpacing w14:val="default"/>
-        <w14:stylisticSets/>
-        <w14:cntxtAlts w14:val="0"/>
+        <w:rFonts w:hint="default"/>
       </w:rPr>
     </w:lvl>
     <w:lvl w:ilvl="2">
@@ -25029,9 +24579,6 @@
     <w:lvlOverride w:ilvl="8">
       <w:startOverride w:val="1"/>
     </w:lvlOverride>
-  </w:num>
-  <w:num w:numId="43">
-    <w:abstractNumId w:val="6"/>
   </w:num>
   <w:numIdMacAtCleanup w:val="12"/>
 </w:numbering>
@@ -25434,7 +24981,7 @@
   <w:style w:type="paragraph" w:default="1" w:styleId="a4">
     <w:name w:val="Normal"/>
     <w:qFormat/>
-    <w:rsid w:val="00C928DC"/>
+    <w:rsid w:val="00FA7108"/>
     <w:pPr>
       <w:spacing w:line="360" w:lineRule="auto"/>
       <w:ind w:firstLine="851"/>
@@ -25479,7 +25026,7 @@
     <w:link w:val="23"/>
     <w:uiPriority w:val="1"/>
     <w:qFormat/>
-    <w:rsid w:val="00FC60DC"/>
+    <w:rsid w:val="00BE19C9"/>
     <w:pPr>
       <w:keepNext/>
       <w:numPr>
@@ -25489,7 +25036,7 @@
       <w:tabs>
         <w:tab w:val="left" w:pos="810"/>
       </w:tabs>
-      <w:ind w:left="0" w:firstLine="864"/>
+      <w:ind w:left="0" w:firstLine="851"/>
       <w:outlineLvl w:val="1"/>
     </w:pPr>
     <w:rPr>
@@ -25679,6 +25226,7 @@
   <w:style w:type="character" w:default="1" w:styleId="a5">
     <w:name w:val="Default Paragraph Font"/>
     <w:uiPriority w:val="1"/>
+    <w:semiHidden/>
     <w:unhideWhenUsed/>
   </w:style>
   <w:style w:type="table" w:default="1" w:styleId="a6">
@@ -25708,7 +25256,6 @@
     <w:next w:val="a4"/>
     <w:link w:val="a9"/>
     <w:uiPriority w:val="99"/>
-    <w:semiHidden/>
     <w:locked/>
     <w:rsid w:val="0093477C"/>
     <w:pPr>
@@ -25771,7 +25318,6 @@
     <w:basedOn w:val="a5"/>
     <w:link w:val="a8"/>
     <w:uiPriority w:val="99"/>
-    <w:semiHidden/>
     <w:rsid w:val="0093477C"/>
     <w:rPr>
       <w:rFonts w:asciiTheme="majorHAnsi" w:eastAsiaTheme="majorEastAsia" w:hAnsiTheme="majorHAnsi" w:cstheme="majorBidi"/>
@@ -25836,7 +25382,7 @@
     <w:basedOn w:val="a5"/>
     <w:link w:val="21"/>
     <w:uiPriority w:val="1"/>
-    <w:rsid w:val="00FC60DC"/>
+    <w:rsid w:val="00BE19C9"/>
     <w:rPr>
       <w:rFonts w:ascii="Times New Roman" w:eastAsia="Times New Roman" w:hAnsi="Times New Roman" w:cs="Times New Roman"/>
       <w:b/>
@@ -25988,7 +25534,6 @@
     <w:name w:val="Intense Reference"/>
     <w:basedOn w:val="a5"/>
     <w:uiPriority w:val="32"/>
-    <w:semiHidden/>
     <w:locked/>
     <w:rsid w:val="005E4F2A"/>
     <w:rPr>
@@ -26080,7 +25625,6 @@
     <w:name w:val="Book Title"/>
     <w:basedOn w:val="a5"/>
     <w:uiPriority w:val="33"/>
-    <w:semiHidden/>
     <w:locked/>
     <w:rsid w:val="00F67AC2"/>
     <w:rPr>
@@ -26094,7 +25638,6 @@
     <w:name w:val="Subtle Reference"/>
     <w:basedOn w:val="a5"/>
     <w:uiPriority w:val="31"/>
-    <w:semiHidden/>
     <w:locked/>
     <w:rsid w:val="004B37E8"/>
     <w:rPr>
